--- a/Fase 2/Evidencias Proyecto/Evidencias de documentación/3. Análisis y diseño/SITRAFO_CU-01_Modelo_de_Casos_de_Uso.docx
+++ b/Fase 2/Evidencias Proyecto/Evidencias de documentación/3. Análisis y diseño/SITRAFO_CU-01_Modelo_de_Casos_de_Uso.docx
@@ -94,7 +94,7 @@
           <w:sz w:val="26"/>
           <w:szCs w:val="26"/>
         </w:rPr>
-        <w:t xml:space="preserve">CU-01  ·  Versión 2.0</w:t>
+        <w:t xml:space="preserve">CU-01  ·  Versión 2.2</w:t>
       </w:r>
     </w:p>
     <w:tbl>
@@ -362,7 +362,7 @@
                 <w:sz w:val="20"/>
                 <w:szCs w:val="20"/>
               </w:rPr>
-              <w:t xml:space="preserve">ERS-01; Épicas e Historias de Usuario; MER-01 v2.0</w:t>
+              <w:t xml:space="preserve">ERS-01; Épicas e Historias de Usuario; MER-01 v2.1</w:t>
             </w:r>
           </w:p>
         </w:tc>
@@ -425,7 +425,7 @@
                 <w:sz w:val="20"/>
                 <w:szCs w:val="20"/>
               </w:rPr>
-              <w:t xml:space="preserve">81 en 10 paquetes (10 nuevos)</w:t>
+              <w:t xml:space="preserve">84 en 10 paquetes (13 nuevos)</w:t>
             </w:r>
           </w:p>
         </w:tc>
@@ -866,7 +866,7 @@
                 <w:sz w:val="20"/>
                 <w:szCs w:val="20"/>
               </w:rPr>
-              <w:t xml:space="preserve">9 de octubre de 2026</w:t>
+              <w:t xml:space="preserve">10 de octubre de 2026</w:t>
             </w:r>
           </w:p>
         </w:tc>
@@ -923,7 +923,7 @@
         <w:jc w:val="both"/>
       </w:pPr>
       <w:r>
-        <w:t xml:space="preserve">El presente documento es el modelo de casos de uso de SITRAFO, actualizado al sistema implementado en la Fase 2. La versión 1.0 se elaboró en la Fase 1 a partir de la ERS-01, antes del desarrollo; esta versión 2.0 se obtuvo revisando el código del repositorio —servicios, vistas de la API y de la web, paneles de la aplicación de escritorio y matriz de permisos— para que cada caso de uso describa lo que el sistema efectivamente hace, quién lo hace y en qué pantalla.</w:t>
+        <w:t xml:space="preserve">El presente documento es el modelo de casos de uso de SITRAFO, actualizado al sistema implementado en la Fase 2. La versión 1.0 se elaboró en la Fase 1 a partir de la ERS-01, antes del desarrollo; las versiones 2.x se obtuvieron revisando el código del repositorio —servicios, vistas de la API y de la web, paneles de la aplicación de escritorio y matriz de permisos— para que cada caso de uso describa lo que el sistema efectivamente hace, quién lo hace y en qué pantalla.</w:t>
       </w:r>
     </w:p>
     <w:p>
@@ -932,7 +932,7 @@
         <w:jc w:val="both"/>
       </w:pPr>
       <w:r>
-        <w:t xml:space="preserve">El modelo comprende 81 casos de uso en diez paquetes: los 71 de la versión 1.0, con su redacción corregida, y 10 casos nuevos que corresponden a funcionalidades construidas que no estaban modeladas. Cada caso indica su estado de implementación.</w:t>
+        <w:t xml:space="preserve">El modelo comprende 84 casos de uso en diez paquetes: los 71 de la versión 1.0, con su redacción corregida, y 13 casos nuevos que corresponden a funcionalidades construidas que no estaban modeladas. Cada caso indica su estado de implementación.</w:t>
       </w:r>
     </w:p>
     <w:p>
@@ -979,7 +979,7 @@
         <w:spacing w:after="60"/>
       </w:pPr>
       <w:r>
-        <w:t xml:space="preserve">Diez casos nuevos: devolución de una cotización al autor, nueva versión, reenvío y descarga en PDF, registro de la entrega, ciclo de fabricación con paso a calidad, devolución de material, registro de clientes, y el paquete 10 de reportes, integraciones y tareas programadas.</w:t>
+        <w:t xml:space="preserve">Casos nuevos (13): devolución de una cotización al autor, nueva versión, reenvío y descarga en PDF, registro de la entrega, ciclo de fabricación con paso a calidad, aprobación del control que libera la orden, devolución de material, registro de clientes, y el paquete 10 de reportes, integraciones, bandeja de pendientes, avisos entre roles y tareas programadas.</w:t>
       </w:r>
     </w:p>
     <w:p>
@@ -992,7 +992,7 @@
         <w:spacing w:after="60"/>
       </w:pPr>
       <w:r>
-        <w:t xml:space="preserve">Los diez casos con especificación detallada se reescribieron con los pasos, alternativas y excepciones que implementa el código.</w:t>
+        <w:t xml:space="preserve">Los casos con especificación detallada se reescribieron con los pasos, alternativas y excepciones que implementa el código.</w:t>
       </w:r>
     </w:p>
     <w:p>
@@ -1005,7 +1005,7 @@
         <w:spacing w:after="60"/>
       </w:pPr>
       <w:r>
-        <w:t xml:space="preserve">Se identifican los casos implementados de forma parcial y las mejoras pendientes (sección 7).</w:t>
+        <w:t xml:space="preserve">Se registran las mejoras pendientes detectadas en la revisión y su corrección (sección 7).</w:t>
       </w:r>
     </w:p>
     <w:p>
@@ -1265,7 +1265,7 @@
                 <w:sz w:val="20"/>
                 <w:szCs w:val="20"/>
               </w:rPr>
-              <w:t xml:space="preserve">MER-01 v2.0</w:t>
+              <w:t xml:space="preserve">MER-01 v2.1</w:t>
             </w:r>
           </w:p>
         </w:tc>
@@ -2645,7 +2645,7 @@
                 <w:sz w:val="18"/>
                 <w:szCs w:val="18"/>
               </w:rPr>
-              <w:t xml:space="preserve">Protocolos, ejecución de ensayos y cierre de no conformidades.</w:t>
+              <w:t xml:space="preserve">Protocolos, ejecución de ensayos, cierre de no conformidades y aprobación del control que libera la orden.</w:t>
             </w:r>
           </w:p>
         </w:tc>
@@ -3008,7 +3008,7 @@
                 <w:sz w:val="18"/>
                 <w:szCs w:val="18"/>
               </w:rPr>
-              <w:t xml:space="preserve">Ejecuta lo automático: permisos, costeo, plazos, órdenes de compra y de trabajo, cobros, conciliación, no conformidades, movimientos de stock, auditoría y tareas diarias.</w:t>
+              <w:t xml:space="preserve">Ejecuta lo automático: permisos, costeo, plazos, órdenes de compra y de trabajo, cobros, conciliación, no conformidades, movimientos de stock, auditoría, avisos entre roles y tareas diarias.</w:t>
             </w:r>
           </w:p>
         </w:tc>
@@ -3146,7 +3146,7 @@
         <w:jc w:val="both"/>
       </w:pPr>
       <w:r>
-        <w:t xml:space="preserve">Usuario interno es el actor abstracto del que heredan los seis roles internos. Cada rol ve en el escritorio sólo los paneles que su matriz de permisos habilita, y el Administrador puede ajustar esa matriz (CU-SEG-03).</w:t>
+        <w:t xml:space="preserve">Usuario interno es el actor abstracto del que heredan los seis roles internos. Cada rol ve en el escritorio sólo los paneles que su matriz de permisos habilita, y el Administrador puede ajustar esa matriz (CU-SEG-03). Al ingresar, cada usuario ve en Inicio su bandeja de pendientes (CU-REP-04).</w:t>
       </w:r>
     </w:p>
     <w:p>
@@ -3747,7 +3747,7 @@
                 <w:sz w:val="18"/>
                 <w:szCs w:val="18"/>
               </w:rPr>
-              <w:t xml:space="preserve">4</w:t>
+              <w:t xml:space="preserve">6</w:t>
             </w:r>
           </w:p>
         </w:tc>
@@ -3776,7 +3776,7 @@
                 <w:sz w:val="18"/>
                 <w:szCs w:val="18"/>
               </w:rPr>
-              <w:t xml:space="preserve">2</w:t>
+              <w:t xml:space="preserve">0</w:t>
             </w:r>
           </w:p>
         </w:tc>
@@ -3955,7 +3955,7 @@
                 <w:sz w:val="18"/>
                 <w:szCs w:val="18"/>
               </w:rPr>
-              <w:t xml:space="preserve">3</w:t>
+              <w:t xml:space="preserve">5</w:t>
             </w:r>
           </w:p>
         </w:tc>
@@ -3984,7 +3984,7 @@
                 <w:sz w:val="18"/>
                 <w:szCs w:val="18"/>
               </w:rPr>
-              <w:t xml:space="preserve">2</w:t>
+              <w:t xml:space="preserve">0</w:t>
             </w:r>
           </w:p>
         </w:tc>
@@ -4579,7 +4579,7 @@
                 <w:sz w:val="18"/>
                 <w:szCs w:val="18"/>
               </w:rPr>
-              <w:t xml:space="preserve">4</w:t>
+              <w:t xml:space="preserve">5</w:t>
             </w:r>
           </w:p>
         </w:tc>
@@ -4608,7 +4608,7 @@
                 <w:sz w:val="18"/>
                 <w:szCs w:val="18"/>
               </w:rPr>
-              <w:t xml:space="preserve">1</w:t>
+              <w:t xml:space="preserve">0</w:t>
             </w:r>
           </w:p>
         </w:tc>
@@ -4729,7 +4729,7 @@
                 <w:sz w:val="18"/>
                 <w:szCs w:val="18"/>
               </w:rPr>
-              <w:t xml:space="preserve">6</w:t>
+              <w:t xml:space="preserve">7</w:t>
             </w:r>
           </w:p>
         </w:tc>
@@ -4845,7 +4845,7 @@
                 <w:sz w:val="18"/>
                 <w:szCs w:val="18"/>
               </w:rPr>
-              <w:t xml:space="preserve">0</w:t>
+              <w:t xml:space="preserve">1</w:t>
             </w:r>
           </w:p>
         </w:tc>
@@ -5174,7 +5174,7 @@
                 <w:sz w:val="18"/>
                 <w:szCs w:val="18"/>
               </w:rPr>
-              <w:t xml:space="preserve">1</w:t>
+              <w:t xml:space="preserve">2</w:t>
             </w:r>
           </w:p>
         </w:tc>
@@ -5203,7 +5203,7 @@
                 <w:sz w:val="18"/>
                 <w:szCs w:val="18"/>
               </w:rPr>
-              <w:t xml:space="preserve">4</w:t>
+              <w:t xml:space="preserve">5</w:t>
             </w:r>
           </w:p>
         </w:tc>
@@ -5232,7 +5232,7 @@
                 <w:sz w:val="18"/>
                 <w:szCs w:val="18"/>
               </w:rPr>
-              <w:t xml:space="preserve">2</w:t>
+              <w:t xml:space="preserve">0</w:t>
             </w:r>
           </w:p>
         </w:tc>
@@ -5324,7 +5324,7 @@
                 <w:sz w:val="18"/>
                 <w:szCs w:val="18"/>
               </w:rPr>
-              <w:t xml:space="preserve">Reportes, integraciones y tareas programadas</w:t>
+              <w:t xml:space="preserve">Reportes, integraciones, avisos y tareas programadas</w:t>
             </w:r>
           </w:p>
         </w:tc>
@@ -5353,7 +5353,7 @@
                 <w:sz w:val="18"/>
                 <w:szCs w:val="18"/>
               </w:rPr>
-              <w:t xml:space="preserve">3</w:t>
+              <w:t xml:space="preserve">5</w:t>
             </w:r>
           </w:p>
         </w:tc>
@@ -5469,7 +5469,7 @@
                 <w:sz w:val="18"/>
                 <w:szCs w:val="18"/>
               </w:rPr>
-              <w:t xml:space="preserve">3</w:t>
+              <w:t xml:space="preserve">5</w:t>
             </w:r>
           </w:p>
         </w:tc>
@@ -5561,7 +5561,7 @@
                 <w:sz w:val="18"/>
                 <w:szCs w:val="18"/>
               </w:rPr>
-              <w:t xml:space="preserve">81</w:t>
+              <w:t xml:space="preserve">84</w:t>
             </w:r>
           </w:p>
         </w:tc>
@@ -5590,7 +5590,7 @@
                 <w:sz w:val="18"/>
                 <w:szCs w:val="18"/>
               </w:rPr>
-              <w:t xml:space="preserve">18</w:t>
+              <w:t xml:space="preserve">19</w:t>
             </w:r>
           </w:p>
         </w:tc>
@@ -5619,7 +5619,7 @@
                 <w:sz w:val="18"/>
                 <w:szCs w:val="18"/>
               </w:rPr>
-              <w:t xml:space="preserve">46</w:t>
+              <w:t xml:space="preserve">52</w:t>
             </w:r>
           </w:p>
         </w:tc>
@@ -5648,7 +5648,7 @@
                 <w:sz w:val="18"/>
                 <w:szCs w:val="18"/>
               </w:rPr>
-              <w:t xml:space="preserve">7</w:t>
+              <w:t xml:space="preserve">0</w:t>
             </w:r>
           </w:p>
         </w:tc>
@@ -5677,7 +5677,7 @@
                 <w:sz w:val="18"/>
                 <w:szCs w:val="18"/>
               </w:rPr>
-              <w:t xml:space="preserve">10</w:t>
+              <w:t xml:space="preserve">13</w:t>
             </w:r>
           </w:p>
         </w:tc>
@@ -5694,7 +5694,7 @@
         <w:jc w:val="both"/>
       </w:pPr>
       <w:r>
-        <w:t xml:space="preserve">Ningún caso de uso de la versión 1.0 quedó sin implementar. Los 46 casos con cambios reflejan sobre todo la automatización del flujo y ajustes de redacción a la interfaz real; los parciales se concentran en mantenedores secundarios.</w:t>
+        <w:t xml:space="preserve">Ningún caso de uso de la versión 1.0 quedó sin implementar. Los 52 casos con cambios reflejan sobre todo la automatización del flujo y ajustes de redacción a la interfaz real. No quedan casos implementados de forma parcial: los siete que lo estaban en la versión 2.1 se completaron en la versión 2.2 del sistema.</w:t>
       </w:r>
     </w:p>
     <w:p>
@@ -7926,7 +7926,7 @@
                 <w:sz w:val="18"/>
                 <w:szCs w:val="18"/>
               </w:rPr>
-              <w:t xml:space="preserve">Escritorio: Clientes → Ficha e historial</w:t>
+              <w:t xml:space="preserve">Escritorio: Clientes → Ficha e historial → Contactos</w:t>
             </w:r>
           </w:p>
         </w:tc>
@@ -7955,7 +7955,7 @@
                 <w:sz w:val="18"/>
                 <w:szCs w:val="18"/>
               </w:rPr>
-              <w:t xml:space="preserve">Parcial</w:t>
+              <w:t xml:space="preserve">Con cambios</w:t>
             </w:r>
           </w:p>
         </w:tc>
@@ -8821,7 +8821,7 @@
                 <w:sz w:val="18"/>
                 <w:szCs w:val="18"/>
               </w:rPr>
-              <w:t xml:space="preserve">Web: /perfil/</w:t>
+              <w:t xml:space="preserve">Web: /perfil/ (Editar datos, Cambiar contraseña)</w:t>
             </w:r>
           </w:p>
         </w:tc>
@@ -8850,7 +8850,7 @@
                 <w:sz w:val="18"/>
                 <w:szCs w:val="18"/>
               </w:rPr>
-              <w:t xml:space="preserve">Parcial</w:t>
+              <w:t xml:space="preserve">Con cambios</w:t>
             </w:r>
           </w:p>
         </w:tc>
@@ -8935,7 +8935,7 @@
         <w:spacing w:after="60"/>
       </w:pPr>
       <w:r>
-        <w:t xml:space="preserve">En el escritorio los contactos y las direcciones sólo se agregan; la edición y eliminación están disponibles en la API pero no en pantalla.</w:t>
+        <w:t xml:space="preserve">En el escritorio los contactos y las direcciones se agregan, editan y eliminan. Hay un solo contacto principal por cliente, que es quien recibe los correos; una dirección usada en una solicitud no se elimina.</w:t>
       </w:r>
     </w:p>
     <w:p>
@@ -8948,7 +8948,7 @@
         <w:spacing w:after="60"/>
       </w:pPr>
       <w:r>
-        <w:t xml:space="preserve">En la web el cliente agrega, edita y elimina sus direcciones, pero sus datos de empresa son de solo lectura.</w:t>
+        <w:t xml:space="preserve">En la web el cliente agrega, edita y elimina sus direcciones, edita la razón social, el nombre de fantasía, el giro y el correo de su cuenta, y cambia su contraseña. El RUT y el tipo de persona no se modifican.</w:t>
       </w:r>
     </w:p>
     <w:p>
@@ -9352,7 +9352,7 @@
                 <w:sz w:val="18"/>
                 <w:szCs w:val="18"/>
               </w:rPr>
-              <w:t xml:space="preserve">Escritorio: Catálogo → Nuevo modelo (Nueva familia)</w:t>
+              <w:t xml:space="preserve">Escritorio: Catálogo → Familias</w:t>
             </w:r>
           </w:p>
         </w:tc>
@@ -9381,7 +9381,7 @@
                 <w:sz w:val="18"/>
                 <w:szCs w:val="18"/>
               </w:rPr>
-              <w:t xml:space="preserve">Parcial</w:t>
+              <w:t xml:space="preserve">Con cambios</w:t>
             </w:r>
           </w:p>
         </w:tc>
@@ -9710,7 +9710,7 @@
                 <w:sz w:val="18"/>
                 <w:szCs w:val="18"/>
               </w:rPr>
-              <w:t xml:space="preserve">Escritorio: Catálogo → Editar</w:t>
+              <w:t xml:space="preserve">Escritorio: Catálogo → Editar; Catálogo → Parámetros técnicos</w:t>
             </w:r>
           </w:p>
         </w:tc>
@@ -9739,7 +9739,7 @@
                 <w:sz w:val="18"/>
                 <w:szCs w:val="18"/>
               </w:rPr>
-              <w:t xml:space="preserve">Parcial</w:t>
+              <w:t xml:space="preserve">Con cambios</w:t>
             </w:r>
           </w:p>
         </w:tc>
@@ -10693,7 +10693,7 @@
         <w:spacing w:after="60"/>
       </w:pPr>
       <w:r>
-        <w:t xml:space="preserve">Sólo existen familias de producto; no hay categorías de producto. Las familias se crean desde el diálogo del modelo, pero no se editan ni desactivan en pantalla.</w:t>
+        <w:t xml:space="preserve">Sólo existen familias de producto; no hay categorías de producto (sección 7). Las familias se crean, editan, desactivan y reactivan en Catálogo → Familias; una familia con modelos vigentes no se desactiva.</w:t>
       </w:r>
     </w:p>
     <w:p>
@@ -10706,7 +10706,7 @@
         <w:spacing w:after="60"/>
       </w:pPr>
       <w:r>
-        <w:t xml:space="preserve">En el escritorio se asignan a cada modelo los parámetros técnicos existentes, con valor por defecto y obligatoriedad; crear un parámetro nuevo requiere la API.</w:t>
+        <w:t xml:space="preserve">En Catálogo → Parámetros técnicos el Administrador crea y edita los parámetros: tipo, unidad, obligatoriedad, rango mínimo y máximo, si el valor lo fija el modelo y los valores de las listas. Un parámetro en uso no cambia de tipo ni se elimina, y sus valores se retiran en vez de borrarse.</w:t>
       </w:r>
     </w:p>
     <w:p>
@@ -15090,7 +15090,7 @@
                 <w:sz w:val="18"/>
                 <w:szCs w:val="18"/>
               </w:rPr>
-              <w:t xml:space="preserve">El sistema valida que los campos obligatorios estén completos y que cada valor sea del tipo esperado.</w:t>
+              <w:t xml:space="preserve">El sistema valida que los campos obligatorios estén completos, que cada valor sea del tipo esperado y esté dentro del rango del parámetro, que la potencia coincida con la del modelo de referencia y que las unidades no superen el tope configurado.</w:t>
             </w:r>
           </w:p>
         </w:tc>
@@ -15642,7 +15642,7 @@
                 <w:sz w:val="18"/>
                 <w:szCs w:val="18"/>
               </w:rPr>
-              <w:t xml:space="preserve">Hay campos obligatorios vacíos o con un tipo inválido. El sistema marca cada campo, conserva lo ingresado y no registra la solicitud.</w:t>
+              <w:t xml:space="preserve">Hay campos obligatorios vacíos, con un tipo inválido, fuera de rango (por ejemplo, una tensión de 1.000.000 kV), una potencia distinta de la del modelo elegido o más unidades que el tope (500 por defecto). El sistema marca cada campo con el motivo, conserva lo ingresado y no registra la solicitud.</w:t>
             </w:r>
           </w:p>
         </w:tc>
@@ -15854,7 +15854,7 @@
           <w:sz w:val="19"/>
           <w:szCs w:val="19"/>
         </w:rPr>
-        <w:t xml:space="preserve">No se valida que los valores técnicos estén dentro de un rango (por ejemplo, la tensión): los parámetros no tienen mínimo ni máximo. Es una mejora pendiente (sección 7).</w:t>
+        <w:t xml:space="preserve">Bajo cada campo numérico la web muestra el rango aceptado. La misma validación se aplica a las solicitudes creadas por la API (hallazgos H-01 y H-02 del EVI-01, corregidos).</w:t>
       </w:r>
     </w:p>
     <w:p>
@@ -17672,7 +17672,7 @@
                 <w:sz w:val="18"/>
                 <w:szCs w:val="18"/>
               </w:rPr>
-              <w:t xml:space="preserve">No hay feriados almacenados. El plazo se calcula excluyendo sólo fines de semana (sin advertencia: mejora pendiente).</w:t>
+              <w:t xml:space="preserve">No hay feriados almacenados para todo el período. El plazo se calcula excluyendo sólo fines de semana y el sistema advierte al ejecutivo que verifique la fecha de entrega antes de emitir.</w:t>
             </w:r>
           </w:p>
         </w:tc>
@@ -21816,6 +21816,19 @@
         <w:spacing w:after="60"/>
       </w:pPr>
       <w:r>
+        <w:t xml:space="preserve">Se agrega el estado «Liberada por calidad»: la orden sólo puede cerrarse después de que el inspector aprueba el control (CU-CAL-07).</w:t>
+      </w:r>
+    </w:p>
+    <w:p>
+      <w:pPr>
+        <w:pStyle w:val="ListParagraph"/>
+        <w:numPr>
+          <w:ilvl w:val="0"/>
+          <w:numId w:val="2"/>
+        </w:numPr>
+        <w:spacing w:after="60"/>
+      </w:pPr>
+      <w:r>
         <w:t xml:space="preserve">El costo real y el estimado incluyen el mismo recargo por costos indirectos; el avance se calcula como porcentaje de tareas terminadas.</w:t>
       </w:r>
     </w:p>
@@ -21829,7 +21842,7 @@
         <w:spacing w:after="60"/>
       </w:pPr>
       <w:r>
-        <w:t xml:space="preserve">En el escritorio las horas se registran siempre con la fecha del día; la anulación de un registro existe en la API, pero no tiene botón en pantalla.</w:t>
+        <w:t xml:space="preserve">El Jefe de producción registra horas de hasta 30 días atrás, nunca anteriores al inicio de la fabricación, y anula un registro erróneo con motivo (Órdenes de trabajo → Anular horas); el registro anulado deja de sumar al costo y queda en la bitácora.</w:t>
       </w:r>
     </w:p>
     <w:p>
@@ -26846,6 +26859,69 @@
                 <w:sz w:val="18"/>
                 <w:szCs w:val="18"/>
               </w:rPr>
+              <w:t xml:space="preserve">A2</w:t>
+            </w:r>
+          </w:p>
+        </w:tc>
+        <w:tc>
+          <w:tcPr>
+            <w:tcW w:type="dxa" w:w="8460"/>
+            <w:tcBorders>
+              <w:top w:val="single" w:color="8496B0" w:sz="4"/>
+              <w:left w:val="single" w:color="8496B0" w:sz="4"/>
+              <w:bottom w:val="single" w:color="8496B0" w:sz="4"/>
+              <w:right w:val="single" w:color="8496B0" w:sz="4"/>
+            </w:tcBorders>
+            <w:tcMar>
+              <w:top w:type="dxa" w:w="50"/>
+              <w:left w:type="dxa" w:w="90"/>
+              <w:bottom w:type="dxa" w:w="50"/>
+              <w:right w:type="dxa" w:w="90"/>
+            </w:tcMar>
+          </w:tcPr>
+          <w:p>
+            <w:r>
+              <w:rPr>
+                <w:rFonts w:ascii="Calibri" w:cs="Calibri" w:eastAsia="Calibri" w:hAnsi="Calibri"/>
+                <w:b w:val="false"/>
+                <w:bCs w:val="false"/>
+                <w:sz w:val="18"/>
+                <w:szCs w:val="18"/>
+              </w:rPr>
+              <w:t xml:space="preserve">El Jefe de producción registra un día anterior: elige la fecha trabajada, hasta 30 días atrás y no antes del inicio de la fabricación.</w:t>
+            </w:r>
+          </w:p>
+        </w:tc>
+      </w:tr>
+      <w:tr>
+        <w:trPr>
+          <w:cantSplit/>
+        </w:trPr>
+        <w:tc>
+          <w:tcPr>
+            <w:tcW w:type="dxa" w:w="900"/>
+            <w:tcBorders>
+              <w:top w:val="single" w:color="8496B0" w:sz="4"/>
+              <w:left w:val="single" w:color="8496B0" w:sz="4"/>
+              <w:bottom w:val="single" w:color="8496B0" w:sz="4"/>
+              <w:right w:val="single" w:color="8496B0" w:sz="4"/>
+            </w:tcBorders>
+            <w:tcMar>
+              <w:top w:type="dxa" w:w="50"/>
+              <w:left w:type="dxa" w:w="90"/>
+              <w:bottom w:type="dxa" w:w="50"/>
+              <w:right w:type="dxa" w:w="90"/>
+            </w:tcMar>
+          </w:tcPr>
+          <w:p>
+            <w:r>
+              <w:rPr>
+                <w:rFonts w:ascii="Calibri" w:cs="Calibri" w:eastAsia="Calibri" w:hAnsi="Calibri"/>
+                <w:b w:val="false"/>
+                <w:bCs w:val="false"/>
+                <w:sz w:val="18"/>
+                <w:szCs w:val="18"/>
+              </w:rPr>
               <w:t xml:space="preserve">A6</w:t>
             </w:r>
           </w:p>
@@ -26875,7 +26951,7 @@
                 <w:sz w:val="18"/>
                 <w:szCs w:val="18"/>
               </w:rPr>
-              <w:t xml:space="preserve">Corrección de un registro. La API permite anularlo con motivo (permiso taller.anular), pero el escritorio todavía no ofrece el botón (sección 7).</w:t>
+              <w:t xml:space="preserve">Corrección de un registro. El Jefe de producción usa «Anular horas», elige el registro e indica el motivo; el registro queda anulado (no se borra), deja de sumar al costo real y queda en la bitácora (permiso taller.anular).</w:t>
             </w:r>
           </w:p>
         </w:tc>
@@ -27151,7 +27227,7 @@
                 <w:sz w:val="18"/>
                 <w:szCs w:val="18"/>
               </w:rPr>
-              <w:t xml:space="preserve">La fecha es futura (sólo posible por la API). El sistema rechaza el registro.</w:t>
+              <w:t xml:space="preserve">La fecha es futura o anterior al inicio de la fabricación. El sistema rechaza el registro.</w:t>
             </w:r>
           </w:p>
         </w:tc>
@@ -27577,7 +27653,7 @@
                 <w:sz w:val="18"/>
                 <w:szCs w:val="18"/>
               </w:rPr>
-              <w:t xml:space="preserve">Escritorio: Órdenes de trabajo → Enviar a calidad / Cerrar la orden</w:t>
+              <w:t xml:space="preserve">Escritorio: Órdenes de trabajo → Cerrar la orden (también desde Inicio → Mis pendientes)</w:t>
             </w:r>
           </w:p>
         </w:tc>
@@ -27796,20 +27872,7 @@
         <w:spacing w:after="60"/>
       </w:pPr>
       <w:r>
-        <w:t xml:space="preserve">La orden de trabajo está En control de calidad (CU-OT-11).</w:t>
-      </w:r>
-    </w:p>
-    <w:p>
-      <w:pPr>
-        <w:pStyle w:val="ListParagraph"/>
-        <w:numPr>
-          <w:ilvl w:val="0"/>
-          <w:numId w:val="2"/>
-        </w:numPr>
-        <w:spacing w:after="60"/>
-      </w:pPr>
-      <w:r>
-        <w:t xml:space="preserve">El inspector registró el control de calidad (CU-CAL-03).</w:t>
+        <w:t xml:space="preserve">La orden de trabajo está Liberada por calidad: el inspector aprobó su control (CU-CAL-07).</w:t>
       </w:r>
     </w:p>
     <w:p>
@@ -28112,7 +28175,7 @@
                 <w:sz w:val="18"/>
                 <w:szCs w:val="18"/>
               </w:rPr>
-              <w:t xml:space="preserve">El sistema verifica que todas las tareas estén terminadas, que exista un control, que cada punto obligatorio tenga su último resultado conforme o su no conformidad cerrada, y que no haya no conformidades abiertas.</w:t>
+              <w:t xml:space="preserve">El sistema verifica que la orden esté liberada por calidad, que todas las tareas estén terminadas, que cada punto obligatorio tenga su último resultado conforme o su no conformidad cerrada, y que no haya no conformidades abiertas.</w:t>
             </w:r>
           </w:p>
         </w:tc>
@@ -28602,6 +28665,69 @@
                 <w:szCs w:val="18"/>
               </w:rPr>
               <w:t xml:space="preserve">Excepción</w:t>
+            </w:r>
+          </w:p>
+        </w:tc>
+      </w:tr>
+      <w:tr>
+        <w:trPr>
+          <w:cantSplit/>
+        </w:trPr>
+        <w:tc>
+          <w:tcPr>
+            <w:tcW w:type="dxa" w:w="900"/>
+            <w:tcBorders>
+              <w:top w:val="single" w:color="8496B0" w:sz="4"/>
+              <w:left w:val="single" w:color="8496B0" w:sz="4"/>
+              <w:bottom w:val="single" w:color="8496B0" w:sz="4"/>
+              <w:right w:val="single" w:color="8496B0" w:sz="4"/>
+            </w:tcBorders>
+            <w:tcMar>
+              <w:top w:type="dxa" w:w="50"/>
+              <w:left w:type="dxa" w:w="90"/>
+              <w:bottom w:type="dxa" w:w="50"/>
+              <w:right w:type="dxa" w:w="90"/>
+            </w:tcMar>
+          </w:tcPr>
+          <w:p>
+            <w:r>
+              <w:rPr>
+                <w:rFonts w:ascii="Calibri" w:cs="Calibri" w:eastAsia="Calibri" w:hAnsi="Calibri"/>
+                <w:b w:val="false"/>
+                <w:bCs w:val="false"/>
+                <w:sz w:val="18"/>
+                <w:szCs w:val="18"/>
+              </w:rPr>
+              <w:t xml:space="preserve">E3</w:t>
+            </w:r>
+          </w:p>
+        </w:tc>
+        <w:tc>
+          <w:tcPr>
+            <w:tcW w:type="dxa" w:w="8460"/>
+            <w:tcBorders>
+              <w:top w:val="single" w:color="8496B0" w:sz="4"/>
+              <w:left w:val="single" w:color="8496B0" w:sz="4"/>
+              <w:bottom w:val="single" w:color="8496B0" w:sz="4"/>
+              <w:right w:val="single" w:color="8496B0" w:sz="4"/>
+            </w:tcBorders>
+            <w:tcMar>
+              <w:top w:type="dxa" w:w="50"/>
+              <w:left w:type="dxa" w:w="90"/>
+              <w:bottom w:type="dxa" w:w="50"/>
+              <w:right w:type="dxa" w:w="90"/>
+            </w:tcMar>
+          </w:tcPr>
+          <w:p>
+            <w:r>
+              <w:rPr>
+                <w:rFonts w:ascii="Calibri" w:cs="Calibri" w:eastAsia="Calibri" w:hAnsi="Calibri"/>
+                <w:b w:val="false"/>
+                <w:bCs w:val="false"/>
+                <w:sz w:val="18"/>
+                <w:szCs w:val="18"/>
+              </w:rPr>
+              <w:t xml:space="preserve">La orden sigue En control de calidad. El sistema impide el cierre e indica que el inspector debe aprobar el control para liberarla.</w:t>
             </w:r>
           </w:p>
         </w:tc>
@@ -29526,7 +29652,7 @@
                 <w:sz w:val="18"/>
                 <w:szCs w:val="18"/>
               </w:rPr>
-              <w:t xml:space="preserve">Parcial</w:t>
+              <w:t xml:space="preserve">Con cambios</w:t>
             </w:r>
           </w:p>
         </w:tc>
@@ -30698,7 +30824,7 @@
         <w:spacing w:after="60"/>
       </w:pPr>
       <w:r>
-        <w:t xml:space="preserve">Las bodegas sólo se crean y listan; no se editan ni desactivan en pantalla.</w:t>
+        <w:t xml:space="preserve">Las bodegas se crean, editan, desactivan y reactivan; una bodega con stock no se desactiva y su código no cambia.</w:t>
       </w:r>
     </w:p>
     <w:p>
@@ -30711,7 +30837,7 @@
         <w:spacing w:after="60"/>
       </w:pPr>
       <w:r>
-        <w:t xml:space="preserve">La alerta de stock mínimo es visual, con un filtro en el panel; no envía correo.</w:t>
+        <w:t xml:space="preserve">La alerta de stock mínimo es visual: un filtro en el panel Inventario y un pendiente en la bandeja del Encargado de bodega (CU-REP-04); no envía correo.</w:t>
       </w:r>
     </w:p>
     <w:p>
@@ -30731,7 +30857,7 @@
       <w:r>
         <w:drawing>
           <wp:inline distT="0" distB="0" distL="0" distR="0">
-            <wp:extent cx="5943600" cy="4305300"/>
+            <wp:extent cx="5695950" cy="4752975"/>
             <wp:effectExtent t="0" r="0" b="0" l="0"/>
             <wp:docPr id="1" name="Figura 7. Diagrama de casos de uso del paquete control de calidad." descr="Figura 7. Diagrama de casos de uso del paquete control de calidad." title="Figura 7. Diagrama de casos de uso del paquete control de calidad."/>
             <wp:cNvGraphicFramePr>
@@ -30756,7 +30882,7 @@
                   <pic:spPr bwMode="auto">
                     <a:xfrm>
                       <a:off x="0" y="0"/>
-                      <a:ext cx="5943600" cy="4305300"/>
+                      <a:ext cx="5695950" cy="4752975"/>
                     </a:xfrm>
                     <a:prstGeom prst="rect">
                       <a:avLst/>
@@ -30791,7 +30917,7 @@
         <w:jc w:val="both"/>
       </w:pPr>
       <w:r>
-        <w:t xml:space="preserve">La conformidad la calcula el sistema comparando el valor medido con el rango del punto de control; el inspector no la decide. Mientras exista una no conformidad abierta, la orden de trabajo no se cierra (RN-12).</w:t>
+        <w:t xml:space="preserve">La conformidad la calcula el sistema comparando el valor medido con el rango del punto de control; el inspector no la decide. Lo que sí decide el inspector es liberar la orden: con todos los ensayos obligatorios conformes aprueba el control (CU-CAL-07), y sólo entonces producción puede cerrarla (RN-12).</w:t>
       </w:r>
     </w:p>
     <w:tbl>
@@ -32069,6 +32195,185 @@
                 <w:szCs w:val="18"/>
               </w:rPr>
               <w:t xml:space="preserve">RF-CAL-05</w:t>
+            </w:r>
+          </w:p>
+        </w:tc>
+      </w:tr>
+      <w:tr>
+        <w:trPr>
+          <w:cantSplit/>
+        </w:trPr>
+        <w:tc>
+          <w:tcPr>
+            <w:tcW w:type="dxa" w:w="1150"/>
+            <w:tcBorders>
+              <w:top w:val="single" w:color="8496B0" w:sz="4"/>
+              <w:left w:val="single" w:color="8496B0" w:sz="4"/>
+              <w:bottom w:val="single" w:color="8496B0" w:sz="4"/>
+              <w:right w:val="single" w:color="8496B0" w:sz="4"/>
+            </w:tcBorders>
+            <w:tcMar>
+              <w:top w:type="dxa" w:w="50"/>
+              <w:left w:type="dxa" w:w="90"/>
+              <w:bottom w:type="dxa" w:w="50"/>
+              <w:right w:type="dxa" w:w="90"/>
+            </w:tcMar>
+          </w:tcPr>
+          <w:p>
+            <w:r>
+              <w:rPr>
+                <w:rFonts w:ascii="Calibri" w:cs="Calibri" w:eastAsia="Calibri" w:hAnsi="Calibri"/>
+                <w:b w:val="false"/>
+                <w:bCs w:val="false"/>
+                <w:sz w:val="18"/>
+                <w:szCs w:val="18"/>
+              </w:rPr>
+              <w:t xml:space="preserve">CU-CAL-07</w:t>
+            </w:r>
+          </w:p>
+        </w:tc>
+        <w:tc>
+          <w:tcPr>
+            <w:tcW w:type="dxa" w:w="1700"/>
+            <w:tcBorders>
+              <w:top w:val="single" w:color="8496B0" w:sz="4"/>
+              <w:left w:val="single" w:color="8496B0" w:sz="4"/>
+              <w:bottom w:val="single" w:color="8496B0" w:sz="4"/>
+              <w:right w:val="single" w:color="8496B0" w:sz="4"/>
+            </w:tcBorders>
+            <w:tcMar>
+              <w:top w:type="dxa" w:w="50"/>
+              <w:left w:type="dxa" w:w="90"/>
+              <w:bottom w:type="dxa" w:w="50"/>
+              <w:right w:type="dxa" w:w="90"/>
+            </w:tcMar>
+          </w:tcPr>
+          <w:p>
+            <w:r>
+              <w:rPr>
+                <w:rFonts w:ascii="Calibri" w:cs="Calibri" w:eastAsia="Calibri" w:hAnsi="Calibri"/>
+                <w:b w:val="false"/>
+                <w:bCs w:val="false"/>
+                <w:sz w:val="18"/>
+                <w:szCs w:val="18"/>
+              </w:rPr>
+              <w:t xml:space="preserve">Aprobar control y liberar la orden</w:t>
+            </w:r>
+          </w:p>
+        </w:tc>
+        <w:tc>
+          <w:tcPr>
+            <w:tcW w:type="dxa" w:w="1700"/>
+            <w:tcBorders>
+              <w:top w:val="single" w:color="8496B0" w:sz="4"/>
+              <w:left w:val="single" w:color="8496B0" w:sz="4"/>
+              <w:bottom w:val="single" w:color="8496B0" w:sz="4"/>
+              <w:right w:val="single" w:color="8496B0" w:sz="4"/>
+            </w:tcBorders>
+            <w:tcMar>
+              <w:top w:type="dxa" w:w="50"/>
+              <w:left w:type="dxa" w:w="90"/>
+              <w:bottom w:type="dxa" w:w="50"/>
+              <w:right w:type="dxa" w:w="90"/>
+            </w:tcMar>
+          </w:tcPr>
+          <w:p>
+            <w:r>
+              <w:rPr>
+                <w:rFonts w:ascii="Calibri" w:cs="Calibri" w:eastAsia="Calibri" w:hAnsi="Calibri"/>
+                <w:b w:val="false"/>
+                <w:bCs w:val="false"/>
+                <w:sz w:val="18"/>
+                <w:szCs w:val="18"/>
+              </w:rPr>
+              <w:t xml:space="preserve">Inspector de calidad</w:t>
+            </w:r>
+          </w:p>
+        </w:tc>
+        <w:tc>
+          <w:tcPr>
+            <w:tcW w:type="dxa" w:w="2510"/>
+            <w:tcBorders>
+              <w:top w:val="single" w:color="8496B0" w:sz="4"/>
+              <w:left w:val="single" w:color="8496B0" w:sz="4"/>
+              <w:bottom w:val="single" w:color="8496B0" w:sz="4"/>
+              <w:right w:val="single" w:color="8496B0" w:sz="4"/>
+            </w:tcBorders>
+            <w:tcMar>
+              <w:top w:type="dxa" w:w="50"/>
+              <w:left w:type="dxa" w:w="90"/>
+              <w:bottom w:type="dxa" w:w="50"/>
+              <w:right w:type="dxa" w:w="90"/>
+            </w:tcMar>
+          </w:tcPr>
+          <w:p>
+            <w:r>
+              <w:rPr>
+                <w:rFonts w:ascii="Calibri" w:cs="Calibri" w:eastAsia="Calibri" w:hAnsi="Calibri"/>
+                <w:b w:val="false"/>
+                <w:bCs w:val="false"/>
+                <w:sz w:val="18"/>
+                <w:szCs w:val="18"/>
+              </w:rPr>
+              <w:t xml:space="preserve">Escritorio: Control de calidad → Aprobar y liberar la orden</w:t>
+            </w:r>
+          </w:p>
+        </w:tc>
+        <w:tc>
+          <w:tcPr>
+            <w:tcW w:type="dxa" w:w="1200"/>
+            <w:tcBorders>
+              <w:top w:val="single" w:color="8496B0" w:sz="4"/>
+              <w:left w:val="single" w:color="8496B0" w:sz="4"/>
+              <w:bottom w:val="single" w:color="8496B0" w:sz="4"/>
+              <w:right w:val="single" w:color="8496B0" w:sz="4"/>
+            </w:tcBorders>
+            <w:tcMar>
+              <w:top w:type="dxa" w:w="50"/>
+              <w:left w:type="dxa" w:w="90"/>
+              <w:bottom w:type="dxa" w:w="50"/>
+              <w:right w:type="dxa" w:w="90"/>
+            </w:tcMar>
+          </w:tcPr>
+          <w:p>
+            <w:r>
+              <w:rPr>
+                <w:rFonts w:ascii="Calibri" w:cs="Calibri" w:eastAsia="Calibri" w:hAnsi="Calibri"/>
+                <w:b w:val="false"/>
+                <w:bCs w:val="false"/>
+                <w:sz w:val="18"/>
+                <w:szCs w:val="18"/>
+              </w:rPr>
+              <w:t xml:space="preserve">Nuevo</w:t>
+            </w:r>
+          </w:p>
+        </w:tc>
+        <w:tc>
+          <w:tcPr>
+            <w:tcW w:type="dxa" w:w="1100"/>
+            <w:tcBorders>
+              <w:top w:val="single" w:color="8496B0" w:sz="4"/>
+              <w:left w:val="single" w:color="8496B0" w:sz="4"/>
+              <w:bottom w:val="single" w:color="8496B0" w:sz="4"/>
+              <w:right w:val="single" w:color="8496B0" w:sz="4"/>
+            </w:tcBorders>
+            <w:tcMar>
+              <w:top w:type="dxa" w:w="50"/>
+              <w:left w:type="dxa" w:w="90"/>
+              <w:bottom w:type="dxa" w:w="50"/>
+              <w:right w:type="dxa" w:w="90"/>
+            </w:tcMar>
+          </w:tcPr>
+          <w:p>
+            <w:r>
+              <w:rPr>
+                <w:rFonts w:ascii="Calibri" w:cs="Calibri" w:eastAsia="Calibri" w:hAnsi="Calibri"/>
+                <w:b w:val="false"/>
+                <w:bCs w:val="false"/>
+                <w:sz w:val="18"/>
+                <w:szCs w:val="18"/>
+              </w:rPr>
+              <w:t xml:space="preserve">RF-CAL-03</w:t>
             </w:r>
           </w:p>
         </w:tc>
@@ -32138,6 +32443,19 @@
       </w:pPr>
       <w:r>
         <w:t xml:space="preserve">El informe de ensayos está disponible para el cliente apenas exista un control registrado.</w:t>
+      </w:r>
+    </w:p>
+    <w:p>
+      <w:pPr>
+        <w:pStyle w:val="ListParagraph"/>
+        <w:numPr>
+          <w:ilvl w:val="0"/>
+          <w:numId w:val="2"/>
+        </w:numPr>
+        <w:spacing w:after="60"/>
+      </w:pPr>
+      <w:r>
+        <w:t xml:space="preserve">Se agrega la aprobación explícita del control (CU-CAL-07): un control conforme no libera la orden por sí solo; el inspector presiona «Aprobar y liberar la orden», el sistema registra quién y cuándo, y el control aprobado ya no admite mediciones.</w:t>
       </w:r>
     </w:p>
     <w:p>
@@ -33842,6 +34160,1673 @@
     </w:p>
     <w:p>
       <w:pPr>
+        <w:spacing w:after="160" w:before="80"/>
+      </w:pPr>
+      <w:r>
+        <w:rPr>
+          <w:i/>
+          <w:iCs/>
+          <w:color w:val="44546A"/>
+          <w:sz w:val="19"/>
+          <w:szCs w:val="19"/>
+        </w:rPr>
+        <w:t xml:space="preserve">Cuando el control queda Conforme, el sistema habilita el botón «Aprobar y liberar la orden» (CU-CAL-07); la orden no avanza sola.</w:t>
+      </w:r>
+    </w:p>
+    <w:p>
+      <w:pPr>
+        <w:pStyle w:val="Heading3"/>
+        <w:keepNext/>
+      </w:pPr>
+      <w:r>
+        <w:t xml:space="preserve">CU-CAL-07 — Aprobar control y liberar la orden</w:t>
+      </w:r>
+    </w:p>
+    <w:tbl>
+      <w:tblPr>
+        <w:tblW w:type="dxa" w:w="9360"/>
+        <w:tblBorders>
+          <w:top w:val="single" w:color="auto" w:sz="4"/>
+          <w:left w:val="single" w:color="auto" w:sz="4"/>
+          <w:bottom w:val="single" w:color="auto" w:sz="4"/>
+          <w:right w:val="single" w:color="auto" w:sz="4"/>
+          <w:insideH w:val="single" w:color="auto" w:sz="4"/>
+          <w:insideV w:val="single" w:color="auto" w:sz="4"/>
+        </w:tblBorders>
+      </w:tblPr>
+      <w:tblGrid>
+        <w:gridCol w:w="2400"/>
+        <w:gridCol w:w="6960"/>
+      </w:tblGrid>
+      <w:tr>
+        <w:trPr>
+          <w:tblHeader/>
+        </w:trPr>
+        <w:tc>
+          <w:tcPr>
+            <w:tcW w:type="dxa" w:w="2400"/>
+            <w:tcBorders>
+              <w:top w:val="single" w:color="8496B0" w:sz="4"/>
+              <w:left w:val="single" w:color="8496B0" w:sz="4"/>
+              <w:bottom w:val="single" w:color="8496B0" w:sz="4"/>
+              <w:right w:val="single" w:color="8496B0" w:sz="4"/>
+            </w:tcBorders>
+            <w:shd w:fill="DCE4EF" w:color="auto" w:val="clear"/>
+            <w:tcMar>
+              <w:top w:type="dxa" w:w="50"/>
+              <w:left w:type="dxa" w:w="90"/>
+              <w:bottom w:type="dxa" w:w="50"/>
+              <w:right w:type="dxa" w:w="90"/>
+            </w:tcMar>
+          </w:tcPr>
+          <w:p>
+            <w:r>
+              <w:rPr>
+                <w:rFonts w:ascii="Calibri" w:cs="Calibri" w:eastAsia="Calibri" w:hAnsi="Calibri"/>
+                <w:b/>
+                <w:bCs/>
+                <w:sz w:val="18"/>
+                <w:szCs w:val="18"/>
+              </w:rPr>
+              <w:t xml:space="preserve">Campo</w:t>
+            </w:r>
+          </w:p>
+        </w:tc>
+        <w:tc>
+          <w:tcPr>
+            <w:tcW w:type="dxa" w:w="6960"/>
+            <w:tcBorders>
+              <w:top w:val="single" w:color="8496B0" w:sz="4"/>
+              <w:left w:val="single" w:color="8496B0" w:sz="4"/>
+              <w:bottom w:val="single" w:color="8496B0" w:sz="4"/>
+              <w:right w:val="single" w:color="8496B0" w:sz="4"/>
+            </w:tcBorders>
+            <w:shd w:fill="DCE4EF" w:color="auto" w:val="clear"/>
+            <w:tcMar>
+              <w:top w:type="dxa" w:w="50"/>
+              <w:left w:type="dxa" w:w="90"/>
+              <w:bottom w:type="dxa" w:w="50"/>
+              <w:right w:type="dxa" w:w="90"/>
+            </w:tcMar>
+          </w:tcPr>
+          <w:p>
+            <w:r>
+              <w:rPr>
+                <w:rFonts w:ascii="Calibri" w:cs="Calibri" w:eastAsia="Calibri" w:hAnsi="Calibri"/>
+                <w:b/>
+                <w:bCs/>
+                <w:sz w:val="18"/>
+                <w:szCs w:val="18"/>
+              </w:rPr>
+              <w:t xml:space="preserve">Detalle</w:t>
+            </w:r>
+          </w:p>
+        </w:tc>
+      </w:tr>
+      <w:tr>
+        <w:trPr>
+          <w:cantSplit/>
+        </w:trPr>
+        <w:tc>
+          <w:tcPr>
+            <w:tcW w:type="dxa" w:w="2400"/>
+            <w:tcBorders>
+              <w:top w:val="single" w:color="8496B0" w:sz="4"/>
+              <w:left w:val="single" w:color="8496B0" w:sz="4"/>
+              <w:bottom w:val="single" w:color="8496B0" w:sz="4"/>
+              <w:right w:val="single" w:color="8496B0" w:sz="4"/>
+            </w:tcBorders>
+            <w:tcMar>
+              <w:top w:type="dxa" w:w="50"/>
+              <w:left w:type="dxa" w:w="90"/>
+              <w:bottom w:type="dxa" w:w="50"/>
+              <w:right w:type="dxa" w:w="90"/>
+            </w:tcMar>
+          </w:tcPr>
+          <w:p>
+            <w:r>
+              <w:rPr>
+                <w:rFonts w:ascii="Calibri" w:cs="Calibri" w:eastAsia="Calibri" w:hAnsi="Calibri"/>
+                <w:b w:val="false"/>
+                <w:bCs w:val="false"/>
+                <w:sz w:val="18"/>
+                <w:szCs w:val="18"/>
+              </w:rPr>
+              <w:t xml:space="preserve">Identificador</w:t>
+            </w:r>
+          </w:p>
+        </w:tc>
+        <w:tc>
+          <w:tcPr>
+            <w:tcW w:type="dxa" w:w="6960"/>
+            <w:tcBorders>
+              <w:top w:val="single" w:color="8496B0" w:sz="4"/>
+              <w:left w:val="single" w:color="8496B0" w:sz="4"/>
+              <w:bottom w:val="single" w:color="8496B0" w:sz="4"/>
+              <w:right w:val="single" w:color="8496B0" w:sz="4"/>
+            </w:tcBorders>
+            <w:tcMar>
+              <w:top w:type="dxa" w:w="50"/>
+              <w:left w:type="dxa" w:w="90"/>
+              <w:bottom w:type="dxa" w:w="50"/>
+              <w:right w:type="dxa" w:w="90"/>
+            </w:tcMar>
+          </w:tcPr>
+          <w:p>
+            <w:r>
+              <w:rPr>
+                <w:rFonts w:ascii="Calibri" w:cs="Calibri" w:eastAsia="Calibri" w:hAnsi="Calibri"/>
+                <w:b w:val="false"/>
+                <w:bCs w:val="false"/>
+                <w:sz w:val="18"/>
+                <w:szCs w:val="18"/>
+              </w:rPr>
+              <w:t xml:space="preserve">CU-CAL-07</w:t>
+            </w:r>
+          </w:p>
+        </w:tc>
+      </w:tr>
+      <w:tr>
+        <w:trPr>
+          <w:cantSplit/>
+        </w:trPr>
+        <w:tc>
+          <w:tcPr>
+            <w:tcW w:type="dxa" w:w="2400"/>
+            <w:tcBorders>
+              <w:top w:val="single" w:color="8496B0" w:sz="4"/>
+              <w:left w:val="single" w:color="8496B0" w:sz="4"/>
+              <w:bottom w:val="single" w:color="8496B0" w:sz="4"/>
+              <w:right w:val="single" w:color="8496B0" w:sz="4"/>
+            </w:tcBorders>
+            <w:tcMar>
+              <w:top w:type="dxa" w:w="50"/>
+              <w:left w:type="dxa" w:w="90"/>
+              <w:bottom w:type="dxa" w:w="50"/>
+              <w:right w:type="dxa" w:w="90"/>
+            </w:tcMar>
+          </w:tcPr>
+          <w:p>
+            <w:r>
+              <w:rPr>
+                <w:rFonts w:ascii="Calibri" w:cs="Calibri" w:eastAsia="Calibri" w:hAnsi="Calibri"/>
+                <w:b w:val="false"/>
+                <w:bCs w:val="false"/>
+                <w:sz w:val="18"/>
+                <w:szCs w:val="18"/>
+              </w:rPr>
+              <w:t xml:space="preserve">Nombre</w:t>
+            </w:r>
+          </w:p>
+        </w:tc>
+        <w:tc>
+          <w:tcPr>
+            <w:tcW w:type="dxa" w:w="6960"/>
+            <w:tcBorders>
+              <w:top w:val="single" w:color="8496B0" w:sz="4"/>
+              <w:left w:val="single" w:color="8496B0" w:sz="4"/>
+              <w:bottom w:val="single" w:color="8496B0" w:sz="4"/>
+              <w:right w:val="single" w:color="8496B0" w:sz="4"/>
+            </w:tcBorders>
+            <w:tcMar>
+              <w:top w:type="dxa" w:w="50"/>
+              <w:left w:type="dxa" w:w="90"/>
+              <w:bottom w:type="dxa" w:w="50"/>
+              <w:right w:type="dxa" w:w="90"/>
+            </w:tcMar>
+          </w:tcPr>
+          <w:p>
+            <w:r>
+              <w:rPr>
+                <w:rFonts w:ascii="Calibri" w:cs="Calibri" w:eastAsia="Calibri" w:hAnsi="Calibri"/>
+                <w:b w:val="false"/>
+                <w:bCs w:val="false"/>
+                <w:sz w:val="18"/>
+                <w:szCs w:val="18"/>
+              </w:rPr>
+              <w:t xml:space="preserve">Aprobar control y liberar la orden</w:t>
+            </w:r>
+          </w:p>
+        </w:tc>
+      </w:tr>
+      <w:tr>
+        <w:trPr>
+          <w:cantSplit/>
+        </w:trPr>
+        <w:tc>
+          <w:tcPr>
+            <w:tcW w:type="dxa" w:w="2400"/>
+            <w:tcBorders>
+              <w:top w:val="single" w:color="8496B0" w:sz="4"/>
+              <w:left w:val="single" w:color="8496B0" w:sz="4"/>
+              <w:bottom w:val="single" w:color="8496B0" w:sz="4"/>
+              <w:right w:val="single" w:color="8496B0" w:sz="4"/>
+            </w:tcBorders>
+            <w:tcMar>
+              <w:top w:type="dxa" w:w="50"/>
+              <w:left w:type="dxa" w:w="90"/>
+              <w:bottom w:type="dxa" w:w="50"/>
+              <w:right w:type="dxa" w:w="90"/>
+            </w:tcMar>
+          </w:tcPr>
+          <w:p>
+            <w:r>
+              <w:rPr>
+                <w:rFonts w:ascii="Calibri" w:cs="Calibri" w:eastAsia="Calibri" w:hAnsi="Calibri"/>
+                <w:b w:val="false"/>
+                <w:bCs w:val="false"/>
+                <w:sz w:val="18"/>
+                <w:szCs w:val="18"/>
+              </w:rPr>
+              <w:t xml:space="preserve">Actor principal</w:t>
+            </w:r>
+          </w:p>
+        </w:tc>
+        <w:tc>
+          <w:tcPr>
+            <w:tcW w:type="dxa" w:w="6960"/>
+            <w:tcBorders>
+              <w:top w:val="single" w:color="8496B0" w:sz="4"/>
+              <w:left w:val="single" w:color="8496B0" w:sz="4"/>
+              <w:bottom w:val="single" w:color="8496B0" w:sz="4"/>
+              <w:right w:val="single" w:color="8496B0" w:sz="4"/>
+            </w:tcBorders>
+            <w:tcMar>
+              <w:top w:type="dxa" w:w="50"/>
+              <w:left w:type="dxa" w:w="90"/>
+              <w:bottom w:type="dxa" w:w="50"/>
+              <w:right w:type="dxa" w:w="90"/>
+            </w:tcMar>
+          </w:tcPr>
+          <w:p>
+            <w:r>
+              <w:rPr>
+                <w:rFonts w:ascii="Calibri" w:cs="Calibri" w:eastAsia="Calibri" w:hAnsi="Calibri"/>
+                <w:b w:val="false"/>
+                <w:bCs w:val="false"/>
+                <w:sz w:val="18"/>
+                <w:szCs w:val="18"/>
+              </w:rPr>
+              <w:t xml:space="preserve">Inspector de calidad</w:t>
+            </w:r>
+          </w:p>
+        </w:tc>
+      </w:tr>
+      <w:tr>
+        <w:trPr>
+          <w:cantSplit/>
+        </w:trPr>
+        <w:tc>
+          <w:tcPr>
+            <w:tcW w:type="dxa" w:w="2400"/>
+            <w:tcBorders>
+              <w:top w:val="single" w:color="8496B0" w:sz="4"/>
+              <w:left w:val="single" w:color="8496B0" w:sz="4"/>
+              <w:bottom w:val="single" w:color="8496B0" w:sz="4"/>
+              <w:right w:val="single" w:color="8496B0" w:sz="4"/>
+            </w:tcBorders>
+            <w:tcMar>
+              <w:top w:type="dxa" w:w="50"/>
+              <w:left w:type="dxa" w:w="90"/>
+              <w:bottom w:type="dxa" w:w="50"/>
+              <w:right w:type="dxa" w:w="90"/>
+            </w:tcMar>
+          </w:tcPr>
+          <w:p>
+            <w:r>
+              <w:rPr>
+                <w:rFonts w:ascii="Calibri" w:cs="Calibri" w:eastAsia="Calibri" w:hAnsi="Calibri"/>
+                <w:b w:val="false"/>
+                <w:bCs w:val="false"/>
+                <w:sz w:val="18"/>
+                <w:szCs w:val="18"/>
+              </w:rPr>
+              <w:t xml:space="preserve">Actores secundarios</w:t>
+            </w:r>
+          </w:p>
+        </w:tc>
+        <w:tc>
+          <w:tcPr>
+            <w:tcW w:type="dxa" w:w="6960"/>
+            <w:tcBorders>
+              <w:top w:val="single" w:color="8496B0" w:sz="4"/>
+              <w:left w:val="single" w:color="8496B0" w:sz="4"/>
+              <w:bottom w:val="single" w:color="8496B0" w:sz="4"/>
+              <w:right w:val="single" w:color="8496B0" w:sz="4"/>
+            </w:tcBorders>
+            <w:tcMar>
+              <w:top w:type="dxa" w:w="50"/>
+              <w:left w:type="dxa" w:w="90"/>
+              <w:bottom w:type="dxa" w:w="50"/>
+              <w:right w:type="dxa" w:w="90"/>
+            </w:tcMar>
+          </w:tcPr>
+          <w:p>
+            <w:r>
+              <w:rPr>
+                <w:rFonts w:ascii="Calibri" w:cs="Calibri" w:eastAsia="Calibri" w:hAnsi="Calibri"/>
+                <w:b w:val="false"/>
+                <w:bCs w:val="false"/>
+                <w:sz w:val="18"/>
+                <w:szCs w:val="18"/>
+              </w:rPr>
+              <w:t xml:space="preserve">Sistema, Brevo</w:t>
+            </w:r>
+          </w:p>
+        </w:tc>
+      </w:tr>
+      <w:tr>
+        <w:trPr>
+          <w:cantSplit/>
+        </w:trPr>
+        <w:tc>
+          <w:tcPr>
+            <w:tcW w:type="dxa" w:w="2400"/>
+            <w:tcBorders>
+              <w:top w:val="single" w:color="8496B0" w:sz="4"/>
+              <w:left w:val="single" w:color="8496B0" w:sz="4"/>
+              <w:bottom w:val="single" w:color="8496B0" w:sz="4"/>
+              <w:right w:val="single" w:color="8496B0" w:sz="4"/>
+            </w:tcBorders>
+            <w:tcMar>
+              <w:top w:type="dxa" w:w="50"/>
+              <w:left w:type="dxa" w:w="90"/>
+              <w:bottom w:type="dxa" w:w="50"/>
+              <w:right w:type="dxa" w:w="90"/>
+            </w:tcMar>
+          </w:tcPr>
+          <w:p>
+            <w:r>
+              <w:rPr>
+                <w:rFonts w:ascii="Calibri" w:cs="Calibri" w:eastAsia="Calibri" w:hAnsi="Calibri"/>
+                <w:b w:val="false"/>
+                <w:bCs w:val="false"/>
+                <w:sz w:val="18"/>
+                <w:szCs w:val="18"/>
+              </w:rPr>
+              <w:t xml:space="preserve">Interfaz y vista</w:t>
+            </w:r>
+          </w:p>
+        </w:tc>
+        <w:tc>
+          <w:tcPr>
+            <w:tcW w:type="dxa" w:w="6960"/>
+            <w:tcBorders>
+              <w:top w:val="single" w:color="8496B0" w:sz="4"/>
+              <w:left w:val="single" w:color="8496B0" w:sz="4"/>
+              <w:bottom w:val="single" w:color="8496B0" w:sz="4"/>
+              <w:right w:val="single" w:color="8496B0" w:sz="4"/>
+            </w:tcBorders>
+            <w:tcMar>
+              <w:top w:type="dxa" w:w="50"/>
+              <w:left w:type="dxa" w:w="90"/>
+              <w:bottom w:type="dxa" w:w="50"/>
+              <w:right w:type="dxa" w:w="90"/>
+            </w:tcMar>
+          </w:tcPr>
+          <w:p>
+            <w:r>
+              <w:rPr>
+                <w:rFonts w:ascii="Calibri" w:cs="Calibri" w:eastAsia="Calibri" w:hAnsi="Calibri"/>
+                <w:b w:val="false"/>
+                <w:bCs w:val="false"/>
+                <w:sz w:val="18"/>
+                <w:szCs w:val="18"/>
+              </w:rPr>
+              <w:t xml:space="preserve">Escritorio: Control de calidad → Aprobar y liberar la orden</w:t>
+            </w:r>
+          </w:p>
+        </w:tc>
+      </w:tr>
+      <w:tr>
+        <w:trPr>
+          <w:cantSplit/>
+        </w:trPr>
+        <w:tc>
+          <w:tcPr>
+            <w:tcW w:type="dxa" w:w="2400"/>
+            <w:tcBorders>
+              <w:top w:val="single" w:color="8496B0" w:sz="4"/>
+              <w:left w:val="single" w:color="8496B0" w:sz="4"/>
+              <w:bottom w:val="single" w:color="8496B0" w:sz="4"/>
+              <w:right w:val="single" w:color="8496B0" w:sz="4"/>
+            </w:tcBorders>
+            <w:tcMar>
+              <w:top w:type="dxa" w:w="50"/>
+              <w:left w:type="dxa" w:w="90"/>
+              <w:bottom w:type="dxa" w:w="50"/>
+              <w:right w:type="dxa" w:w="90"/>
+            </w:tcMar>
+          </w:tcPr>
+          <w:p>
+            <w:r>
+              <w:rPr>
+                <w:rFonts w:ascii="Calibri" w:cs="Calibri" w:eastAsia="Calibri" w:hAnsi="Calibri"/>
+                <w:b w:val="false"/>
+                <w:bCs w:val="false"/>
+                <w:sz w:val="18"/>
+                <w:szCs w:val="18"/>
+              </w:rPr>
+              <w:t xml:space="preserve">Requerimientos</w:t>
+            </w:r>
+          </w:p>
+        </w:tc>
+        <w:tc>
+          <w:tcPr>
+            <w:tcW w:type="dxa" w:w="6960"/>
+            <w:tcBorders>
+              <w:top w:val="single" w:color="8496B0" w:sz="4"/>
+              <w:left w:val="single" w:color="8496B0" w:sz="4"/>
+              <w:bottom w:val="single" w:color="8496B0" w:sz="4"/>
+              <w:right w:val="single" w:color="8496B0" w:sz="4"/>
+            </w:tcBorders>
+            <w:tcMar>
+              <w:top w:type="dxa" w:w="50"/>
+              <w:left w:type="dxa" w:w="90"/>
+              <w:bottom w:type="dxa" w:w="50"/>
+              <w:right w:type="dxa" w:w="90"/>
+            </w:tcMar>
+          </w:tcPr>
+          <w:p>
+            <w:r>
+              <w:rPr>
+                <w:rFonts w:ascii="Calibri" w:cs="Calibri" w:eastAsia="Calibri" w:hAnsi="Calibri"/>
+                <w:b w:val="false"/>
+                <w:bCs w:val="false"/>
+                <w:sz w:val="18"/>
+                <w:szCs w:val="18"/>
+              </w:rPr>
+              <w:t xml:space="preserve">RF-CAL-03, RF-OT-10</w:t>
+            </w:r>
+          </w:p>
+        </w:tc>
+      </w:tr>
+      <w:tr>
+        <w:trPr>
+          <w:cantSplit/>
+        </w:trPr>
+        <w:tc>
+          <w:tcPr>
+            <w:tcW w:type="dxa" w:w="2400"/>
+            <w:tcBorders>
+              <w:top w:val="single" w:color="8496B0" w:sz="4"/>
+              <w:left w:val="single" w:color="8496B0" w:sz="4"/>
+              <w:bottom w:val="single" w:color="8496B0" w:sz="4"/>
+              <w:right w:val="single" w:color="8496B0" w:sz="4"/>
+            </w:tcBorders>
+            <w:tcMar>
+              <w:top w:type="dxa" w:w="50"/>
+              <w:left w:type="dxa" w:w="90"/>
+              <w:bottom w:type="dxa" w:w="50"/>
+              <w:right w:type="dxa" w:w="90"/>
+            </w:tcMar>
+          </w:tcPr>
+          <w:p>
+            <w:r>
+              <w:rPr>
+                <w:rFonts w:ascii="Calibri" w:cs="Calibri" w:eastAsia="Calibri" w:hAnsi="Calibri"/>
+                <w:b w:val="false"/>
+                <w:bCs w:val="false"/>
+                <w:sz w:val="18"/>
+                <w:szCs w:val="18"/>
+              </w:rPr>
+              <w:t xml:space="preserve">Reglas de negocio</w:t>
+            </w:r>
+          </w:p>
+        </w:tc>
+        <w:tc>
+          <w:tcPr>
+            <w:tcW w:type="dxa" w:w="6960"/>
+            <w:tcBorders>
+              <w:top w:val="single" w:color="8496B0" w:sz="4"/>
+              <w:left w:val="single" w:color="8496B0" w:sz="4"/>
+              <w:bottom w:val="single" w:color="8496B0" w:sz="4"/>
+              <w:right w:val="single" w:color="8496B0" w:sz="4"/>
+            </w:tcBorders>
+            <w:tcMar>
+              <w:top w:type="dxa" w:w="50"/>
+              <w:left w:type="dxa" w:w="90"/>
+              <w:bottom w:type="dxa" w:w="50"/>
+              <w:right w:type="dxa" w:w="90"/>
+            </w:tcMar>
+          </w:tcPr>
+          <w:p>
+            <w:r>
+              <w:rPr>
+                <w:rFonts w:ascii="Calibri" w:cs="Calibri" w:eastAsia="Calibri" w:hAnsi="Calibri"/>
+                <w:b w:val="false"/>
+                <w:bCs w:val="false"/>
+                <w:sz w:val="18"/>
+                <w:szCs w:val="18"/>
+              </w:rPr>
+              <w:t xml:space="preserve">RN-12, RN-14</w:t>
+            </w:r>
+          </w:p>
+        </w:tc>
+      </w:tr>
+      <w:tr>
+        <w:trPr>
+          <w:cantSplit/>
+        </w:trPr>
+        <w:tc>
+          <w:tcPr>
+            <w:tcW w:type="dxa" w:w="2400"/>
+            <w:tcBorders>
+              <w:top w:val="single" w:color="8496B0" w:sz="4"/>
+              <w:left w:val="single" w:color="8496B0" w:sz="4"/>
+              <w:bottom w:val="single" w:color="8496B0" w:sz="4"/>
+              <w:right w:val="single" w:color="8496B0" w:sz="4"/>
+            </w:tcBorders>
+            <w:tcMar>
+              <w:top w:type="dxa" w:w="50"/>
+              <w:left w:type="dxa" w:w="90"/>
+              <w:bottom w:type="dxa" w:w="50"/>
+              <w:right w:type="dxa" w:w="90"/>
+            </w:tcMar>
+          </w:tcPr>
+          <w:p>
+            <w:r>
+              <w:rPr>
+                <w:rFonts w:ascii="Calibri" w:cs="Calibri" w:eastAsia="Calibri" w:hAnsi="Calibri"/>
+                <w:b w:val="false"/>
+                <w:bCs w:val="false"/>
+                <w:sz w:val="18"/>
+                <w:szCs w:val="18"/>
+              </w:rPr>
+              <w:t xml:space="preserve">Estado</w:t>
+            </w:r>
+          </w:p>
+        </w:tc>
+        <w:tc>
+          <w:tcPr>
+            <w:tcW w:type="dxa" w:w="6960"/>
+            <w:tcBorders>
+              <w:top w:val="single" w:color="8496B0" w:sz="4"/>
+              <w:left w:val="single" w:color="8496B0" w:sz="4"/>
+              <w:bottom w:val="single" w:color="8496B0" w:sz="4"/>
+              <w:right w:val="single" w:color="8496B0" w:sz="4"/>
+            </w:tcBorders>
+            <w:tcMar>
+              <w:top w:type="dxa" w:w="50"/>
+              <w:left w:type="dxa" w:w="90"/>
+              <w:bottom w:type="dxa" w:w="50"/>
+              <w:right w:type="dxa" w:w="90"/>
+            </w:tcMar>
+          </w:tcPr>
+          <w:p>
+            <w:r>
+              <w:rPr>
+                <w:rFonts w:ascii="Calibri" w:cs="Calibri" w:eastAsia="Calibri" w:hAnsi="Calibri"/>
+                <w:b w:val="false"/>
+                <w:bCs w:val="false"/>
+                <w:sz w:val="18"/>
+                <w:szCs w:val="18"/>
+              </w:rPr>
+              <w:t xml:space="preserve">Nuevo</w:t>
+            </w:r>
+          </w:p>
+        </w:tc>
+      </w:tr>
+    </w:tbl>
+    <w:p>
+      <w:pPr>
+        <w:spacing w:after="60"/>
+      </w:pPr>
+    </w:p>
+    <w:p>
+      <w:pPr>
+        <w:spacing w:after="120"/>
+        <w:jc w:val="both"/>
+      </w:pPr>
+      <w:r>
+        <w:t xml:space="preserve">Precondiciones</w:t>
+      </w:r>
+    </w:p>
+    <w:p>
+      <w:pPr>
+        <w:pStyle w:val="ListParagraph"/>
+        <w:numPr>
+          <w:ilvl w:val="0"/>
+          <w:numId w:val="2"/>
+        </w:numPr>
+        <w:spacing w:after="60"/>
+      </w:pPr>
+      <w:r>
+        <w:t xml:space="preserve">La orden de trabajo está En control de calidad.</w:t>
+      </w:r>
+    </w:p>
+    <w:p>
+      <w:pPr>
+        <w:pStyle w:val="ListParagraph"/>
+        <w:numPr>
+          <w:ilvl w:val="0"/>
+          <w:numId w:val="2"/>
+        </w:numPr>
+        <w:spacing w:after="60"/>
+      </w:pPr>
+      <w:r>
+        <w:t xml:space="preserve">Su control está Conforme: todos los ensayos obligatorios tienen su último resultado conforme y no hay no conformidades abiertas.</w:t>
+      </w:r>
+    </w:p>
+    <w:p>
+      <w:pPr>
+        <w:spacing w:after="120"/>
+        <w:jc w:val="both"/>
+      </w:pPr>
+      <w:r>
+        <w:t xml:space="preserve">Postcondiciones</w:t>
+      </w:r>
+    </w:p>
+    <w:p>
+      <w:pPr>
+        <w:pStyle w:val="ListParagraph"/>
+        <w:numPr>
+          <w:ilvl w:val="0"/>
+          <w:numId w:val="2"/>
+        </w:numPr>
+        <w:spacing w:after="60"/>
+      </w:pPr>
+      <w:r>
+        <w:t xml:space="preserve">El control queda Aprobado, con el inspector y la fecha y hora de la aprobación, y la acción queda en la bitácora.</w:t>
+      </w:r>
+    </w:p>
+    <w:p>
+      <w:pPr>
+        <w:pStyle w:val="ListParagraph"/>
+        <w:numPr>
+          <w:ilvl w:val="0"/>
+          <w:numId w:val="2"/>
+        </w:numPr>
+        <w:spacing w:after="60"/>
+      </w:pPr>
+      <w:r>
+        <w:t xml:space="preserve">Si era el último control pendiente de la orden, la orden pasa a Liberada por calidad, con su registro en el historial.</w:t>
+      </w:r>
+    </w:p>
+    <w:p>
+      <w:pPr>
+        <w:pStyle w:val="ListParagraph"/>
+        <w:numPr>
+          <w:ilvl w:val="0"/>
+          <w:numId w:val="2"/>
+        </w:numPr>
+        <w:spacing w:after="60"/>
+      </w:pPr>
+      <w:r>
+        <w:t xml:space="preserve">Los jefes de producción reciben el aviso por correo y ven la orden en su bandeja de pendientes para cerrarla.</w:t>
+      </w:r>
+    </w:p>
+    <w:tbl>
+      <w:tblPr>
+        <w:tblW w:type="dxa" w:w="9360"/>
+        <w:tblBorders>
+          <w:top w:val="single" w:color="auto" w:sz="4"/>
+          <w:left w:val="single" w:color="auto" w:sz="4"/>
+          <w:bottom w:val="single" w:color="auto" w:sz="4"/>
+          <w:right w:val="single" w:color="auto" w:sz="4"/>
+          <w:insideH w:val="single" w:color="auto" w:sz="4"/>
+          <w:insideV w:val="single" w:color="auto" w:sz="4"/>
+        </w:tblBorders>
+      </w:tblPr>
+      <w:tblGrid>
+        <w:gridCol w:w="900"/>
+        <w:gridCol w:w="8460"/>
+      </w:tblGrid>
+      <w:tr>
+        <w:trPr>
+          <w:tblHeader/>
+        </w:trPr>
+        <w:tc>
+          <w:tcPr>
+            <w:tcW w:type="dxa" w:w="900"/>
+            <w:tcBorders>
+              <w:top w:val="single" w:color="8496B0" w:sz="4"/>
+              <w:left w:val="single" w:color="8496B0" w:sz="4"/>
+              <w:bottom w:val="single" w:color="8496B0" w:sz="4"/>
+              <w:right w:val="single" w:color="8496B0" w:sz="4"/>
+            </w:tcBorders>
+            <w:shd w:fill="DCE4EF" w:color="auto" w:val="clear"/>
+            <w:tcMar>
+              <w:top w:type="dxa" w:w="50"/>
+              <w:left w:type="dxa" w:w="90"/>
+              <w:bottom w:type="dxa" w:w="50"/>
+              <w:right w:type="dxa" w:w="90"/>
+            </w:tcMar>
+          </w:tcPr>
+          <w:p>
+            <w:r>
+              <w:rPr>
+                <w:rFonts w:ascii="Calibri" w:cs="Calibri" w:eastAsia="Calibri" w:hAnsi="Calibri"/>
+                <w:b/>
+                <w:bCs/>
+                <w:sz w:val="18"/>
+                <w:szCs w:val="18"/>
+              </w:rPr>
+              <w:t xml:space="preserve">Paso</w:t>
+            </w:r>
+          </w:p>
+        </w:tc>
+        <w:tc>
+          <w:tcPr>
+            <w:tcW w:type="dxa" w:w="8460"/>
+            <w:tcBorders>
+              <w:top w:val="single" w:color="8496B0" w:sz="4"/>
+              <w:left w:val="single" w:color="8496B0" w:sz="4"/>
+              <w:bottom w:val="single" w:color="8496B0" w:sz="4"/>
+              <w:right w:val="single" w:color="8496B0" w:sz="4"/>
+            </w:tcBorders>
+            <w:shd w:fill="DCE4EF" w:color="auto" w:val="clear"/>
+            <w:tcMar>
+              <w:top w:type="dxa" w:w="50"/>
+              <w:left w:type="dxa" w:w="90"/>
+              <w:bottom w:type="dxa" w:w="50"/>
+              <w:right w:type="dxa" w:w="90"/>
+            </w:tcMar>
+          </w:tcPr>
+          <w:p>
+            <w:r>
+              <w:rPr>
+                <w:rFonts w:ascii="Calibri" w:cs="Calibri" w:eastAsia="Calibri" w:hAnsi="Calibri"/>
+                <w:b/>
+                <w:bCs/>
+                <w:sz w:val="18"/>
+                <w:szCs w:val="18"/>
+              </w:rPr>
+              <w:t xml:space="preserve">Flujo principal</w:t>
+            </w:r>
+          </w:p>
+        </w:tc>
+      </w:tr>
+      <w:tr>
+        <w:trPr>
+          <w:cantSplit/>
+        </w:trPr>
+        <w:tc>
+          <w:tcPr>
+            <w:tcW w:type="dxa" w:w="900"/>
+            <w:tcBorders>
+              <w:top w:val="single" w:color="8496B0" w:sz="4"/>
+              <w:left w:val="single" w:color="8496B0" w:sz="4"/>
+              <w:bottom w:val="single" w:color="8496B0" w:sz="4"/>
+              <w:right w:val="single" w:color="8496B0" w:sz="4"/>
+            </w:tcBorders>
+            <w:tcMar>
+              <w:top w:type="dxa" w:w="50"/>
+              <w:left w:type="dxa" w:w="90"/>
+              <w:bottom w:type="dxa" w:w="50"/>
+              <w:right w:type="dxa" w:w="90"/>
+            </w:tcMar>
+          </w:tcPr>
+          <w:p>
+            <w:r>
+              <w:rPr>
+                <w:rFonts w:ascii="Calibri" w:cs="Calibri" w:eastAsia="Calibri" w:hAnsi="Calibri"/>
+                <w:b w:val="false"/>
+                <w:bCs w:val="false"/>
+                <w:sz w:val="18"/>
+                <w:szCs w:val="18"/>
+              </w:rPr>
+              <w:t xml:space="preserve">1</w:t>
+            </w:r>
+          </w:p>
+        </w:tc>
+        <w:tc>
+          <w:tcPr>
+            <w:tcW w:type="dxa" w:w="8460"/>
+            <w:tcBorders>
+              <w:top w:val="single" w:color="8496B0" w:sz="4"/>
+              <w:left w:val="single" w:color="8496B0" w:sz="4"/>
+              <w:bottom w:val="single" w:color="8496B0" w:sz="4"/>
+              <w:right w:val="single" w:color="8496B0" w:sz="4"/>
+            </w:tcBorders>
+            <w:tcMar>
+              <w:top w:type="dxa" w:w="50"/>
+              <w:left w:type="dxa" w:w="90"/>
+              <w:bottom w:type="dxa" w:w="50"/>
+              <w:right w:type="dxa" w:w="90"/>
+            </w:tcMar>
+          </w:tcPr>
+          <w:p>
+            <w:r>
+              <w:rPr>
+                <w:rFonts w:ascii="Calibri" w:cs="Calibri" w:eastAsia="Calibri" w:hAnsi="Calibri"/>
+                <w:b w:val="false"/>
+                <w:bCs w:val="false"/>
+                <w:sz w:val="18"/>
+                <w:szCs w:val="18"/>
+              </w:rPr>
+              <w:t xml:space="preserve">El inspector selecciona la orden en Control de calidad; el sistema muestra los ensayos y el estado del control.</w:t>
+            </w:r>
+          </w:p>
+        </w:tc>
+      </w:tr>
+      <w:tr>
+        <w:trPr>
+          <w:cantSplit/>
+        </w:trPr>
+        <w:tc>
+          <w:tcPr>
+            <w:tcW w:type="dxa" w:w="900"/>
+            <w:tcBorders>
+              <w:top w:val="single" w:color="8496B0" w:sz="4"/>
+              <w:left w:val="single" w:color="8496B0" w:sz="4"/>
+              <w:bottom w:val="single" w:color="8496B0" w:sz="4"/>
+              <w:right w:val="single" w:color="8496B0" w:sz="4"/>
+            </w:tcBorders>
+            <w:tcMar>
+              <w:top w:type="dxa" w:w="50"/>
+              <w:left w:type="dxa" w:w="90"/>
+              <w:bottom w:type="dxa" w:w="50"/>
+              <w:right w:type="dxa" w:w="90"/>
+            </w:tcMar>
+          </w:tcPr>
+          <w:p>
+            <w:r>
+              <w:rPr>
+                <w:rFonts w:ascii="Calibri" w:cs="Calibri" w:eastAsia="Calibri" w:hAnsi="Calibri"/>
+                <w:b w:val="false"/>
+                <w:bCs w:val="false"/>
+                <w:sz w:val="18"/>
+                <w:szCs w:val="18"/>
+              </w:rPr>
+              <w:t xml:space="preserve">2</w:t>
+            </w:r>
+          </w:p>
+        </w:tc>
+        <w:tc>
+          <w:tcPr>
+            <w:tcW w:type="dxa" w:w="8460"/>
+            <w:tcBorders>
+              <w:top w:val="single" w:color="8496B0" w:sz="4"/>
+              <w:left w:val="single" w:color="8496B0" w:sz="4"/>
+              <w:bottom w:val="single" w:color="8496B0" w:sz="4"/>
+              <w:right w:val="single" w:color="8496B0" w:sz="4"/>
+            </w:tcBorders>
+            <w:tcMar>
+              <w:top w:type="dxa" w:w="50"/>
+              <w:left w:type="dxa" w:w="90"/>
+              <w:bottom w:type="dxa" w:w="50"/>
+              <w:right w:type="dxa" w:w="90"/>
+            </w:tcMar>
+          </w:tcPr>
+          <w:p>
+            <w:r>
+              <w:rPr>
+                <w:rFonts w:ascii="Calibri" w:cs="Calibri" w:eastAsia="Calibri" w:hAnsi="Calibri"/>
+                <w:b w:val="false"/>
+                <w:bCs w:val="false"/>
+                <w:sz w:val="18"/>
+                <w:szCs w:val="18"/>
+              </w:rPr>
+              <w:t xml:space="preserve">Con el control Conforme, presiona «Aprobar y liberar la orden».</w:t>
+            </w:r>
+          </w:p>
+        </w:tc>
+      </w:tr>
+      <w:tr>
+        <w:trPr>
+          <w:cantSplit/>
+        </w:trPr>
+        <w:tc>
+          <w:tcPr>
+            <w:tcW w:type="dxa" w:w="900"/>
+            <w:tcBorders>
+              <w:top w:val="single" w:color="8496B0" w:sz="4"/>
+              <w:left w:val="single" w:color="8496B0" w:sz="4"/>
+              <w:bottom w:val="single" w:color="8496B0" w:sz="4"/>
+              <w:right w:val="single" w:color="8496B0" w:sz="4"/>
+            </w:tcBorders>
+            <w:tcMar>
+              <w:top w:type="dxa" w:w="50"/>
+              <w:left w:type="dxa" w:w="90"/>
+              <w:bottom w:type="dxa" w:w="50"/>
+              <w:right w:type="dxa" w:w="90"/>
+            </w:tcMar>
+          </w:tcPr>
+          <w:p>
+            <w:r>
+              <w:rPr>
+                <w:rFonts w:ascii="Calibri" w:cs="Calibri" w:eastAsia="Calibri" w:hAnsi="Calibri"/>
+                <w:b w:val="false"/>
+                <w:bCs w:val="false"/>
+                <w:sz w:val="18"/>
+                <w:szCs w:val="18"/>
+              </w:rPr>
+              <w:t xml:space="preserve">3</w:t>
+            </w:r>
+          </w:p>
+        </w:tc>
+        <w:tc>
+          <w:tcPr>
+            <w:tcW w:type="dxa" w:w="8460"/>
+            <w:tcBorders>
+              <w:top w:val="single" w:color="8496B0" w:sz="4"/>
+              <w:left w:val="single" w:color="8496B0" w:sz="4"/>
+              <w:bottom w:val="single" w:color="8496B0" w:sz="4"/>
+              <w:right w:val="single" w:color="8496B0" w:sz="4"/>
+            </w:tcBorders>
+            <w:tcMar>
+              <w:top w:type="dxa" w:w="50"/>
+              <w:left w:type="dxa" w:w="90"/>
+              <w:bottom w:type="dxa" w:w="50"/>
+              <w:right w:type="dxa" w:w="90"/>
+            </w:tcMar>
+          </w:tcPr>
+          <w:p>
+            <w:r>
+              <w:rPr>
+                <w:rFonts w:ascii="Calibri" w:cs="Calibri" w:eastAsia="Calibri" w:hAnsi="Calibri"/>
+                <w:b w:val="false"/>
+                <w:bCs w:val="false"/>
+                <w:sz w:val="18"/>
+                <w:szCs w:val="18"/>
+              </w:rPr>
+              <w:t xml:space="preserve">El sistema pide confirmación, indicando que después no podrá registrar más mediciones.</w:t>
+            </w:r>
+          </w:p>
+        </w:tc>
+      </w:tr>
+      <w:tr>
+        <w:trPr>
+          <w:cantSplit/>
+        </w:trPr>
+        <w:tc>
+          <w:tcPr>
+            <w:tcW w:type="dxa" w:w="900"/>
+            <w:tcBorders>
+              <w:top w:val="single" w:color="8496B0" w:sz="4"/>
+              <w:left w:val="single" w:color="8496B0" w:sz="4"/>
+              <w:bottom w:val="single" w:color="8496B0" w:sz="4"/>
+              <w:right w:val="single" w:color="8496B0" w:sz="4"/>
+            </w:tcBorders>
+            <w:tcMar>
+              <w:top w:type="dxa" w:w="50"/>
+              <w:left w:type="dxa" w:w="90"/>
+              <w:bottom w:type="dxa" w:w="50"/>
+              <w:right w:type="dxa" w:w="90"/>
+            </w:tcMar>
+          </w:tcPr>
+          <w:p>
+            <w:r>
+              <w:rPr>
+                <w:rFonts w:ascii="Calibri" w:cs="Calibri" w:eastAsia="Calibri" w:hAnsi="Calibri"/>
+                <w:b w:val="false"/>
+                <w:bCs w:val="false"/>
+                <w:sz w:val="18"/>
+                <w:szCs w:val="18"/>
+              </w:rPr>
+              <w:t xml:space="preserve">4</w:t>
+            </w:r>
+          </w:p>
+        </w:tc>
+        <w:tc>
+          <w:tcPr>
+            <w:tcW w:type="dxa" w:w="8460"/>
+            <w:tcBorders>
+              <w:top w:val="single" w:color="8496B0" w:sz="4"/>
+              <w:left w:val="single" w:color="8496B0" w:sz="4"/>
+              <w:bottom w:val="single" w:color="8496B0" w:sz="4"/>
+              <w:right w:val="single" w:color="8496B0" w:sz="4"/>
+            </w:tcBorders>
+            <w:tcMar>
+              <w:top w:type="dxa" w:w="50"/>
+              <w:left w:type="dxa" w:w="90"/>
+              <w:bottom w:type="dxa" w:w="50"/>
+              <w:right w:type="dxa" w:w="90"/>
+            </w:tcMar>
+          </w:tcPr>
+          <w:p>
+            <w:r>
+              <w:rPr>
+                <w:rFonts w:ascii="Calibri" w:cs="Calibri" w:eastAsia="Calibri" w:hAnsi="Calibri"/>
+                <w:b w:val="false"/>
+                <w:bCs w:val="false"/>
+                <w:sz w:val="18"/>
+                <w:szCs w:val="18"/>
+              </w:rPr>
+              <w:t xml:space="preserve">El inspector confirma.</w:t>
+            </w:r>
+          </w:p>
+        </w:tc>
+      </w:tr>
+      <w:tr>
+        <w:trPr>
+          <w:cantSplit/>
+        </w:trPr>
+        <w:tc>
+          <w:tcPr>
+            <w:tcW w:type="dxa" w:w="900"/>
+            <w:tcBorders>
+              <w:top w:val="single" w:color="8496B0" w:sz="4"/>
+              <w:left w:val="single" w:color="8496B0" w:sz="4"/>
+              <w:bottom w:val="single" w:color="8496B0" w:sz="4"/>
+              <w:right w:val="single" w:color="8496B0" w:sz="4"/>
+            </w:tcBorders>
+            <w:tcMar>
+              <w:top w:type="dxa" w:w="50"/>
+              <w:left w:type="dxa" w:w="90"/>
+              <w:bottom w:type="dxa" w:w="50"/>
+              <w:right w:type="dxa" w:w="90"/>
+            </w:tcMar>
+          </w:tcPr>
+          <w:p>
+            <w:r>
+              <w:rPr>
+                <w:rFonts w:ascii="Calibri" w:cs="Calibri" w:eastAsia="Calibri" w:hAnsi="Calibri"/>
+                <w:b w:val="false"/>
+                <w:bCs w:val="false"/>
+                <w:sz w:val="18"/>
+                <w:szCs w:val="18"/>
+              </w:rPr>
+              <w:t xml:space="preserve">5</w:t>
+            </w:r>
+          </w:p>
+        </w:tc>
+        <w:tc>
+          <w:tcPr>
+            <w:tcW w:type="dxa" w:w="8460"/>
+            <w:tcBorders>
+              <w:top w:val="single" w:color="8496B0" w:sz="4"/>
+              <w:left w:val="single" w:color="8496B0" w:sz="4"/>
+              <w:bottom w:val="single" w:color="8496B0" w:sz="4"/>
+              <w:right w:val="single" w:color="8496B0" w:sz="4"/>
+            </w:tcBorders>
+            <w:tcMar>
+              <w:top w:type="dxa" w:w="50"/>
+              <w:left w:type="dxa" w:w="90"/>
+              <w:bottom w:type="dxa" w:w="50"/>
+              <w:right w:type="dxa" w:w="90"/>
+            </w:tcMar>
+          </w:tcPr>
+          <w:p>
+            <w:r>
+              <w:rPr>
+                <w:rFonts w:ascii="Calibri" w:cs="Calibri" w:eastAsia="Calibri" w:hAnsi="Calibri"/>
+                <w:b w:val="false"/>
+                <w:bCs w:val="false"/>
+                <w:sz w:val="18"/>
+                <w:szCs w:val="18"/>
+              </w:rPr>
+              <w:t xml:space="preserve">El sistema verifica de nuevo que la orden esté en calidad y el control conforme.</w:t>
+            </w:r>
+          </w:p>
+        </w:tc>
+      </w:tr>
+      <w:tr>
+        <w:trPr>
+          <w:cantSplit/>
+        </w:trPr>
+        <w:tc>
+          <w:tcPr>
+            <w:tcW w:type="dxa" w:w="900"/>
+            <w:tcBorders>
+              <w:top w:val="single" w:color="8496B0" w:sz="4"/>
+              <w:left w:val="single" w:color="8496B0" w:sz="4"/>
+              <w:bottom w:val="single" w:color="8496B0" w:sz="4"/>
+              <w:right w:val="single" w:color="8496B0" w:sz="4"/>
+            </w:tcBorders>
+            <w:tcMar>
+              <w:top w:type="dxa" w:w="50"/>
+              <w:left w:type="dxa" w:w="90"/>
+              <w:bottom w:type="dxa" w:w="50"/>
+              <w:right w:type="dxa" w:w="90"/>
+            </w:tcMar>
+          </w:tcPr>
+          <w:p>
+            <w:r>
+              <w:rPr>
+                <w:rFonts w:ascii="Calibri" w:cs="Calibri" w:eastAsia="Calibri" w:hAnsi="Calibri"/>
+                <w:b w:val="false"/>
+                <w:bCs w:val="false"/>
+                <w:sz w:val="18"/>
+                <w:szCs w:val="18"/>
+              </w:rPr>
+              <w:t xml:space="preserve">6</w:t>
+            </w:r>
+          </w:p>
+        </w:tc>
+        <w:tc>
+          <w:tcPr>
+            <w:tcW w:type="dxa" w:w="8460"/>
+            <w:tcBorders>
+              <w:top w:val="single" w:color="8496B0" w:sz="4"/>
+              <w:left w:val="single" w:color="8496B0" w:sz="4"/>
+              <w:bottom w:val="single" w:color="8496B0" w:sz="4"/>
+              <w:right w:val="single" w:color="8496B0" w:sz="4"/>
+            </w:tcBorders>
+            <w:tcMar>
+              <w:top w:type="dxa" w:w="50"/>
+              <w:left w:type="dxa" w:w="90"/>
+              <w:bottom w:type="dxa" w:w="50"/>
+              <w:right w:type="dxa" w:w="90"/>
+            </w:tcMar>
+          </w:tcPr>
+          <w:p>
+            <w:r>
+              <w:rPr>
+                <w:rFonts w:ascii="Calibri" w:cs="Calibri" w:eastAsia="Calibri" w:hAnsi="Calibri"/>
+                <w:b w:val="false"/>
+                <w:bCs w:val="false"/>
+                <w:sz w:val="18"/>
+                <w:szCs w:val="18"/>
+              </w:rPr>
+              <w:t xml:space="preserve">Marca el control como Aprobado y registra la auditoría.</w:t>
+            </w:r>
+          </w:p>
+        </w:tc>
+      </w:tr>
+      <w:tr>
+        <w:trPr>
+          <w:cantSplit/>
+        </w:trPr>
+        <w:tc>
+          <w:tcPr>
+            <w:tcW w:type="dxa" w:w="900"/>
+            <w:tcBorders>
+              <w:top w:val="single" w:color="8496B0" w:sz="4"/>
+              <w:left w:val="single" w:color="8496B0" w:sz="4"/>
+              <w:bottom w:val="single" w:color="8496B0" w:sz="4"/>
+              <w:right w:val="single" w:color="8496B0" w:sz="4"/>
+            </w:tcBorders>
+            <w:tcMar>
+              <w:top w:type="dxa" w:w="50"/>
+              <w:left w:type="dxa" w:w="90"/>
+              <w:bottom w:type="dxa" w:w="50"/>
+              <w:right w:type="dxa" w:w="90"/>
+            </w:tcMar>
+          </w:tcPr>
+          <w:p>
+            <w:r>
+              <w:rPr>
+                <w:rFonts w:ascii="Calibri" w:cs="Calibri" w:eastAsia="Calibri" w:hAnsi="Calibri"/>
+                <w:b w:val="false"/>
+                <w:bCs w:val="false"/>
+                <w:sz w:val="18"/>
+                <w:szCs w:val="18"/>
+              </w:rPr>
+              <w:t xml:space="preserve">7</w:t>
+            </w:r>
+          </w:p>
+        </w:tc>
+        <w:tc>
+          <w:tcPr>
+            <w:tcW w:type="dxa" w:w="8460"/>
+            <w:tcBorders>
+              <w:top w:val="single" w:color="8496B0" w:sz="4"/>
+              <w:left w:val="single" w:color="8496B0" w:sz="4"/>
+              <w:bottom w:val="single" w:color="8496B0" w:sz="4"/>
+              <w:right w:val="single" w:color="8496B0" w:sz="4"/>
+            </w:tcBorders>
+            <w:tcMar>
+              <w:top w:type="dxa" w:w="50"/>
+              <w:left w:type="dxa" w:w="90"/>
+              <w:bottom w:type="dxa" w:w="50"/>
+              <w:right w:type="dxa" w:w="90"/>
+            </w:tcMar>
+          </w:tcPr>
+          <w:p>
+            <w:r>
+              <w:rPr>
+                <w:rFonts w:ascii="Calibri" w:cs="Calibri" w:eastAsia="Calibri" w:hAnsi="Calibri"/>
+                <w:b w:val="false"/>
+                <w:bCs w:val="false"/>
+                <w:sz w:val="18"/>
+                <w:szCs w:val="18"/>
+              </w:rPr>
+              <w:t xml:space="preserve">Si no quedan controles sin aprobar, cambia la orden a Liberada por calidad y avisa a producción (CU-REP-05).</w:t>
+            </w:r>
+          </w:p>
+        </w:tc>
+      </w:tr>
+      <w:tr>
+        <w:trPr>
+          <w:cantSplit/>
+        </w:trPr>
+        <w:tc>
+          <w:tcPr>
+            <w:tcW w:type="dxa" w:w="900"/>
+            <w:tcBorders>
+              <w:top w:val="single" w:color="8496B0" w:sz="4"/>
+              <w:left w:val="single" w:color="8496B0" w:sz="4"/>
+              <w:bottom w:val="single" w:color="8496B0" w:sz="4"/>
+              <w:right w:val="single" w:color="8496B0" w:sz="4"/>
+            </w:tcBorders>
+            <w:tcMar>
+              <w:top w:type="dxa" w:w="50"/>
+              <w:left w:type="dxa" w:w="90"/>
+              <w:bottom w:type="dxa" w:w="50"/>
+              <w:right w:type="dxa" w:w="90"/>
+            </w:tcMar>
+          </w:tcPr>
+          <w:p>
+            <w:r>
+              <w:rPr>
+                <w:rFonts w:ascii="Calibri" w:cs="Calibri" w:eastAsia="Calibri" w:hAnsi="Calibri"/>
+                <w:b w:val="false"/>
+                <w:bCs w:val="false"/>
+                <w:sz w:val="18"/>
+                <w:szCs w:val="18"/>
+              </w:rPr>
+              <w:t xml:space="preserve">8</w:t>
+            </w:r>
+          </w:p>
+        </w:tc>
+        <w:tc>
+          <w:tcPr>
+            <w:tcW w:type="dxa" w:w="8460"/>
+            <w:tcBorders>
+              <w:top w:val="single" w:color="8496B0" w:sz="4"/>
+              <w:left w:val="single" w:color="8496B0" w:sz="4"/>
+              <w:bottom w:val="single" w:color="8496B0" w:sz="4"/>
+              <w:right w:val="single" w:color="8496B0" w:sz="4"/>
+            </w:tcBorders>
+            <w:tcMar>
+              <w:top w:type="dxa" w:w="50"/>
+              <w:left w:type="dxa" w:w="90"/>
+              <w:bottom w:type="dxa" w:w="50"/>
+              <w:right w:type="dxa" w:w="90"/>
+            </w:tcMar>
+          </w:tcPr>
+          <w:p>
+            <w:r>
+              <w:rPr>
+                <w:rFonts w:ascii="Calibri" w:cs="Calibri" w:eastAsia="Calibri" w:hAnsi="Calibri"/>
+                <w:b w:val="false"/>
+                <w:bCs w:val="false"/>
+                <w:sz w:val="18"/>
+                <w:szCs w:val="18"/>
+              </w:rPr>
+              <w:t xml:space="preserve">La orden sale de la lista de calidad y aparece en la bandeja del Jefe de producción.</w:t>
+            </w:r>
+          </w:p>
+        </w:tc>
+      </w:tr>
+    </w:tbl>
+    <w:p>
+      <w:pPr>
+        <w:spacing w:after="60"/>
+      </w:pPr>
+    </w:p>
+    <w:tbl>
+      <w:tblPr>
+        <w:tblW w:type="dxa" w:w="9360"/>
+        <w:tblBorders>
+          <w:top w:val="single" w:color="auto" w:sz="4"/>
+          <w:left w:val="single" w:color="auto" w:sz="4"/>
+          <w:bottom w:val="single" w:color="auto" w:sz="4"/>
+          <w:right w:val="single" w:color="auto" w:sz="4"/>
+          <w:insideH w:val="single" w:color="auto" w:sz="4"/>
+          <w:insideV w:val="single" w:color="auto" w:sz="4"/>
+        </w:tblBorders>
+      </w:tblPr>
+      <w:tblGrid>
+        <w:gridCol w:w="900"/>
+        <w:gridCol w:w="8460"/>
+      </w:tblGrid>
+      <w:tr>
+        <w:trPr>
+          <w:tblHeader/>
+        </w:trPr>
+        <w:tc>
+          <w:tcPr>
+            <w:tcW w:type="dxa" w:w="900"/>
+            <w:tcBorders>
+              <w:top w:val="single" w:color="8496B0" w:sz="4"/>
+              <w:left w:val="single" w:color="8496B0" w:sz="4"/>
+              <w:bottom w:val="single" w:color="8496B0" w:sz="4"/>
+              <w:right w:val="single" w:color="8496B0" w:sz="4"/>
+            </w:tcBorders>
+            <w:shd w:fill="DCE4EF" w:color="auto" w:val="clear"/>
+            <w:tcMar>
+              <w:top w:type="dxa" w:w="50"/>
+              <w:left w:type="dxa" w:w="90"/>
+              <w:bottom w:type="dxa" w:w="50"/>
+              <w:right w:type="dxa" w:w="90"/>
+            </w:tcMar>
+          </w:tcPr>
+          <w:p>
+            <w:r>
+              <w:rPr>
+                <w:rFonts w:ascii="Calibri" w:cs="Calibri" w:eastAsia="Calibri" w:hAnsi="Calibri"/>
+                <w:b/>
+                <w:bCs/>
+                <w:sz w:val="18"/>
+                <w:szCs w:val="18"/>
+              </w:rPr>
+              <w:t xml:space="preserve">Ref.</w:t>
+            </w:r>
+          </w:p>
+        </w:tc>
+        <w:tc>
+          <w:tcPr>
+            <w:tcW w:type="dxa" w:w="8460"/>
+            <w:tcBorders>
+              <w:top w:val="single" w:color="8496B0" w:sz="4"/>
+              <w:left w:val="single" w:color="8496B0" w:sz="4"/>
+              <w:bottom w:val="single" w:color="8496B0" w:sz="4"/>
+              <w:right w:val="single" w:color="8496B0" w:sz="4"/>
+            </w:tcBorders>
+            <w:shd w:fill="DCE4EF" w:color="auto" w:val="clear"/>
+            <w:tcMar>
+              <w:top w:type="dxa" w:w="50"/>
+              <w:left w:type="dxa" w:w="90"/>
+              <w:bottom w:type="dxa" w:w="50"/>
+              <w:right w:type="dxa" w:w="90"/>
+            </w:tcMar>
+          </w:tcPr>
+          <w:p>
+            <w:r>
+              <w:rPr>
+                <w:rFonts w:ascii="Calibri" w:cs="Calibri" w:eastAsia="Calibri" w:hAnsi="Calibri"/>
+                <w:b/>
+                <w:bCs/>
+                <w:sz w:val="18"/>
+                <w:szCs w:val="18"/>
+              </w:rPr>
+              <w:t xml:space="preserve">Flujo alternativo</w:t>
+            </w:r>
+          </w:p>
+        </w:tc>
+      </w:tr>
+      <w:tr>
+        <w:trPr>
+          <w:cantSplit/>
+        </w:trPr>
+        <w:tc>
+          <w:tcPr>
+            <w:tcW w:type="dxa" w:w="900"/>
+            <w:tcBorders>
+              <w:top w:val="single" w:color="8496B0" w:sz="4"/>
+              <w:left w:val="single" w:color="8496B0" w:sz="4"/>
+              <w:bottom w:val="single" w:color="8496B0" w:sz="4"/>
+              <w:right w:val="single" w:color="8496B0" w:sz="4"/>
+            </w:tcBorders>
+            <w:tcMar>
+              <w:top w:type="dxa" w:w="50"/>
+              <w:left w:type="dxa" w:w="90"/>
+              <w:bottom w:type="dxa" w:w="50"/>
+              <w:right w:type="dxa" w:w="90"/>
+            </w:tcMar>
+          </w:tcPr>
+          <w:p>
+            <w:r>
+              <w:rPr>
+                <w:rFonts w:ascii="Calibri" w:cs="Calibri" w:eastAsia="Calibri" w:hAnsi="Calibri"/>
+                <w:b w:val="false"/>
+                <w:bCs w:val="false"/>
+                <w:sz w:val="18"/>
+                <w:szCs w:val="18"/>
+              </w:rPr>
+              <w:t xml:space="preserve">A4</w:t>
+            </w:r>
+          </w:p>
+        </w:tc>
+        <w:tc>
+          <w:tcPr>
+            <w:tcW w:type="dxa" w:w="8460"/>
+            <w:tcBorders>
+              <w:top w:val="single" w:color="8496B0" w:sz="4"/>
+              <w:left w:val="single" w:color="8496B0" w:sz="4"/>
+              <w:bottom w:val="single" w:color="8496B0" w:sz="4"/>
+              <w:right w:val="single" w:color="8496B0" w:sz="4"/>
+            </w:tcBorders>
+            <w:tcMar>
+              <w:top w:type="dxa" w:w="50"/>
+              <w:left w:type="dxa" w:w="90"/>
+              <w:bottom w:type="dxa" w:w="50"/>
+              <w:right w:type="dxa" w:w="90"/>
+            </w:tcMar>
+          </w:tcPr>
+          <w:p>
+            <w:r>
+              <w:rPr>
+                <w:rFonts w:ascii="Calibri" w:cs="Calibri" w:eastAsia="Calibri" w:hAnsi="Calibri"/>
+                <w:b w:val="false"/>
+                <w:bCs w:val="false"/>
+                <w:sz w:val="18"/>
+                <w:szCs w:val="18"/>
+              </w:rPr>
+              <w:t xml:space="preserve">El inspector cancela la confirmación. No hay cambios.</w:t>
+            </w:r>
+          </w:p>
+        </w:tc>
+      </w:tr>
+    </w:tbl>
+    <w:p>
+      <w:pPr>
+        <w:spacing w:after="60"/>
+      </w:pPr>
+    </w:p>
+    <w:tbl>
+      <w:tblPr>
+        <w:tblW w:type="dxa" w:w="9360"/>
+        <w:tblBorders>
+          <w:top w:val="single" w:color="auto" w:sz="4"/>
+          <w:left w:val="single" w:color="auto" w:sz="4"/>
+          <w:bottom w:val="single" w:color="auto" w:sz="4"/>
+          <w:right w:val="single" w:color="auto" w:sz="4"/>
+          <w:insideH w:val="single" w:color="auto" w:sz="4"/>
+          <w:insideV w:val="single" w:color="auto" w:sz="4"/>
+        </w:tblBorders>
+      </w:tblPr>
+      <w:tblGrid>
+        <w:gridCol w:w="900"/>
+        <w:gridCol w:w="8460"/>
+      </w:tblGrid>
+      <w:tr>
+        <w:trPr>
+          <w:tblHeader/>
+        </w:trPr>
+        <w:tc>
+          <w:tcPr>
+            <w:tcW w:type="dxa" w:w="900"/>
+            <w:tcBorders>
+              <w:top w:val="single" w:color="8496B0" w:sz="4"/>
+              <w:left w:val="single" w:color="8496B0" w:sz="4"/>
+              <w:bottom w:val="single" w:color="8496B0" w:sz="4"/>
+              <w:right w:val="single" w:color="8496B0" w:sz="4"/>
+            </w:tcBorders>
+            <w:shd w:fill="DCE4EF" w:color="auto" w:val="clear"/>
+            <w:tcMar>
+              <w:top w:type="dxa" w:w="50"/>
+              <w:left w:type="dxa" w:w="90"/>
+              <w:bottom w:type="dxa" w:w="50"/>
+              <w:right w:type="dxa" w:w="90"/>
+            </w:tcMar>
+          </w:tcPr>
+          <w:p>
+            <w:r>
+              <w:rPr>
+                <w:rFonts w:ascii="Calibri" w:cs="Calibri" w:eastAsia="Calibri" w:hAnsi="Calibri"/>
+                <w:b/>
+                <w:bCs/>
+                <w:sz w:val="18"/>
+                <w:szCs w:val="18"/>
+              </w:rPr>
+              <w:t xml:space="preserve">Ref.</w:t>
+            </w:r>
+          </w:p>
+        </w:tc>
+        <w:tc>
+          <w:tcPr>
+            <w:tcW w:type="dxa" w:w="8460"/>
+            <w:tcBorders>
+              <w:top w:val="single" w:color="8496B0" w:sz="4"/>
+              <w:left w:val="single" w:color="8496B0" w:sz="4"/>
+              <w:bottom w:val="single" w:color="8496B0" w:sz="4"/>
+              <w:right w:val="single" w:color="8496B0" w:sz="4"/>
+            </w:tcBorders>
+            <w:shd w:fill="DCE4EF" w:color="auto" w:val="clear"/>
+            <w:tcMar>
+              <w:top w:type="dxa" w:w="50"/>
+              <w:left w:type="dxa" w:w="90"/>
+              <w:bottom w:type="dxa" w:w="50"/>
+              <w:right w:type="dxa" w:w="90"/>
+            </w:tcMar>
+          </w:tcPr>
+          <w:p>
+            <w:r>
+              <w:rPr>
+                <w:rFonts w:ascii="Calibri" w:cs="Calibri" w:eastAsia="Calibri" w:hAnsi="Calibri"/>
+                <w:b/>
+                <w:bCs/>
+                <w:sz w:val="18"/>
+                <w:szCs w:val="18"/>
+              </w:rPr>
+              <w:t xml:space="preserve">Excepción</w:t>
+            </w:r>
+          </w:p>
+        </w:tc>
+      </w:tr>
+      <w:tr>
+        <w:trPr>
+          <w:cantSplit/>
+        </w:trPr>
+        <w:tc>
+          <w:tcPr>
+            <w:tcW w:type="dxa" w:w="900"/>
+            <w:tcBorders>
+              <w:top w:val="single" w:color="8496B0" w:sz="4"/>
+              <w:left w:val="single" w:color="8496B0" w:sz="4"/>
+              <w:bottom w:val="single" w:color="8496B0" w:sz="4"/>
+              <w:right w:val="single" w:color="8496B0" w:sz="4"/>
+            </w:tcBorders>
+            <w:tcMar>
+              <w:top w:type="dxa" w:w="50"/>
+              <w:left w:type="dxa" w:w="90"/>
+              <w:bottom w:type="dxa" w:w="50"/>
+              <w:right w:type="dxa" w:w="90"/>
+            </w:tcMar>
+          </w:tcPr>
+          <w:p>
+            <w:r>
+              <w:rPr>
+                <w:rFonts w:ascii="Calibri" w:cs="Calibri" w:eastAsia="Calibri" w:hAnsi="Calibri"/>
+                <w:b w:val="false"/>
+                <w:bCs w:val="false"/>
+                <w:sz w:val="18"/>
+                <w:szCs w:val="18"/>
+              </w:rPr>
+              <w:t xml:space="preserve">E5</w:t>
+            </w:r>
+          </w:p>
+        </w:tc>
+        <w:tc>
+          <w:tcPr>
+            <w:tcW w:type="dxa" w:w="8460"/>
+            <w:tcBorders>
+              <w:top w:val="single" w:color="8496B0" w:sz="4"/>
+              <w:left w:val="single" w:color="8496B0" w:sz="4"/>
+              <w:bottom w:val="single" w:color="8496B0" w:sz="4"/>
+              <w:right w:val="single" w:color="8496B0" w:sz="4"/>
+            </w:tcBorders>
+            <w:tcMar>
+              <w:top w:type="dxa" w:w="50"/>
+              <w:left w:type="dxa" w:w="90"/>
+              <w:bottom w:type="dxa" w:w="50"/>
+              <w:right w:type="dxa" w:w="90"/>
+            </w:tcMar>
+          </w:tcPr>
+          <w:p>
+            <w:r>
+              <w:rPr>
+                <w:rFonts w:ascii="Calibri" w:cs="Calibri" w:eastAsia="Calibri" w:hAnsi="Calibri"/>
+                <w:b w:val="false"/>
+                <w:bCs w:val="false"/>
+                <w:sz w:val="18"/>
+                <w:szCs w:val="18"/>
+              </w:rPr>
+              <w:t xml:space="preserve">Faltan ensayos obligatorios o hay no conformidades abiertas. El sistema rechaza la aprobación e indica cuántos ensayos faltan y cuántas no conformidades siguen abiertas.</w:t>
+            </w:r>
+          </w:p>
+        </w:tc>
+      </w:tr>
+      <w:tr>
+        <w:trPr>
+          <w:cantSplit/>
+        </w:trPr>
+        <w:tc>
+          <w:tcPr>
+            <w:tcW w:type="dxa" w:w="900"/>
+            <w:tcBorders>
+              <w:top w:val="single" w:color="8496B0" w:sz="4"/>
+              <w:left w:val="single" w:color="8496B0" w:sz="4"/>
+              <w:bottom w:val="single" w:color="8496B0" w:sz="4"/>
+              <w:right w:val="single" w:color="8496B0" w:sz="4"/>
+            </w:tcBorders>
+            <w:tcMar>
+              <w:top w:type="dxa" w:w="50"/>
+              <w:left w:type="dxa" w:w="90"/>
+              <w:bottom w:type="dxa" w:w="50"/>
+              <w:right w:type="dxa" w:w="90"/>
+            </w:tcMar>
+          </w:tcPr>
+          <w:p>
+            <w:r>
+              <w:rPr>
+                <w:rFonts w:ascii="Calibri" w:cs="Calibri" w:eastAsia="Calibri" w:hAnsi="Calibri"/>
+                <w:b w:val="false"/>
+                <w:bCs w:val="false"/>
+                <w:sz w:val="18"/>
+                <w:szCs w:val="18"/>
+              </w:rPr>
+              <w:t xml:space="preserve">E5</w:t>
+            </w:r>
+          </w:p>
+        </w:tc>
+        <w:tc>
+          <w:tcPr>
+            <w:tcW w:type="dxa" w:w="8460"/>
+            <w:tcBorders>
+              <w:top w:val="single" w:color="8496B0" w:sz="4"/>
+              <w:left w:val="single" w:color="8496B0" w:sz="4"/>
+              <w:bottom w:val="single" w:color="8496B0" w:sz="4"/>
+              <w:right w:val="single" w:color="8496B0" w:sz="4"/>
+            </w:tcBorders>
+            <w:tcMar>
+              <w:top w:type="dxa" w:w="50"/>
+              <w:left w:type="dxa" w:w="90"/>
+              <w:bottom w:type="dxa" w:w="50"/>
+              <w:right w:type="dxa" w:w="90"/>
+            </w:tcMar>
+          </w:tcPr>
+          <w:p>
+            <w:r>
+              <w:rPr>
+                <w:rFonts w:ascii="Calibri" w:cs="Calibri" w:eastAsia="Calibri" w:hAnsi="Calibri"/>
+                <w:b w:val="false"/>
+                <w:bCs w:val="false"/>
+                <w:sz w:val="18"/>
+                <w:szCs w:val="18"/>
+              </w:rPr>
+              <w:t xml:space="preserve">El control ya estaba aprobado o la orden ya no está en calidad. El sistema rechaza la operación.</w:t>
+            </w:r>
+          </w:p>
+        </w:tc>
+      </w:tr>
+    </w:tbl>
+    <w:p>
+      <w:pPr>
+        <w:spacing w:after="60"/>
+      </w:pPr>
+    </w:p>
+    <w:p>
+      <w:pPr>
+        <w:spacing w:after="160" w:before="80"/>
+      </w:pPr>
+      <w:r>
+        <w:rPr>
+          <w:i/>
+          <w:iCs/>
+          <w:color w:val="44546A"/>
+          <w:sz w:val="19"/>
+          <w:szCs w:val="19"/>
+        </w:rPr>
+        <w:t xml:space="preserve">El botón se muestra sólo a quien tiene el permiso ensayo.actualizar y se habilita sólo con el control Conforme. La separación entre quien fabrica y quien libera cumple la segregación de funciones de RN-12.</w:t>
+      </w:r>
+    </w:p>
+    <w:p>
+      <w:pPr>
         <w:pStyle w:val="Heading2"/>
       </w:pPr>
       <w:r>
@@ -35263,7 +37248,7 @@
         <w:spacing w:after="60"/>
       </w:pPr>
       <w:r>
-        <w:t xml:space="preserve">Si PayPal no confirma o el monto no coincide, la transacción queda pendiente de conciliación y se revisa después con el comando conciliar_pagos.</w:t>
+        <w:t xml:space="preserve">Si PayPal no confirma o el monto no coincide, la transacción queda pendiente de conciliación; la tarea diaria la revisa en PayPal y, si se confirma, marca el documento como pagado y envía el comprobante.</w:t>
       </w:r>
     </w:p>
     <w:p>
@@ -38282,7 +40267,7 @@
                 <w:sz w:val="18"/>
                 <w:szCs w:val="18"/>
               </w:rPr>
-              <w:t xml:space="preserve">Sin pantalla propia (el formulario se arma con los parámetros técnicos)</w:t>
+              <w:t xml:space="preserve">Escritorio: Catálogo → Parámetros técnicos</w:t>
             </w:r>
           </w:p>
         </w:tc>
@@ -38311,7 +40296,7 @@
                 <w:sz w:val="18"/>
                 <w:szCs w:val="18"/>
               </w:rPr>
-              <w:t xml:space="preserve">Parcial</w:t>
+              <w:t xml:space="preserve">Con cambios</w:t>
             </w:r>
           </w:p>
         </w:tc>
@@ -38848,7 +40833,7 @@
                 <w:sz w:val="18"/>
                 <w:szCs w:val="18"/>
               </w:rPr>
-              <w:t xml:space="preserve">Parcial</w:t>
+              <w:t xml:space="preserve">Implementado</w:t>
             </w:r>
           </w:p>
         </w:tc>
@@ -39125,7 +41110,7 @@
         <w:spacing w:after="60"/>
       </w:pPr>
       <w:r>
-        <w:t xml:space="preserve">No hay pantalla para configurar el formulario de solicitud: muestra todos los parámetros técnicos registrados.</w:t>
+        <w:t xml:space="preserve">El formulario de solicitud se configura en Catálogo → Parámetros técnicos: cada parámetro es un campo, con su obligatoriedad, rango y valores; la web los valida al enviar (CU-ADM-04).</w:t>
       </w:r>
     </w:p>
     <w:p>
@@ -39138,7 +41123,20 @@
         <w:spacing w:after="60"/>
       </w:pPr>
       <w:r>
-        <w:t xml:space="preserve">La creación y el retiro de avisos del sitio todavía no quedan en la bitácora.</w:t>
+        <w:t xml:space="preserve">Los parámetros de negocio (anticipo, umbrales de descuento y de desviación, tope de unidades, vigencia y horas diarias) se editan en Canal web → Cambiar valor, validados por rango; rigen desde la siguiente operación.</w:t>
+      </w:r>
+    </w:p>
+    <w:p>
+      <w:pPr>
+        <w:pStyle w:val="ListParagraph"/>
+        <w:numPr>
+          <w:ilvl w:val="0"/>
+          <w:numId w:val="2"/>
+        </w:numPr>
+        <w:spacing w:after="60"/>
+      </w:pPr>
+      <w:r>
+        <w:t xml:space="preserve">Todo cambio de configuración queda en la bitácora: parámetros, interruptores del canal, avisos del sitio, familias, parámetros técnicos y bodegas.</w:t>
       </w:r>
     </w:p>
     <w:p>
@@ -40583,7 +42581,7 @@
         <w:pStyle w:val="Heading2"/>
       </w:pPr>
       <w:r>
-        <w:t xml:space="preserve">5.10 Paquete 10 — Reportes, integraciones y tareas programadas</w:t>
+        <w:t xml:space="preserve">5.10 Paquete 10 — Reportes, integraciones, avisos y tareas programadas</w:t>
       </w:r>
     </w:p>
     <w:p>
@@ -40595,9 +42593,9 @@
       <w:r>
         <w:drawing>
           <wp:inline distT="0" distB="0" distL="0" distR="0">
-            <wp:extent cx="5943600" cy="4448175"/>
+            <wp:extent cx="5943600" cy="6829425"/>
             <wp:effectExtent t="0" r="0" b="0" l="0"/>
-            <wp:docPr id="1" name="Figura 10. Diagrama de casos de uso del paquete reportes, integraciones y tareas programadas." descr="Figura 10. Diagrama de casos de uso del paquete reportes, integraciones y tareas programadas." title="Figura 10. Diagrama de casos de uso del paquete reportes, integraciones y tareas programadas."/>
+            <wp:docPr id="1" name="Figura 10. Diagrama de casos de uso del paquete reportes, integraciones, avisos y tareas programadas." descr="Figura 10. Diagrama de casos de uso del paquete reportes, integraciones, avisos y tareas programadas." title="Figura 10. Diagrama de casos de uso del paquete reportes, integraciones, avisos y tareas programadas."/>
             <wp:cNvGraphicFramePr>
               <a:graphicFrameLocks xmlns:a="http://schemas.openxmlformats.org/drawingml/2006/main" noChangeAspect="1"/>
             </wp:cNvGraphicFramePr>
@@ -40620,7 +42618,7 @@
                   <pic:spPr bwMode="auto">
                     <a:xfrm>
                       <a:off x="0" y="0"/>
-                      <a:ext cx="5943600" cy="4448175"/>
+                      <a:ext cx="5943600" cy="6829425"/>
                     </a:xfrm>
                     <a:prstGeom prst="rect">
                       <a:avLst/>
@@ -40646,7 +42644,7 @@
           <w:sz w:val="18"/>
           <w:szCs w:val="18"/>
         </w:rPr>
-        <w:t xml:space="preserve">Figura 10. Diagrama de casos de uso del paquete reportes, integraciones y tareas programadas.</w:t>
+        <w:t xml:space="preserve">Figura 10. Diagrama de casos de uso del paquete reportes, integraciones, avisos y tareas programadas.</w:t>
       </w:r>
     </w:p>
     <w:p>
@@ -40655,7 +42653,7 @@
         <w:jc w:val="both"/>
       </w:pPr>
       <w:r>
-        <w:t xml:space="preserve">Este paquete es nuevo: los reportes estaban en la ERS-01 (RF-REP) pero no tenían casos de uso. La tarea diaria sincroniza la UF, la UTM y el dólar, actualiza los feriados del año y del siguiente, y vence las cotizaciones emitidas cuya vigencia terminó.</w:t>
+        <w:t xml:space="preserve">Este paquete es nuevo: los reportes estaban en la ERS-01 (RF-REP) pero no tenían casos de uso. La tarea diaria sincroniza la UF, la UTM y el dólar, actualiza los feriados del año y del siguiente, vence las cotizaciones emitidas cuya vigencia terminó y concilia los pagos pendientes con PayPal. La bandeja de pendientes y los avisos por correo coordinan el traspaso del trabajo entre roles: la bandeja muestra lo que cada rol debe atender ahora y el correo avisa en el momento en que le llega trabajo nuevo.</w:t>
       </w:r>
     </w:p>
     <w:tbl>
@@ -41396,6 +43394,364 @@
                 <w:szCs w:val="18"/>
               </w:rPr>
               <w:t xml:space="preserve">RF-PAG-05, RF-INT-02, RN-04</w:t>
+            </w:r>
+          </w:p>
+        </w:tc>
+      </w:tr>
+      <w:tr>
+        <w:trPr>
+          <w:cantSplit/>
+        </w:trPr>
+        <w:tc>
+          <w:tcPr>
+            <w:tcW w:type="dxa" w:w="1150"/>
+            <w:tcBorders>
+              <w:top w:val="single" w:color="8496B0" w:sz="4"/>
+              <w:left w:val="single" w:color="8496B0" w:sz="4"/>
+              <w:bottom w:val="single" w:color="8496B0" w:sz="4"/>
+              <w:right w:val="single" w:color="8496B0" w:sz="4"/>
+            </w:tcBorders>
+            <w:tcMar>
+              <w:top w:type="dxa" w:w="50"/>
+              <w:left w:type="dxa" w:w="90"/>
+              <w:bottom w:type="dxa" w:w="50"/>
+              <w:right w:type="dxa" w:w="90"/>
+            </w:tcMar>
+          </w:tcPr>
+          <w:p>
+            <w:r>
+              <w:rPr>
+                <w:rFonts w:ascii="Calibri" w:cs="Calibri" w:eastAsia="Calibri" w:hAnsi="Calibri"/>
+                <w:b w:val="false"/>
+                <w:bCs w:val="false"/>
+                <w:sz w:val="18"/>
+                <w:szCs w:val="18"/>
+              </w:rPr>
+              <w:t xml:space="preserve">CU-REP-04</w:t>
+            </w:r>
+          </w:p>
+        </w:tc>
+        <w:tc>
+          <w:tcPr>
+            <w:tcW w:type="dxa" w:w="1700"/>
+            <w:tcBorders>
+              <w:top w:val="single" w:color="8496B0" w:sz="4"/>
+              <w:left w:val="single" w:color="8496B0" w:sz="4"/>
+              <w:bottom w:val="single" w:color="8496B0" w:sz="4"/>
+              <w:right w:val="single" w:color="8496B0" w:sz="4"/>
+            </w:tcBorders>
+            <w:tcMar>
+              <w:top w:type="dxa" w:w="50"/>
+              <w:left w:type="dxa" w:w="90"/>
+              <w:bottom w:type="dxa" w:w="50"/>
+              <w:right w:type="dxa" w:w="90"/>
+            </w:tcMar>
+          </w:tcPr>
+          <w:p>
+            <w:r>
+              <w:rPr>
+                <w:rFonts w:ascii="Calibri" w:cs="Calibri" w:eastAsia="Calibri" w:hAnsi="Calibri"/>
+                <w:b w:val="false"/>
+                <w:bCs w:val="false"/>
+                <w:sz w:val="18"/>
+                <w:szCs w:val="18"/>
+              </w:rPr>
+              <w:t xml:space="preserve">Consultar la bandeja de pendientes</w:t>
+            </w:r>
+          </w:p>
+        </w:tc>
+        <w:tc>
+          <w:tcPr>
+            <w:tcW w:type="dxa" w:w="1700"/>
+            <w:tcBorders>
+              <w:top w:val="single" w:color="8496B0" w:sz="4"/>
+              <w:left w:val="single" w:color="8496B0" w:sz="4"/>
+              <w:bottom w:val="single" w:color="8496B0" w:sz="4"/>
+              <w:right w:val="single" w:color="8496B0" w:sz="4"/>
+            </w:tcBorders>
+            <w:tcMar>
+              <w:top w:type="dxa" w:w="50"/>
+              <w:left w:type="dxa" w:w="90"/>
+              <w:bottom w:type="dxa" w:w="50"/>
+              <w:right w:type="dxa" w:w="90"/>
+            </w:tcMar>
+          </w:tcPr>
+          <w:p>
+            <w:r>
+              <w:rPr>
+                <w:rFonts w:ascii="Calibri" w:cs="Calibri" w:eastAsia="Calibri" w:hAnsi="Calibri"/>
+                <w:b w:val="false"/>
+                <w:bCs w:val="false"/>
+                <w:sz w:val="18"/>
+                <w:szCs w:val="18"/>
+              </w:rPr>
+              <w:t xml:space="preserve">Usuario interno (salvo el operario, que usa la ventana Taller)</w:t>
+            </w:r>
+          </w:p>
+        </w:tc>
+        <w:tc>
+          <w:tcPr>
+            <w:tcW w:type="dxa" w:w="2510"/>
+            <w:tcBorders>
+              <w:top w:val="single" w:color="8496B0" w:sz="4"/>
+              <w:left w:val="single" w:color="8496B0" w:sz="4"/>
+              <w:bottom w:val="single" w:color="8496B0" w:sz="4"/>
+              <w:right w:val="single" w:color="8496B0" w:sz="4"/>
+            </w:tcBorders>
+            <w:tcMar>
+              <w:top w:type="dxa" w:w="50"/>
+              <w:left w:type="dxa" w:w="90"/>
+              <w:bottom w:type="dxa" w:w="50"/>
+              <w:right w:type="dxa" w:w="90"/>
+            </w:tcMar>
+          </w:tcPr>
+          <w:p>
+            <w:r>
+              <w:rPr>
+                <w:rFonts w:ascii="Calibri" w:cs="Calibri" w:eastAsia="Calibri" w:hAnsi="Calibri"/>
+                <w:b w:val="false"/>
+                <w:bCs w:val="false"/>
+                <w:sz w:val="18"/>
+                <w:szCs w:val="18"/>
+              </w:rPr>
+              <w:t xml:space="preserve">Escritorio: Inicio → Mis pendientes</w:t>
+            </w:r>
+          </w:p>
+        </w:tc>
+        <w:tc>
+          <w:tcPr>
+            <w:tcW w:type="dxa" w:w="1200"/>
+            <w:tcBorders>
+              <w:top w:val="single" w:color="8496B0" w:sz="4"/>
+              <w:left w:val="single" w:color="8496B0" w:sz="4"/>
+              <w:bottom w:val="single" w:color="8496B0" w:sz="4"/>
+              <w:right w:val="single" w:color="8496B0" w:sz="4"/>
+            </w:tcBorders>
+            <w:tcMar>
+              <w:top w:type="dxa" w:w="50"/>
+              <w:left w:type="dxa" w:w="90"/>
+              <w:bottom w:type="dxa" w:w="50"/>
+              <w:right w:type="dxa" w:w="90"/>
+            </w:tcMar>
+          </w:tcPr>
+          <w:p>
+            <w:r>
+              <w:rPr>
+                <w:rFonts w:ascii="Calibri" w:cs="Calibri" w:eastAsia="Calibri" w:hAnsi="Calibri"/>
+                <w:b w:val="false"/>
+                <w:bCs w:val="false"/>
+                <w:sz w:val="18"/>
+                <w:szCs w:val="18"/>
+              </w:rPr>
+              <w:t xml:space="preserve">Nuevo</w:t>
+            </w:r>
+          </w:p>
+        </w:tc>
+        <w:tc>
+          <w:tcPr>
+            <w:tcW w:type="dxa" w:w="1100"/>
+            <w:tcBorders>
+              <w:top w:val="single" w:color="8496B0" w:sz="4"/>
+              <w:left w:val="single" w:color="8496B0" w:sz="4"/>
+              <w:bottom w:val="single" w:color="8496B0" w:sz="4"/>
+              <w:right w:val="single" w:color="8496B0" w:sz="4"/>
+            </w:tcBorders>
+            <w:tcMar>
+              <w:top w:type="dxa" w:w="50"/>
+              <w:left w:type="dxa" w:w="90"/>
+              <w:bottom w:type="dxa" w:w="50"/>
+              <w:right w:type="dxa" w:w="90"/>
+            </w:tcMar>
+          </w:tcPr>
+          <w:p>
+            <w:r>
+              <w:rPr>
+                <w:rFonts w:ascii="Calibri" w:cs="Calibri" w:eastAsia="Calibri" w:hAnsi="Calibri"/>
+                <w:b w:val="false"/>
+                <w:bCs w:val="false"/>
+                <w:sz w:val="18"/>
+                <w:szCs w:val="18"/>
+              </w:rPr>
+              <w:t xml:space="preserve">—</w:t>
+            </w:r>
+          </w:p>
+        </w:tc>
+      </w:tr>
+      <w:tr>
+        <w:trPr>
+          <w:cantSplit/>
+        </w:trPr>
+        <w:tc>
+          <w:tcPr>
+            <w:tcW w:type="dxa" w:w="1150"/>
+            <w:tcBorders>
+              <w:top w:val="single" w:color="8496B0" w:sz="4"/>
+              <w:left w:val="single" w:color="8496B0" w:sz="4"/>
+              <w:bottom w:val="single" w:color="8496B0" w:sz="4"/>
+              <w:right w:val="single" w:color="8496B0" w:sz="4"/>
+            </w:tcBorders>
+            <w:tcMar>
+              <w:top w:type="dxa" w:w="50"/>
+              <w:left w:type="dxa" w:w="90"/>
+              <w:bottom w:type="dxa" w:w="50"/>
+              <w:right w:type="dxa" w:w="90"/>
+            </w:tcMar>
+          </w:tcPr>
+          <w:p>
+            <w:r>
+              <w:rPr>
+                <w:rFonts w:ascii="Calibri" w:cs="Calibri" w:eastAsia="Calibri" w:hAnsi="Calibri"/>
+                <w:b w:val="false"/>
+                <w:bCs w:val="false"/>
+                <w:sz w:val="18"/>
+                <w:szCs w:val="18"/>
+              </w:rPr>
+              <w:t xml:space="preserve">CU-REP-05</w:t>
+            </w:r>
+          </w:p>
+        </w:tc>
+        <w:tc>
+          <w:tcPr>
+            <w:tcW w:type="dxa" w:w="1700"/>
+            <w:tcBorders>
+              <w:top w:val="single" w:color="8496B0" w:sz="4"/>
+              <w:left w:val="single" w:color="8496B0" w:sz="4"/>
+              <w:bottom w:val="single" w:color="8496B0" w:sz="4"/>
+              <w:right w:val="single" w:color="8496B0" w:sz="4"/>
+            </w:tcBorders>
+            <w:tcMar>
+              <w:top w:type="dxa" w:w="50"/>
+              <w:left w:type="dxa" w:w="90"/>
+              <w:bottom w:type="dxa" w:w="50"/>
+              <w:right w:type="dxa" w:w="90"/>
+            </w:tcMar>
+          </w:tcPr>
+          <w:p>
+            <w:r>
+              <w:rPr>
+                <w:rFonts w:ascii="Calibri" w:cs="Calibri" w:eastAsia="Calibri" w:hAnsi="Calibri"/>
+                <w:b w:val="false"/>
+                <w:bCs w:val="false"/>
+                <w:sz w:val="18"/>
+                <w:szCs w:val="18"/>
+              </w:rPr>
+              <w:t xml:space="preserve">Avisar por correo el relevo entre roles</w:t>
+            </w:r>
+          </w:p>
+        </w:tc>
+        <w:tc>
+          <w:tcPr>
+            <w:tcW w:type="dxa" w:w="1700"/>
+            <w:tcBorders>
+              <w:top w:val="single" w:color="8496B0" w:sz="4"/>
+              <w:left w:val="single" w:color="8496B0" w:sz="4"/>
+              <w:bottom w:val="single" w:color="8496B0" w:sz="4"/>
+              <w:right w:val="single" w:color="8496B0" w:sz="4"/>
+            </w:tcBorders>
+            <w:tcMar>
+              <w:top w:type="dxa" w:w="50"/>
+              <w:left w:type="dxa" w:w="90"/>
+              <w:bottom w:type="dxa" w:w="50"/>
+              <w:right w:type="dxa" w:w="90"/>
+            </w:tcMar>
+          </w:tcPr>
+          <w:p>
+            <w:r>
+              <w:rPr>
+                <w:rFonts w:ascii="Calibri" w:cs="Calibri" w:eastAsia="Calibri" w:hAnsi="Calibri"/>
+                <w:b w:val="false"/>
+                <w:bCs w:val="false"/>
+                <w:sz w:val="18"/>
+                <w:szCs w:val="18"/>
+              </w:rPr>
+              <w:t xml:space="preserve">Sistema, Brevo</w:t>
+            </w:r>
+          </w:p>
+        </w:tc>
+        <w:tc>
+          <w:tcPr>
+            <w:tcW w:type="dxa" w:w="2510"/>
+            <w:tcBorders>
+              <w:top w:val="single" w:color="8496B0" w:sz="4"/>
+              <w:left w:val="single" w:color="8496B0" w:sz="4"/>
+              <w:bottom w:val="single" w:color="8496B0" w:sz="4"/>
+              <w:right w:val="single" w:color="8496B0" w:sz="4"/>
+            </w:tcBorders>
+            <w:tcMar>
+              <w:top w:type="dxa" w:w="50"/>
+              <w:left w:type="dxa" w:w="90"/>
+              <w:bottom w:type="dxa" w:w="50"/>
+              <w:right w:type="dxa" w:w="90"/>
+            </w:tcMar>
+          </w:tcPr>
+          <w:p>
+            <w:r>
+              <w:rPr>
+                <w:rFonts w:ascii="Calibri" w:cs="Calibri" w:eastAsia="Calibri" w:hAnsi="Calibri"/>
+                <w:b w:val="false"/>
+                <w:bCs w:val="false"/>
+                <w:sz w:val="18"/>
+                <w:szCs w:val="18"/>
+              </w:rPr>
+              <w:t xml:space="preserve">Correo a los usuarios del rol que debe actuar</w:t>
+            </w:r>
+          </w:p>
+        </w:tc>
+        <w:tc>
+          <w:tcPr>
+            <w:tcW w:type="dxa" w:w="1200"/>
+            <w:tcBorders>
+              <w:top w:val="single" w:color="8496B0" w:sz="4"/>
+              <w:left w:val="single" w:color="8496B0" w:sz="4"/>
+              <w:bottom w:val="single" w:color="8496B0" w:sz="4"/>
+              <w:right w:val="single" w:color="8496B0" w:sz="4"/>
+            </w:tcBorders>
+            <w:tcMar>
+              <w:top w:type="dxa" w:w="50"/>
+              <w:left w:type="dxa" w:w="90"/>
+              <w:bottom w:type="dxa" w:w="50"/>
+              <w:right w:type="dxa" w:w="90"/>
+            </w:tcMar>
+          </w:tcPr>
+          <w:p>
+            <w:r>
+              <w:rPr>
+                <w:rFonts w:ascii="Calibri" w:cs="Calibri" w:eastAsia="Calibri" w:hAnsi="Calibri"/>
+                <w:b w:val="false"/>
+                <w:bCs w:val="false"/>
+                <w:sz w:val="18"/>
+                <w:szCs w:val="18"/>
+              </w:rPr>
+              <w:t xml:space="preserve">Nuevo</w:t>
+            </w:r>
+          </w:p>
+        </w:tc>
+        <w:tc>
+          <w:tcPr>
+            <w:tcW w:type="dxa" w:w="1100"/>
+            <w:tcBorders>
+              <w:top w:val="single" w:color="8496B0" w:sz="4"/>
+              <w:left w:val="single" w:color="8496B0" w:sz="4"/>
+              <w:bottom w:val="single" w:color="8496B0" w:sz="4"/>
+              <w:right w:val="single" w:color="8496B0" w:sz="4"/>
+            </w:tcBorders>
+            <w:tcMar>
+              <w:top w:type="dxa" w:w="50"/>
+              <w:left w:type="dxa" w:w="90"/>
+              <w:bottom w:type="dxa" w:w="50"/>
+              <w:right w:type="dxa" w:w="90"/>
+            </w:tcMar>
+          </w:tcPr>
+          <w:p>
+            <w:r>
+              <w:rPr>
+                <w:rFonts w:ascii="Calibri" w:cs="Calibri" w:eastAsia="Calibri" w:hAnsi="Calibri"/>
+                <w:b w:val="false"/>
+                <w:bCs w:val="false"/>
+                <w:sz w:val="18"/>
+                <w:szCs w:val="18"/>
+              </w:rPr>
+              <w:t xml:space="preserve">RF-INT-03</w:t>
             </w:r>
           </w:p>
         </w:tc>
@@ -41443,6 +43799,32 @@
     </w:p>
     <w:p>
       <w:pPr>
+        <w:pStyle w:val="ListParagraph"/>
+        <w:numPr>
+          <w:ilvl w:val="0"/>
+          <w:numId w:val="2"/>
+        </w:numPr>
+        <w:spacing w:after="60"/>
+      </w:pPr>
+      <w:r>
+        <w:t xml:space="preserve">La bandeja de pendientes (CU-REP-04) no se almacena: se calcula en cada consulta desde el estado de los documentos y los permisos del rol, por lo que un pendiente desaparece en cuanto alguien lo atiende. El escritorio la muestra en Inicio, con un contador en el menú, y la actualiza cada dos minutos.</w:t>
+      </w:r>
+    </w:p>
+    <w:p>
+      <w:pPr>
+        <w:pStyle w:val="ListParagraph"/>
+        <w:numPr>
+          <w:ilvl w:val="0"/>
+          <w:numId w:val="2"/>
+        </w:numPr>
+        <w:spacing w:after="60"/>
+      </w:pPr>
+      <w:r>
+        <w:t xml:space="preserve">Los avisos por correo (CU-REP-05) se envían en ocho relevos: solicitud nueva, cotización en aprobación, cotización aprobada o devuelta, anticipo pagado, orden enviada a calidad, no conformidad, orden liberada y saldo pagado. Los destinatarios se eligen por permiso y no por nombre de rol, porque la matriz es configurable, y un fallo del correo no detiene el proceso que lo origina.</w:t>
+      </w:r>
+    </w:p>
+    <w:p>
+      <w:pPr>
         <w:pStyle w:val="Heading1"/>
         <w:pageBreakBefore/>
       </w:pPr>
@@ -42620,7 +45002,7 @@
                 <w:sz w:val="18"/>
                 <w:szCs w:val="18"/>
               </w:rPr>
-              <w:t xml:space="preserve">CU-CAL-01 a 06</w:t>
+              <w:t xml:space="preserve">CU-CAL-01 a 07</w:t>
             </w:r>
           </w:p>
         </w:tc>
@@ -43012,7 +45394,7 @@
                 <w:sz w:val="18"/>
                 <w:szCs w:val="18"/>
               </w:rPr>
-              <w:t xml:space="preserve">Reportes e integraciones</w:t>
+              <w:t xml:space="preserve">Reportes, integraciones y avisos</w:t>
             </w:r>
           </w:p>
         </w:tc>
@@ -43070,7 +45452,7 @@
                 <w:sz w:val="18"/>
                 <w:szCs w:val="18"/>
               </w:rPr>
-              <w:t xml:space="preserve">CU-REP-01 a 03</w:t>
+              <w:t xml:space="preserve">CU-REP-01 a 05</w:t>
             </w:r>
           </w:p>
         </w:tc>
@@ -43128,7 +45510,7 @@
                 <w:sz w:val="18"/>
                 <w:szCs w:val="18"/>
               </w:rPr>
-              <w:t xml:space="preserve">reportes/tests.py, configuracion/tests.py</w:t>
+              <w:t xml:space="preserve">reportes/tests.py, configuracion/tests.py; avisos y pendientes también en comercial/test_flujo.py, calidad/test_flujo.py, pagos/tests.py e inventario/test_flujo.py</w:t>
             </w:r>
           </w:p>
         </w:tc>
@@ -43145,7 +45527,7 @@
         <w:jc w:val="both"/>
       </w:pPr>
       <w:r>
-        <w:t xml:space="preserve">Los reportes y la observabilidad de integraciones no tenían historia de usuario en el product backlog: se incorporaron durante el desarrollo. La relación detallada entre reglas de negocio, requerimientos, casos de uso, historias y pruebas está en la sección 11 de la ERS-01.</w:t>
+        <w:t xml:space="preserve">Los reportes, la observabilidad de integraciones, la bandeja de pendientes y los avisos entre roles no tenían historia de usuario en el product backlog: se incorporaron durante el desarrollo. La bandeja (CU-REP-04) no deriva de un RF de la ERS-01 y se registra como mejora de usabilidad. La relación detallada entre reglas de negocio, requerimientos, casos de uso, historias y pruebas está en la sección 11 de la ERS-01.</w:t>
       </w:r>
     </w:p>
     <w:p>
@@ -43163,7 +45545,7 @@
         <w:jc w:val="both"/>
       </w:pPr>
       <w:r>
-        <w:t xml:space="preserve">La revisión del código identificó los siguientes puntos, que quedan registrados para los próximos sprints:</w:t>
+        <w:t xml:space="preserve">La revisión del código de la versión 2.0 identificó once puntos pendientes. Los nueve que afectaban a casos de uso se corrigieron entre las versiones 2.1 y 2.2 del sistema: edición y eliminación de contactos y direcciones, perfil del cliente, familias y parámetros técnicos con sus rangos, bodegas, anulación de horas, advertencia de plazo sin feriados, bitácora de avisos, conciliación automática de pagos y parámetros de negocio editables. Quedan registrados:</w:t>
       </w:r>
     </w:p>
     <w:tbl>
@@ -43212,7 +45594,7 @@
                 <w:sz w:val="18"/>
                 <w:szCs w:val="18"/>
               </w:rPr>
-              <w:t xml:space="preserve">Caso de uso</w:t>
+              <w:t xml:space="preserve">Requerimiento</w:t>
             </w:r>
           </w:p>
         </w:tc>
@@ -43276,7 +45658,7 @@
                 <w:sz w:val="18"/>
                 <w:szCs w:val="18"/>
               </w:rPr>
-              <w:t xml:space="preserve">CU-CLI-02, CU-CLI-03</w:t>
+              <w:t xml:space="preserve">RF-CAT-01</w:t>
             </w:r>
           </w:p>
         </w:tc>
@@ -43305,574 +45687,7 @@
                 <w:sz w:val="18"/>
                 <w:szCs w:val="18"/>
               </w:rPr>
-              <w:t xml:space="preserve">En el escritorio los contactos y direcciones sólo se agregan; falta editar y eliminar en pantalla (la API ya lo permite).</w:t>
-            </w:r>
-          </w:p>
-        </w:tc>
-      </w:tr>
-      <w:tr>
-        <w:trPr>
-          <w:cantSplit/>
-        </w:trPr>
-        <w:tc>
-          <w:tcPr>
-            <w:tcW w:type="dxa" w:w="2600"/>
-            <w:tcBorders>
-              <w:top w:val="single" w:color="8496B0" w:sz="4"/>
-              <w:left w:val="single" w:color="8496B0" w:sz="4"/>
-              <w:bottom w:val="single" w:color="8496B0" w:sz="4"/>
-              <w:right w:val="single" w:color="8496B0" w:sz="4"/>
-            </w:tcBorders>
-            <w:tcMar>
-              <w:top w:type="dxa" w:w="50"/>
-              <w:left w:type="dxa" w:w="90"/>
-              <w:bottom w:type="dxa" w:w="50"/>
-              <w:right w:type="dxa" w:w="90"/>
-            </w:tcMar>
-          </w:tcPr>
-          <w:p>
-            <w:r>
-              <w:rPr>
-                <w:rFonts w:ascii="Calibri" w:cs="Calibri" w:eastAsia="Calibri" w:hAnsi="Calibri"/>
-                <w:b w:val="false"/>
-                <w:bCs w:val="false"/>
-                <w:sz w:val="18"/>
-                <w:szCs w:val="18"/>
-              </w:rPr>
-              <w:t xml:space="preserve">CU-CLI-07</w:t>
-            </w:r>
-          </w:p>
-        </w:tc>
-        <w:tc>
-          <w:tcPr>
-            <w:tcW w:type="dxa" w:w="6760"/>
-            <w:tcBorders>
-              <w:top w:val="single" w:color="8496B0" w:sz="4"/>
-              <w:left w:val="single" w:color="8496B0" w:sz="4"/>
-              <w:bottom w:val="single" w:color="8496B0" w:sz="4"/>
-              <w:right w:val="single" w:color="8496B0" w:sz="4"/>
-            </w:tcBorders>
-            <w:tcMar>
-              <w:top w:type="dxa" w:w="50"/>
-              <w:left w:type="dxa" w:w="90"/>
-              <w:bottom w:type="dxa" w:w="50"/>
-              <w:right w:type="dxa" w:w="90"/>
-            </w:tcMar>
-          </w:tcPr>
-          <w:p>
-            <w:r>
-              <w:rPr>
-                <w:rFonts w:ascii="Calibri" w:cs="Calibri" w:eastAsia="Calibri" w:hAnsi="Calibri"/>
-                <w:b w:val="false"/>
-                <w:bCs w:val="false"/>
-                <w:sz w:val="18"/>
-                <w:szCs w:val="18"/>
-              </w:rPr>
-              <w:t xml:space="preserve">El cliente no puede editar los datos de su empresa ni cambiar su contraseña desde el perfil.</w:t>
-            </w:r>
-          </w:p>
-        </w:tc>
-      </w:tr>
-      <w:tr>
-        <w:trPr>
-          <w:cantSplit/>
-        </w:trPr>
-        <w:tc>
-          <w:tcPr>
-            <w:tcW w:type="dxa" w:w="2600"/>
-            <w:tcBorders>
-              <w:top w:val="single" w:color="8496B0" w:sz="4"/>
-              <w:left w:val="single" w:color="8496B0" w:sz="4"/>
-              <w:bottom w:val="single" w:color="8496B0" w:sz="4"/>
-              <w:right w:val="single" w:color="8496B0" w:sz="4"/>
-            </w:tcBorders>
-            <w:tcMar>
-              <w:top w:type="dxa" w:w="50"/>
-              <w:left w:type="dxa" w:w="90"/>
-              <w:bottom w:type="dxa" w:w="50"/>
-              <w:right w:type="dxa" w:w="90"/>
-            </w:tcMar>
-          </w:tcPr>
-          <w:p>
-            <w:r>
-              <w:rPr>
-                <w:rFonts w:ascii="Calibri" w:cs="Calibri" w:eastAsia="Calibri" w:hAnsi="Calibri"/>
-                <w:b w:val="false"/>
-                <w:bCs w:val="false"/>
-                <w:sz w:val="18"/>
-                <w:szCs w:val="18"/>
-              </w:rPr>
-              <w:t xml:space="preserve">CU-CAT-01, CU-CAT-03, CU-ADM-04</w:t>
-            </w:r>
-          </w:p>
-        </w:tc>
-        <w:tc>
-          <w:tcPr>
-            <w:tcW w:type="dxa" w:w="6760"/>
-            <w:tcBorders>
-              <w:top w:val="single" w:color="8496B0" w:sz="4"/>
-              <w:left w:val="single" w:color="8496B0" w:sz="4"/>
-              <w:bottom w:val="single" w:color="8496B0" w:sz="4"/>
-              <w:right w:val="single" w:color="8496B0" w:sz="4"/>
-            </w:tcBorders>
-            <w:tcMar>
-              <w:top w:type="dxa" w:w="50"/>
-              <w:left w:type="dxa" w:w="90"/>
-              <w:bottom w:type="dxa" w:w="50"/>
-              <w:right w:type="dxa" w:w="90"/>
-            </w:tcMar>
-          </w:tcPr>
-          <w:p>
-            <w:r>
-              <w:rPr>
-                <w:rFonts w:ascii="Calibri" w:cs="Calibri" w:eastAsia="Calibri" w:hAnsi="Calibri"/>
-                <w:b w:val="false"/>
-                <w:bCs w:val="false"/>
-                <w:sz w:val="18"/>
-                <w:szCs w:val="18"/>
-              </w:rPr>
-              <w:t xml:space="preserve">No hay categorías de producto ni pantalla para crear parámetros técnicos, sus rangos y los campos del formulario de solicitud.</w:t>
-            </w:r>
-          </w:p>
-        </w:tc>
-      </w:tr>
-      <w:tr>
-        <w:trPr>
-          <w:cantSplit/>
-        </w:trPr>
-        <w:tc>
-          <w:tcPr>
-            <w:tcW w:type="dxa" w:w="2600"/>
-            <w:tcBorders>
-              <w:top w:val="single" w:color="8496B0" w:sz="4"/>
-              <w:left w:val="single" w:color="8496B0" w:sz="4"/>
-              <w:bottom w:val="single" w:color="8496B0" w:sz="4"/>
-              <w:right w:val="single" w:color="8496B0" w:sz="4"/>
-            </w:tcBorders>
-            <w:tcMar>
-              <w:top w:type="dxa" w:w="50"/>
-              <w:left w:type="dxa" w:w="90"/>
-              <w:bottom w:type="dxa" w:w="50"/>
-              <w:right w:type="dxa" w:w="90"/>
-            </w:tcMar>
-          </w:tcPr>
-          <w:p>
-            <w:r>
-              <w:rPr>
-                <w:rFonts w:ascii="Calibri" w:cs="Calibri" w:eastAsia="Calibri" w:hAnsi="Calibri"/>
-                <w:b w:val="false"/>
-                <w:bCs w:val="false"/>
-                <w:sz w:val="18"/>
-                <w:szCs w:val="18"/>
-              </w:rPr>
-              <w:t xml:space="preserve">CU-COM-01</w:t>
-            </w:r>
-          </w:p>
-        </w:tc>
-        <w:tc>
-          <w:tcPr>
-            <w:tcW w:type="dxa" w:w="6760"/>
-            <w:tcBorders>
-              <w:top w:val="single" w:color="8496B0" w:sz="4"/>
-              <w:left w:val="single" w:color="8496B0" w:sz="4"/>
-              <w:bottom w:val="single" w:color="8496B0" w:sz="4"/>
-              <w:right w:val="single" w:color="8496B0" w:sz="4"/>
-            </w:tcBorders>
-            <w:tcMar>
-              <w:top w:type="dxa" w:w="50"/>
-              <w:left w:type="dxa" w:w="90"/>
-              <w:bottom w:type="dxa" w:w="50"/>
-              <w:right w:type="dxa" w:w="90"/>
-            </w:tcMar>
-          </w:tcPr>
-          <w:p>
-            <w:r>
-              <w:rPr>
-                <w:rFonts w:ascii="Calibri" w:cs="Calibri" w:eastAsia="Calibri" w:hAnsi="Calibri"/>
-                <w:b w:val="false"/>
-                <w:bCs w:val="false"/>
-                <w:sz w:val="18"/>
-                <w:szCs w:val="18"/>
-              </w:rPr>
-              <w:t xml:space="preserve">Los valores técnicos no se validan contra un rango mínimo y máximo (hallazgo H-01 del EVI-01), y las unidades de una solicitud no tienen tope (H-02).</w:t>
-            </w:r>
-          </w:p>
-        </w:tc>
-      </w:tr>
-      <w:tr>
-        <w:trPr>
-          <w:cantSplit/>
-        </w:trPr>
-        <w:tc>
-          <w:tcPr>
-            <w:tcW w:type="dxa" w:w="2600"/>
-            <w:tcBorders>
-              <w:top w:val="single" w:color="8496B0" w:sz="4"/>
-              <w:left w:val="single" w:color="8496B0" w:sz="4"/>
-              <w:bottom w:val="single" w:color="8496B0" w:sz="4"/>
-              <w:right w:val="single" w:color="8496B0" w:sz="4"/>
-            </w:tcBorders>
-            <w:tcMar>
-              <w:top w:type="dxa" w:w="50"/>
-              <w:left w:type="dxa" w:w="90"/>
-              <w:bottom w:type="dxa" w:w="50"/>
-              <w:right w:type="dxa" w:w="90"/>
-            </w:tcMar>
-          </w:tcPr>
-          <w:p>
-            <w:r>
-              <w:rPr>
-                <w:rFonts w:ascii="Calibri" w:cs="Calibri" w:eastAsia="Calibri" w:hAnsi="Calibri"/>
-                <w:b w:val="false"/>
-                <w:bCs w:val="false"/>
-                <w:sz w:val="18"/>
-                <w:szCs w:val="18"/>
-              </w:rPr>
-              <w:t xml:space="preserve">CU-COM-03</w:t>
-            </w:r>
-          </w:p>
-        </w:tc>
-        <w:tc>
-          <w:tcPr>
-            <w:tcW w:type="dxa" w:w="6760"/>
-            <w:tcBorders>
-              <w:top w:val="single" w:color="8496B0" w:sz="4"/>
-              <w:left w:val="single" w:color="8496B0" w:sz="4"/>
-              <w:bottom w:val="single" w:color="8496B0" w:sz="4"/>
-              <w:right w:val="single" w:color="8496B0" w:sz="4"/>
-            </w:tcBorders>
-            <w:tcMar>
-              <w:top w:type="dxa" w:w="50"/>
-              <w:left w:type="dxa" w:w="90"/>
-              <w:bottom w:type="dxa" w:w="50"/>
-              <w:right w:type="dxa" w:w="90"/>
-            </w:tcMar>
-          </w:tcPr>
-          <w:p>
-            <w:r>
-              <w:rPr>
-                <w:rFonts w:ascii="Calibri" w:cs="Calibri" w:eastAsia="Calibri" w:hAnsi="Calibri"/>
-                <w:b w:val="false"/>
-                <w:bCs w:val="false"/>
-                <w:sz w:val="18"/>
-                <w:szCs w:val="18"/>
-              </w:rPr>
-              <w:t xml:space="preserve">Cuando faltan los feriados, el plazo se calcula sin advertir al ejecutivo.</w:t>
-            </w:r>
-          </w:p>
-        </w:tc>
-      </w:tr>
-      <w:tr>
-        <w:trPr>
-          <w:cantSplit/>
-        </w:trPr>
-        <w:tc>
-          <w:tcPr>
-            <w:tcW w:type="dxa" w:w="2600"/>
-            <w:tcBorders>
-              <w:top w:val="single" w:color="8496B0" w:sz="4"/>
-              <w:left w:val="single" w:color="8496B0" w:sz="4"/>
-              <w:bottom w:val="single" w:color="8496B0" w:sz="4"/>
-              <w:right w:val="single" w:color="8496B0" w:sz="4"/>
-            </w:tcBorders>
-            <w:tcMar>
-              <w:top w:type="dxa" w:w="50"/>
-              <w:left w:type="dxa" w:w="90"/>
-              <w:bottom w:type="dxa" w:w="50"/>
-              <w:right w:type="dxa" w:w="90"/>
-            </w:tcMar>
-          </w:tcPr>
-          <w:p>
-            <w:r>
-              <w:rPr>
-                <w:rFonts w:ascii="Calibri" w:cs="Calibri" w:eastAsia="Calibri" w:hAnsi="Calibri"/>
-                <w:b w:val="false"/>
-                <w:bCs w:val="false"/>
-                <w:sz w:val="18"/>
-                <w:szCs w:val="18"/>
-              </w:rPr>
-              <w:t xml:space="preserve">CU-INV-03</w:t>
-            </w:r>
-          </w:p>
-        </w:tc>
-        <w:tc>
-          <w:tcPr>
-            <w:tcW w:type="dxa" w:w="6760"/>
-            <w:tcBorders>
-              <w:top w:val="single" w:color="8496B0" w:sz="4"/>
-              <w:left w:val="single" w:color="8496B0" w:sz="4"/>
-              <w:bottom w:val="single" w:color="8496B0" w:sz="4"/>
-              <w:right w:val="single" w:color="8496B0" w:sz="4"/>
-            </w:tcBorders>
-            <w:tcMar>
-              <w:top w:type="dxa" w:w="50"/>
-              <w:left w:type="dxa" w:w="90"/>
-              <w:bottom w:type="dxa" w:w="50"/>
-              <w:right w:type="dxa" w:w="90"/>
-            </w:tcMar>
-          </w:tcPr>
-          <w:p>
-            <w:r>
-              <w:rPr>
-                <w:rFonts w:ascii="Calibri" w:cs="Calibri" w:eastAsia="Calibri" w:hAnsi="Calibri"/>
-                <w:b w:val="false"/>
-                <w:bCs w:val="false"/>
-                <w:sz w:val="18"/>
-                <w:szCs w:val="18"/>
-              </w:rPr>
-              <w:t xml:space="preserve">Las bodegas no se editan ni desactivan en pantalla.</w:t>
-            </w:r>
-          </w:p>
-        </w:tc>
-      </w:tr>
-      <w:tr>
-        <w:trPr>
-          <w:cantSplit/>
-        </w:trPr>
-        <w:tc>
-          <w:tcPr>
-            <w:tcW w:type="dxa" w:w="2600"/>
-            <w:tcBorders>
-              <w:top w:val="single" w:color="8496B0" w:sz="4"/>
-              <w:left w:val="single" w:color="8496B0" w:sz="4"/>
-              <w:bottom w:val="single" w:color="8496B0" w:sz="4"/>
-              <w:right w:val="single" w:color="8496B0" w:sz="4"/>
-            </w:tcBorders>
-            <w:tcMar>
-              <w:top w:type="dxa" w:w="50"/>
-              <w:left w:type="dxa" w:w="90"/>
-              <w:bottom w:type="dxa" w:w="50"/>
-              <w:right w:type="dxa" w:w="90"/>
-            </w:tcMar>
-          </w:tcPr>
-          <w:p>
-            <w:r>
-              <w:rPr>
-                <w:rFonts w:ascii="Calibri" w:cs="Calibri" w:eastAsia="Calibri" w:hAnsi="Calibri"/>
-                <w:b w:val="false"/>
-                <w:bCs w:val="false"/>
-                <w:sz w:val="18"/>
-                <w:szCs w:val="18"/>
-              </w:rPr>
-              <w:t xml:space="preserve">CU-OT-05</w:t>
-            </w:r>
-          </w:p>
-        </w:tc>
-        <w:tc>
-          <w:tcPr>
-            <w:tcW w:type="dxa" w:w="6760"/>
-            <w:tcBorders>
-              <w:top w:val="single" w:color="8496B0" w:sz="4"/>
-              <w:left w:val="single" w:color="8496B0" w:sz="4"/>
-              <w:bottom w:val="single" w:color="8496B0" w:sz="4"/>
-              <w:right w:val="single" w:color="8496B0" w:sz="4"/>
-            </w:tcBorders>
-            <w:tcMar>
-              <w:top w:type="dxa" w:w="50"/>
-              <w:left w:type="dxa" w:w="90"/>
-              <w:bottom w:type="dxa" w:w="50"/>
-              <w:right w:type="dxa" w:w="90"/>
-            </w:tcMar>
-          </w:tcPr>
-          <w:p>
-            <w:r>
-              <w:rPr>
-                <w:rFonts w:ascii="Calibri" w:cs="Calibri" w:eastAsia="Calibri" w:hAnsi="Calibri"/>
-                <w:b w:val="false"/>
-                <w:bCs w:val="false"/>
-                <w:sz w:val="18"/>
-                <w:szCs w:val="18"/>
-              </w:rPr>
-              <w:t xml:space="preserve">La anulación de horas no tiene botón en el escritorio, y las horas se registran sólo con la fecha del día.</w:t>
-            </w:r>
-          </w:p>
-        </w:tc>
-      </w:tr>
-      <w:tr>
-        <w:trPr>
-          <w:cantSplit/>
-        </w:trPr>
-        <w:tc>
-          <w:tcPr>
-            <w:tcW w:type="dxa" w:w="2600"/>
-            <w:tcBorders>
-              <w:top w:val="single" w:color="8496B0" w:sz="4"/>
-              <w:left w:val="single" w:color="8496B0" w:sz="4"/>
-              <w:bottom w:val="single" w:color="8496B0" w:sz="4"/>
-              <w:right w:val="single" w:color="8496B0" w:sz="4"/>
-            </w:tcBorders>
-            <w:tcMar>
-              <w:top w:type="dxa" w:w="50"/>
-              <w:left w:type="dxa" w:w="90"/>
-              <w:bottom w:type="dxa" w:w="50"/>
-              <w:right w:type="dxa" w:w="90"/>
-            </w:tcMar>
-          </w:tcPr>
-          <w:p>
-            <w:r>
-              <w:rPr>
-                <w:rFonts w:ascii="Calibri" w:cs="Calibri" w:eastAsia="Calibri" w:hAnsi="Calibri"/>
-                <w:b w:val="false"/>
-                <w:bCs w:val="false"/>
-                <w:sz w:val="18"/>
-                <w:szCs w:val="18"/>
-              </w:rPr>
-              <w:t xml:space="preserve">CU-ADM-05, CU-ADM-07</w:t>
-            </w:r>
-          </w:p>
-        </w:tc>
-        <w:tc>
-          <w:tcPr>
-            <w:tcW w:type="dxa" w:w="6760"/>
-            <w:tcBorders>
-              <w:top w:val="single" w:color="8496B0" w:sz="4"/>
-              <w:left w:val="single" w:color="8496B0" w:sz="4"/>
-              <w:bottom w:val="single" w:color="8496B0" w:sz="4"/>
-              <w:right w:val="single" w:color="8496B0" w:sz="4"/>
-            </w:tcBorders>
-            <w:tcMar>
-              <w:top w:type="dxa" w:w="50"/>
-              <w:left w:type="dxa" w:w="90"/>
-              <w:bottom w:type="dxa" w:w="50"/>
-              <w:right w:type="dxa" w:w="90"/>
-            </w:tcMar>
-          </w:tcPr>
-          <w:p>
-            <w:r>
-              <w:rPr>
-                <w:rFonts w:ascii="Calibri" w:cs="Calibri" w:eastAsia="Calibri" w:hAnsi="Calibri"/>
-                <w:b w:val="false"/>
-                <w:bCs w:val="false"/>
-                <w:sz w:val="18"/>
-                <w:szCs w:val="18"/>
-              </w:rPr>
-              <w:t xml:space="preserve">Los avisos del sitio no quedan en la bitácora.</w:t>
-            </w:r>
-          </w:p>
-        </w:tc>
-      </w:tr>
-      <w:tr>
-        <w:trPr>
-          <w:cantSplit/>
-        </w:trPr>
-        <w:tc>
-          <w:tcPr>
-            <w:tcW w:type="dxa" w:w="2600"/>
-            <w:tcBorders>
-              <w:top w:val="single" w:color="8496B0" w:sz="4"/>
-              <w:left w:val="single" w:color="8496B0" w:sz="4"/>
-              <w:bottom w:val="single" w:color="8496B0" w:sz="4"/>
-              <w:right w:val="single" w:color="8496B0" w:sz="4"/>
-            </w:tcBorders>
-            <w:tcMar>
-              <w:top w:type="dxa" w:w="50"/>
-              <w:left w:type="dxa" w:w="90"/>
-              <w:bottom w:type="dxa" w:w="50"/>
-              <w:right w:type="dxa" w:w="90"/>
-            </w:tcMar>
-          </w:tcPr>
-          <w:p>
-            <w:r>
-              <w:rPr>
-                <w:rFonts w:ascii="Calibri" w:cs="Calibri" w:eastAsia="Calibri" w:hAnsi="Calibri"/>
-                <w:b w:val="false"/>
-                <w:bCs w:val="false"/>
-                <w:sz w:val="18"/>
-                <w:szCs w:val="18"/>
-              </w:rPr>
-              <w:t xml:space="preserve">CU-PAG-03, CU-PAG-04</w:t>
-            </w:r>
-          </w:p>
-        </w:tc>
-        <w:tc>
-          <w:tcPr>
-            <w:tcW w:type="dxa" w:w="6760"/>
-            <w:tcBorders>
-              <w:top w:val="single" w:color="8496B0" w:sz="4"/>
-              <w:left w:val="single" w:color="8496B0" w:sz="4"/>
-              <w:bottom w:val="single" w:color="8496B0" w:sz="4"/>
-              <w:right w:val="single" w:color="8496B0" w:sz="4"/>
-            </w:tcBorders>
-            <w:tcMar>
-              <w:top w:type="dxa" w:w="50"/>
-              <w:left w:type="dxa" w:w="90"/>
-              <w:bottom w:type="dxa" w:w="50"/>
-              <w:right w:type="dxa" w:w="90"/>
-            </w:tcMar>
-          </w:tcPr>
-          <w:p>
-            <w:r>
-              <w:rPr>
-                <w:rFonts w:ascii="Calibri" w:cs="Calibri" w:eastAsia="Calibri" w:hAnsi="Calibri"/>
-                <w:b w:val="false"/>
-                <w:bCs w:val="false"/>
-                <w:sz w:val="18"/>
-                <w:szCs w:val="18"/>
-              </w:rPr>
-              <w:t xml:space="preserve">La conciliación diferida se ejecuta a mano (no está en la tarea diaria) y no envía el correo de confirmación.</w:t>
-            </w:r>
-          </w:p>
-        </w:tc>
-      </w:tr>
-      <w:tr>
-        <w:trPr>
-          <w:cantSplit/>
-        </w:trPr>
-        <w:tc>
-          <w:tcPr>
-            <w:tcW w:type="dxa" w:w="2600"/>
-            <w:tcBorders>
-              <w:top w:val="single" w:color="8496B0" w:sz="4"/>
-              <w:left w:val="single" w:color="8496B0" w:sz="4"/>
-              <w:bottom w:val="single" w:color="8496B0" w:sz="4"/>
-              <w:right w:val="single" w:color="8496B0" w:sz="4"/>
-            </w:tcBorders>
-            <w:tcMar>
-              <w:top w:type="dxa" w:w="50"/>
-              <w:left w:type="dxa" w:w="90"/>
-              <w:bottom w:type="dxa" w:w="50"/>
-              <w:right w:type="dxa" w:w="90"/>
-            </w:tcMar>
-          </w:tcPr>
-          <w:p>
-            <w:r>
-              <w:rPr>
-                <w:rFonts w:ascii="Calibri" w:cs="Calibri" w:eastAsia="Calibri" w:hAnsi="Calibri"/>
-                <w:b w:val="false"/>
-                <w:bCs w:val="false"/>
-                <w:sz w:val="18"/>
-                <w:szCs w:val="18"/>
-              </w:rPr>
-              <w:t xml:space="preserve">Configuración</w:t>
-            </w:r>
-          </w:p>
-        </w:tc>
-        <w:tc>
-          <w:tcPr>
-            <w:tcW w:type="dxa" w:w="6760"/>
-            <w:tcBorders>
-              <w:top w:val="single" w:color="8496B0" w:sz="4"/>
-              <w:left w:val="single" w:color="8496B0" w:sz="4"/>
-              <w:bottom w:val="single" w:color="8496B0" w:sz="4"/>
-              <w:right w:val="single" w:color="8496B0" w:sz="4"/>
-            </w:tcBorders>
-            <w:tcMar>
-              <w:top w:type="dxa" w:w="50"/>
-              <w:left w:type="dxa" w:w="90"/>
-              <w:bottom w:type="dxa" w:w="50"/>
-              <w:right w:type="dxa" w:w="90"/>
-            </w:tcMar>
-          </w:tcPr>
-          <w:p>
-            <w:r>
-              <w:rPr>
-                <w:rFonts w:ascii="Calibri" w:cs="Calibri" w:eastAsia="Calibri" w:hAnsi="Calibri"/>
-                <w:b w:val="false"/>
-                <w:bCs w:val="false"/>
-                <w:sz w:val="18"/>
-                <w:szCs w:val="18"/>
-              </w:rPr>
-              <w:t xml:space="preserve">El umbral de descuento, el porcentaje de anticipo y el umbral de desviación se leen de la configuración del servidor y no de los parámetros editables; además, esos parámetros no se pueden editar desde el panel Canal web.</w:t>
+              <w:t xml:space="preserve">No hay categorías de producto: los modelos se agrupan sólo por familia. Se decidió no agregarlas porque el catálogo actual no las necesita.</w:t>
             </w:r>
           </w:p>
         </w:tc>
@@ -44335,7 +46150,249 @@
                 <w:sz w:val="20"/>
                 <w:szCs w:val="20"/>
               </w:rPr>
-              <w:t xml:space="preserve">Actualización al sistema implementado: actores reales, automatizaciones, 10 casos nuevos, paquete 10, estado de implementación, especificaciones detalladas reescritas y matriz de trazabilidad completa.</w:t>
+              <w:t xml:space="preserve">Actualización al sistema implementado: actores reales, automatizaciones, diez casos nuevos, paquete 10, estado de implementación, especificaciones detalladas reescritas y matriz de trazabilidad completa.</w:t>
+            </w:r>
+          </w:p>
+        </w:tc>
+      </w:tr>
+      <w:tr>
+        <w:trPr>
+          <w:cantSplit/>
+        </w:trPr>
+        <w:tc>
+          <w:tcPr>
+            <w:tcW w:type="dxa" w:w="1000"/>
+            <w:tcBorders>
+              <w:top w:val="single" w:color="8496B0" w:sz="4"/>
+              <w:left w:val="single" w:color="8496B0" w:sz="4"/>
+              <w:bottom w:val="single" w:color="8496B0" w:sz="4"/>
+              <w:right w:val="single" w:color="8496B0" w:sz="4"/>
+            </w:tcBorders>
+            <w:tcMar>
+              <w:top w:type="dxa" w:w="50"/>
+              <w:left w:type="dxa" w:w="90"/>
+              <w:bottom w:type="dxa" w:w="50"/>
+              <w:right w:type="dxa" w:w="90"/>
+            </w:tcMar>
+          </w:tcPr>
+          <w:p>
+            <w:r>
+              <w:rPr>
+                <w:rFonts w:ascii="Calibri" w:cs="Calibri" w:eastAsia="Calibri" w:hAnsi="Calibri"/>
+                <w:b w:val="false"/>
+                <w:bCs w:val="false"/>
+                <w:sz w:val="20"/>
+                <w:szCs w:val="20"/>
+              </w:rPr>
+              <w:t xml:space="preserve">2.1</w:t>
+            </w:r>
+          </w:p>
+        </w:tc>
+        <w:tc>
+          <w:tcPr>
+            <w:tcW w:type="dxa" w:w="1700"/>
+            <w:tcBorders>
+              <w:top w:val="single" w:color="8496B0" w:sz="4"/>
+              <w:left w:val="single" w:color="8496B0" w:sz="4"/>
+              <w:bottom w:val="single" w:color="8496B0" w:sz="4"/>
+              <w:right w:val="single" w:color="8496B0" w:sz="4"/>
+            </w:tcBorders>
+            <w:tcMar>
+              <w:top w:type="dxa" w:w="50"/>
+              <w:left w:type="dxa" w:w="90"/>
+              <w:bottom w:type="dxa" w:w="50"/>
+              <w:right w:type="dxa" w:w="90"/>
+            </w:tcMar>
+          </w:tcPr>
+          <w:p>
+            <w:r>
+              <w:rPr>
+                <w:rFonts w:ascii="Calibri" w:cs="Calibri" w:eastAsia="Calibri" w:hAnsi="Calibri"/>
+                <w:b w:val="false"/>
+                <w:bCs w:val="false"/>
+                <w:sz w:val="20"/>
+                <w:szCs w:val="20"/>
+              </w:rPr>
+              <w:t xml:space="preserve">10-10-2026</w:t>
+            </w:r>
+          </w:p>
+        </w:tc>
+        <w:tc>
+          <w:tcPr>
+            <w:tcW w:type="dxa" w:w="2300"/>
+            <w:tcBorders>
+              <w:top w:val="single" w:color="8496B0" w:sz="4"/>
+              <w:left w:val="single" w:color="8496B0" w:sz="4"/>
+              <w:bottom w:val="single" w:color="8496B0" w:sz="4"/>
+              <w:right w:val="single" w:color="8496B0" w:sz="4"/>
+            </w:tcBorders>
+            <w:tcMar>
+              <w:top w:type="dxa" w:w="50"/>
+              <w:left w:type="dxa" w:w="90"/>
+              <w:bottom w:type="dxa" w:w="50"/>
+              <w:right w:type="dxa" w:w="90"/>
+            </w:tcMar>
+          </w:tcPr>
+          <w:p>
+            <w:r>
+              <w:rPr>
+                <w:rFonts w:ascii="Calibri" w:cs="Calibri" w:eastAsia="Calibri" w:hAnsi="Calibri"/>
+                <w:b w:val="false"/>
+                <w:bCs w:val="false"/>
+                <w:sz w:val="20"/>
+                <w:szCs w:val="20"/>
+              </w:rPr>
+              <w:t xml:space="preserve">Benjamín Delgado Bravo</w:t>
+            </w:r>
+          </w:p>
+        </w:tc>
+        <w:tc>
+          <w:tcPr>
+            <w:tcW w:type="dxa" w:w="4360"/>
+            <w:tcBorders>
+              <w:top w:val="single" w:color="8496B0" w:sz="4"/>
+              <w:left w:val="single" w:color="8496B0" w:sz="4"/>
+              <w:bottom w:val="single" w:color="8496B0" w:sz="4"/>
+              <w:right w:val="single" w:color="8496B0" w:sz="4"/>
+            </w:tcBorders>
+            <w:tcMar>
+              <w:top w:type="dxa" w:w="50"/>
+              <w:left w:type="dxa" w:w="90"/>
+              <w:bottom w:type="dxa" w:w="50"/>
+              <w:right w:type="dxa" w:w="90"/>
+            </w:tcMar>
+          </w:tcPr>
+          <w:p>
+            <w:r>
+              <w:rPr>
+                <w:rFonts w:ascii="Calibri" w:cs="Calibri" w:eastAsia="Calibri" w:hAnsi="Calibri"/>
+                <w:b w:val="false"/>
+                <w:bCs w:val="false"/>
+                <w:sz w:val="20"/>
+                <w:szCs w:val="20"/>
+              </w:rPr>
+              <w:t xml:space="preserve">Aprobación explícita del control de calidad y estado «Liberada por calidad» (CU-CAL-07, CU-OT-08), bandeja de pendientes por rol (CU-REP-04) y avisos por correo entre roles (CU-REP-05).</w:t>
+            </w:r>
+          </w:p>
+        </w:tc>
+      </w:tr>
+      <w:tr>
+        <w:trPr>
+          <w:cantSplit/>
+        </w:trPr>
+        <w:tc>
+          <w:tcPr>
+            <w:tcW w:type="dxa" w:w="1000"/>
+            <w:tcBorders>
+              <w:top w:val="single" w:color="8496B0" w:sz="4"/>
+              <w:left w:val="single" w:color="8496B0" w:sz="4"/>
+              <w:bottom w:val="single" w:color="8496B0" w:sz="4"/>
+              <w:right w:val="single" w:color="8496B0" w:sz="4"/>
+            </w:tcBorders>
+            <w:tcMar>
+              <w:top w:type="dxa" w:w="50"/>
+              <w:left w:type="dxa" w:w="90"/>
+              <w:bottom w:type="dxa" w:w="50"/>
+              <w:right w:type="dxa" w:w="90"/>
+            </w:tcMar>
+          </w:tcPr>
+          <w:p>
+            <w:r>
+              <w:rPr>
+                <w:rFonts w:ascii="Calibri" w:cs="Calibri" w:eastAsia="Calibri" w:hAnsi="Calibri"/>
+                <w:b w:val="false"/>
+                <w:bCs w:val="false"/>
+                <w:sz w:val="20"/>
+                <w:szCs w:val="20"/>
+              </w:rPr>
+              <w:t xml:space="preserve">2.2</w:t>
+            </w:r>
+          </w:p>
+        </w:tc>
+        <w:tc>
+          <w:tcPr>
+            <w:tcW w:type="dxa" w:w="1700"/>
+            <w:tcBorders>
+              <w:top w:val="single" w:color="8496B0" w:sz="4"/>
+              <w:left w:val="single" w:color="8496B0" w:sz="4"/>
+              <w:bottom w:val="single" w:color="8496B0" w:sz="4"/>
+              <w:right w:val="single" w:color="8496B0" w:sz="4"/>
+            </w:tcBorders>
+            <w:tcMar>
+              <w:top w:type="dxa" w:w="50"/>
+              <w:left w:type="dxa" w:w="90"/>
+              <w:bottom w:type="dxa" w:w="50"/>
+              <w:right w:type="dxa" w:w="90"/>
+            </w:tcMar>
+          </w:tcPr>
+          <w:p>
+            <w:r>
+              <w:rPr>
+                <w:rFonts w:ascii="Calibri" w:cs="Calibri" w:eastAsia="Calibri" w:hAnsi="Calibri"/>
+                <w:b w:val="false"/>
+                <w:bCs w:val="false"/>
+                <w:sz w:val="20"/>
+                <w:szCs w:val="20"/>
+              </w:rPr>
+              <w:t xml:space="preserve">10-10-2026</w:t>
+            </w:r>
+          </w:p>
+        </w:tc>
+        <w:tc>
+          <w:tcPr>
+            <w:tcW w:type="dxa" w:w="2300"/>
+            <w:tcBorders>
+              <w:top w:val="single" w:color="8496B0" w:sz="4"/>
+              <w:left w:val="single" w:color="8496B0" w:sz="4"/>
+              <w:bottom w:val="single" w:color="8496B0" w:sz="4"/>
+              <w:right w:val="single" w:color="8496B0" w:sz="4"/>
+            </w:tcBorders>
+            <w:tcMar>
+              <w:top w:type="dxa" w:w="50"/>
+              <w:left w:type="dxa" w:w="90"/>
+              <w:bottom w:type="dxa" w:w="50"/>
+              <w:right w:type="dxa" w:w="90"/>
+            </w:tcMar>
+          </w:tcPr>
+          <w:p>
+            <w:r>
+              <w:rPr>
+                <w:rFonts w:ascii="Calibri" w:cs="Calibri" w:eastAsia="Calibri" w:hAnsi="Calibri"/>
+                <w:b w:val="false"/>
+                <w:bCs w:val="false"/>
+                <w:sz w:val="20"/>
+                <w:szCs w:val="20"/>
+              </w:rPr>
+              <w:t xml:space="preserve">Benjamín Delgado Bravo</w:t>
+            </w:r>
+          </w:p>
+        </w:tc>
+        <w:tc>
+          <w:tcPr>
+            <w:tcW w:type="dxa" w:w="4360"/>
+            <w:tcBorders>
+              <w:top w:val="single" w:color="8496B0" w:sz="4"/>
+              <w:left w:val="single" w:color="8496B0" w:sz="4"/>
+              <w:bottom w:val="single" w:color="8496B0" w:sz="4"/>
+              <w:right w:val="single" w:color="8496B0" w:sz="4"/>
+            </w:tcBorders>
+            <w:tcMar>
+              <w:top w:type="dxa" w:w="50"/>
+              <w:left w:type="dxa" w:w="90"/>
+              <w:bottom w:type="dxa" w:w="50"/>
+              <w:right w:type="dxa" w:w="90"/>
+            </w:tcMar>
+          </w:tcPr>
+          <w:p>
+            <w:r>
+              <w:rPr>
+                <w:rFonts w:ascii="Calibri" w:cs="Calibri" w:eastAsia="Calibri" w:hAnsi="Calibri"/>
+                <w:b w:val="false"/>
+                <w:bCs w:val="false"/>
+                <w:sz w:val="20"/>
+                <w:szCs w:val="20"/>
+              </w:rPr>
+              <w:t xml:space="preserve">Los siete casos parciales pasan a implementados (CU-CLI-02, CU-CLI-07, CU-CAT-01, CU-CAT-03, CU-INV-03, CU-ADM-04, CU-ADM-07); validación de rangos y tope de unidades en CU-COM-01; advertencia de plazo en CU-COM-03; anulación y fecha de horas; conciliación diaria; sección 7 actualizada.</w:t>
             </w:r>
           </w:p>
         </w:tc>
@@ -44477,7 +46534,7 @@
         <w:sz w:val="16"/>
         <w:szCs w:val="16"/>
       </w:rPr>
-      <w:t xml:space="preserve">SITRAFO · CU-01 Modelo de Casos de Uso · v2.0</w:t>
+      <w:t xml:space="preserve">SITRAFO · CU-01 Modelo de Casos de Uso · v2.2</w:t>
     </w:r>
   </w:p>
 </w:hdr>

--- a/Fase 2/Evidencias Proyecto/Evidencias de documentación/3. Análisis y diseño/SITRAFO_CU-01_Modelo_de_Casos_de_Uso.docx
+++ b/Fase 2/Evidencias Proyecto/Evidencias de documentación/3. Análisis y diseño/SITRAFO_CU-01_Modelo_de_Casos_de_Uso.docx
@@ -94,7 +94,7 @@
           <w:sz w:val="26"/>
           <w:szCs w:val="26"/>
         </w:rPr>
-        <w:t>CU-01  ·  Versión 2.3</w:t>
+        <w:t xml:space="preserve">CU-01  ·  Versión 2.4</w:t>
       </w:r>
     </w:p>
     <w:tbl>
@@ -434,7 +434,7 @@
                 <w:sz w:val="20"/>
                 <w:szCs w:val="20"/>
               </w:rPr>
-              <w:t>86 en 10 paquetes (15 nuevos)</w:t>
+              <w:t xml:space="preserve">87 en 10 paquetes (16 nuevos)</w:t>
             </w:r>
           </w:p>
         </w:tc>
@@ -875,7 +875,7 @@
                 <w:sz w:val="20"/>
                 <w:szCs w:val="20"/>
               </w:rPr>
-              <w:t>19 de octubre de 2026</w:t>
+              <w:t xml:space="preserve">22 de octubre de 2026</w:t>
             </w:r>
           </w:p>
         </w:tc>
@@ -910,67 +910,36 @@
             <w:tabs>
               <w:tab w:val="right" w:leader="dot" w:pos="9350"/>
             </w:tabs>
-            <w:rPr>
-              <w:rFonts w:asciiTheme="minorHAnsi" w:eastAsiaTheme="minorEastAsia" w:hAnsiTheme="minorHAnsi" w:cstheme="minorBidi"/>
-              <w:noProof/>
-            </w:rPr>
           </w:pPr>
           <w:r>
             <w:fldChar w:fldCharType="begin"/>
           </w:r>
           <w:r>
-            <w:instrText>TOC \h \o "1-2"</w:instrText>
+            <w:instrText xml:space="preserve">TOC \h \o "1-2"</w:instrText>
           </w:r>
           <w:r>
             <w:fldChar w:fldCharType="separate"/>
           </w:r>
           <w:hyperlink w:anchor="_Toc243417893" w:history="1">
             <w:r>
-              <w:rPr>
-                <w:rStyle w:val="Hipervnculo"/>
-                <w:noProof/>
-              </w:rPr>
-              <w:t>Tabla de contenidos</w:t>
-            </w:r>
-            <w:r>
-              <w:rPr>
-                <w:noProof/>
-              </w:rPr>
+              <w:t xml:space="preserve">Tabla de contenidos</w:t>
+            </w:r>
+            <w:r>
               <w:tab/>
             </w:r>
             <w:r>
-              <w:rPr>
-                <w:noProof/>
-              </w:rPr>
               <w:fldChar w:fldCharType="begin"/>
             </w:r>
             <w:r>
-              <w:rPr>
-                <w:noProof/>
-              </w:rPr>
               <w:instrText xml:space="preserve"> PAGEREF _Toc243417893 \h </w:instrText>
             </w:r>
             <w:r>
-              <w:rPr>
-                <w:noProof/>
-              </w:rPr>
-            </w:r>
-            <w:r>
-              <w:rPr>
-                <w:noProof/>
-              </w:rPr>
               <w:fldChar w:fldCharType="separate"/>
             </w:r>
             <w:r>
-              <w:rPr>
-                <w:noProof/>
-              </w:rPr>
               <w:t>2</w:t>
             </w:r>
             <w:r>
-              <w:rPr>
-                <w:noProof/>
-              </w:rPr>
               <w:fldChar w:fldCharType="end"/>
             </w:r>
           </w:hyperlink>
@@ -981,58 +950,27 @@
             <w:tabs>
               <w:tab w:val="right" w:leader="dot" w:pos="9350"/>
             </w:tabs>
-            <w:rPr>
-              <w:rFonts w:asciiTheme="minorHAnsi" w:eastAsiaTheme="minorEastAsia" w:hAnsiTheme="minorHAnsi" w:cstheme="minorBidi"/>
-              <w:noProof/>
-            </w:rPr>
           </w:pPr>
           <w:hyperlink w:anchor="_Toc243417894" w:history="1">
             <w:r>
-              <w:rPr>
-                <w:rStyle w:val="Hipervnculo"/>
-                <w:noProof/>
-              </w:rPr>
-              <w:t>1. Propósito y cambios respecto de la versión 1.0</w:t>
-            </w:r>
-            <w:r>
-              <w:rPr>
-                <w:noProof/>
-              </w:rPr>
+              <w:t xml:space="preserve">1. Propósito y cambios respecto de la versión 1.0</w:t>
+            </w:r>
+            <w:r>
               <w:tab/>
             </w:r>
             <w:r>
-              <w:rPr>
-                <w:noProof/>
-              </w:rPr>
               <w:fldChar w:fldCharType="begin"/>
             </w:r>
             <w:r>
-              <w:rPr>
-                <w:noProof/>
-              </w:rPr>
               <w:instrText xml:space="preserve"> PAGEREF _Toc243417894 \h </w:instrText>
             </w:r>
             <w:r>
-              <w:rPr>
-                <w:noProof/>
-              </w:rPr>
-            </w:r>
-            <w:r>
-              <w:rPr>
-                <w:noProof/>
-              </w:rPr>
               <w:fldChar w:fldCharType="separate"/>
             </w:r>
             <w:r>
-              <w:rPr>
-                <w:noProof/>
-              </w:rPr>
               <w:t>3</w:t>
             </w:r>
             <w:r>
-              <w:rPr>
-                <w:noProof/>
-              </w:rPr>
               <w:fldChar w:fldCharType="end"/>
             </w:r>
           </w:hyperlink>
@@ -1043,58 +981,27 @@
             <w:tabs>
               <w:tab w:val="right" w:leader="dot" w:pos="9350"/>
             </w:tabs>
-            <w:rPr>
-              <w:rFonts w:asciiTheme="minorHAnsi" w:eastAsiaTheme="minorEastAsia" w:hAnsiTheme="minorHAnsi" w:cstheme="minorBidi"/>
-              <w:noProof/>
-            </w:rPr>
           </w:pPr>
           <w:hyperlink w:anchor="_Toc243417895" w:history="1">
             <w:r>
-              <w:rPr>
-                <w:rStyle w:val="Hipervnculo"/>
-                <w:noProof/>
-              </w:rPr>
-              <w:t>1.1 Principales cambios</w:t>
-            </w:r>
-            <w:r>
-              <w:rPr>
-                <w:noProof/>
-              </w:rPr>
+              <w:t xml:space="preserve">1.1 Principales cambios</w:t>
+            </w:r>
+            <w:r>
               <w:tab/>
             </w:r>
             <w:r>
-              <w:rPr>
-                <w:noProof/>
-              </w:rPr>
               <w:fldChar w:fldCharType="begin"/>
             </w:r>
             <w:r>
-              <w:rPr>
-                <w:noProof/>
-              </w:rPr>
               <w:instrText xml:space="preserve"> PAGEREF _Toc243417895 \h </w:instrText>
             </w:r>
             <w:r>
-              <w:rPr>
-                <w:noProof/>
-              </w:rPr>
-            </w:r>
-            <w:r>
-              <w:rPr>
-                <w:noProof/>
-              </w:rPr>
               <w:fldChar w:fldCharType="separate"/>
             </w:r>
             <w:r>
-              <w:rPr>
-                <w:noProof/>
-              </w:rPr>
               <w:t>3</w:t>
             </w:r>
             <w:r>
-              <w:rPr>
-                <w:noProof/>
-              </w:rPr>
               <w:fldChar w:fldCharType="end"/>
             </w:r>
           </w:hyperlink>
@@ -1105,58 +1012,27 @@
             <w:tabs>
               <w:tab w:val="right" w:leader="dot" w:pos="9350"/>
             </w:tabs>
-            <w:rPr>
-              <w:rFonts w:asciiTheme="minorHAnsi" w:eastAsiaTheme="minorEastAsia" w:hAnsiTheme="minorHAnsi" w:cstheme="minorBidi"/>
-              <w:noProof/>
-            </w:rPr>
           </w:pPr>
           <w:hyperlink w:anchor="_Toc243417896" w:history="1">
             <w:r>
-              <w:rPr>
-                <w:rStyle w:val="Hipervnculo"/>
-                <w:noProof/>
-              </w:rPr>
-              <w:t>1.2 Documentos relacionados</w:t>
-            </w:r>
-            <w:r>
-              <w:rPr>
-                <w:noProof/>
-              </w:rPr>
+              <w:t xml:space="preserve">1.2 Documentos relacionados</w:t>
+            </w:r>
+            <w:r>
               <w:tab/>
             </w:r>
             <w:r>
-              <w:rPr>
-                <w:noProof/>
-              </w:rPr>
               <w:fldChar w:fldCharType="begin"/>
             </w:r>
             <w:r>
-              <w:rPr>
-                <w:noProof/>
-              </w:rPr>
               <w:instrText xml:space="preserve"> PAGEREF _Toc243417896 \h </w:instrText>
             </w:r>
             <w:r>
-              <w:rPr>
-                <w:noProof/>
-              </w:rPr>
-            </w:r>
-            <w:r>
-              <w:rPr>
-                <w:noProof/>
-              </w:rPr>
               <w:fldChar w:fldCharType="separate"/>
             </w:r>
             <w:r>
-              <w:rPr>
-                <w:noProof/>
-              </w:rPr>
               <w:t>3</w:t>
             </w:r>
             <w:r>
-              <w:rPr>
-                <w:noProof/>
-              </w:rPr>
               <w:fldChar w:fldCharType="end"/>
             </w:r>
           </w:hyperlink>
@@ -1167,58 +1043,27 @@
             <w:tabs>
               <w:tab w:val="right" w:leader="dot" w:pos="9350"/>
             </w:tabs>
-            <w:rPr>
-              <w:rFonts w:asciiTheme="minorHAnsi" w:eastAsiaTheme="minorEastAsia" w:hAnsiTheme="minorHAnsi" w:cstheme="minorBidi"/>
-              <w:noProof/>
-            </w:rPr>
           </w:pPr>
           <w:hyperlink w:anchor="_Toc243417897" w:history="1">
             <w:r>
-              <w:rPr>
-                <w:rStyle w:val="Hipervnculo"/>
-                <w:noProof/>
-              </w:rPr>
-              <w:t>2. Convenciones de la especificación</w:t>
-            </w:r>
-            <w:r>
-              <w:rPr>
-                <w:noProof/>
-              </w:rPr>
+              <w:t xml:space="preserve">2. Convenciones de la especificación</w:t>
+            </w:r>
+            <w:r>
               <w:tab/>
             </w:r>
             <w:r>
-              <w:rPr>
-                <w:noProof/>
-              </w:rPr>
               <w:fldChar w:fldCharType="begin"/>
             </w:r>
             <w:r>
-              <w:rPr>
-                <w:noProof/>
-              </w:rPr>
               <w:instrText xml:space="preserve"> PAGEREF _Toc243417897 \h </w:instrText>
             </w:r>
             <w:r>
-              <w:rPr>
-                <w:noProof/>
-              </w:rPr>
-            </w:r>
-            <w:r>
-              <w:rPr>
-                <w:noProof/>
-              </w:rPr>
               <w:fldChar w:fldCharType="separate"/>
             </w:r>
             <w:r>
-              <w:rPr>
-                <w:noProof/>
-              </w:rPr>
               <w:t>5</w:t>
             </w:r>
             <w:r>
-              <w:rPr>
-                <w:noProof/>
-              </w:rPr>
               <w:fldChar w:fldCharType="end"/>
             </w:r>
           </w:hyperlink>
@@ -1229,58 +1074,27 @@
             <w:tabs>
               <w:tab w:val="right" w:leader="dot" w:pos="9350"/>
             </w:tabs>
-            <w:rPr>
-              <w:rFonts w:asciiTheme="minorHAnsi" w:eastAsiaTheme="minorEastAsia" w:hAnsiTheme="minorHAnsi" w:cstheme="minorBidi"/>
-              <w:noProof/>
-            </w:rPr>
           </w:pPr>
           <w:hyperlink w:anchor="_Toc243417898" w:history="1">
             <w:r>
-              <w:rPr>
-                <w:rStyle w:val="Hipervnculo"/>
-                <w:noProof/>
-              </w:rPr>
-              <w:t>2.1 Identificación</w:t>
-            </w:r>
-            <w:r>
-              <w:rPr>
-                <w:noProof/>
-              </w:rPr>
+              <w:t xml:space="preserve">2.1 Identificación</w:t>
+            </w:r>
+            <w:r>
               <w:tab/>
             </w:r>
             <w:r>
-              <w:rPr>
-                <w:noProof/>
-              </w:rPr>
               <w:fldChar w:fldCharType="begin"/>
             </w:r>
             <w:r>
-              <w:rPr>
-                <w:noProof/>
-              </w:rPr>
               <w:instrText xml:space="preserve"> PAGEREF _Toc243417898 \h </w:instrText>
             </w:r>
             <w:r>
-              <w:rPr>
-                <w:noProof/>
-              </w:rPr>
-            </w:r>
-            <w:r>
-              <w:rPr>
-                <w:noProof/>
-              </w:rPr>
               <w:fldChar w:fldCharType="separate"/>
             </w:r>
             <w:r>
-              <w:rPr>
-                <w:noProof/>
-              </w:rPr>
               <w:t>5</w:t>
             </w:r>
             <w:r>
-              <w:rPr>
-                <w:noProof/>
-              </w:rPr>
               <w:fldChar w:fldCharType="end"/>
             </w:r>
           </w:hyperlink>
@@ -1291,58 +1105,27 @@
             <w:tabs>
               <w:tab w:val="right" w:leader="dot" w:pos="9350"/>
             </w:tabs>
-            <w:rPr>
-              <w:rFonts w:asciiTheme="minorHAnsi" w:eastAsiaTheme="minorEastAsia" w:hAnsiTheme="minorHAnsi" w:cstheme="minorBidi"/>
-              <w:noProof/>
-            </w:rPr>
           </w:pPr>
           <w:hyperlink w:anchor="_Toc243417899" w:history="1">
             <w:r>
-              <w:rPr>
-                <w:rStyle w:val="Hipervnculo"/>
-                <w:noProof/>
-              </w:rPr>
-              <w:t>2.2 Estado de implementación</w:t>
-            </w:r>
-            <w:r>
-              <w:rPr>
-                <w:noProof/>
-              </w:rPr>
+              <w:t xml:space="preserve">2.2 Estado de implementación</w:t>
+            </w:r>
+            <w:r>
               <w:tab/>
             </w:r>
             <w:r>
-              <w:rPr>
-                <w:noProof/>
-              </w:rPr>
               <w:fldChar w:fldCharType="begin"/>
             </w:r>
             <w:r>
-              <w:rPr>
-                <w:noProof/>
-              </w:rPr>
               <w:instrText xml:space="preserve"> PAGEREF _Toc243417899 \h </w:instrText>
             </w:r>
             <w:r>
-              <w:rPr>
-                <w:noProof/>
-              </w:rPr>
-            </w:r>
-            <w:r>
-              <w:rPr>
-                <w:noProof/>
-              </w:rPr>
               <w:fldChar w:fldCharType="separate"/>
             </w:r>
             <w:r>
-              <w:rPr>
-                <w:noProof/>
-              </w:rPr>
               <w:t>5</w:t>
             </w:r>
             <w:r>
-              <w:rPr>
-                <w:noProof/>
-              </w:rPr>
               <w:fldChar w:fldCharType="end"/>
             </w:r>
           </w:hyperlink>
@@ -1353,58 +1136,27 @@
             <w:tabs>
               <w:tab w:val="right" w:leader="dot" w:pos="9350"/>
             </w:tabs>
-            <w:rPr>
-              <w:rFonts w:asciiTheme="minorHAnsi" w:eastAsiaTheme="minorEastAsia" w:hAnsiTheme="minorHAnsi" w:cstheme="minorBidi"/>
-              <w:noProof/>
-            </w:rPr>
           </w:pPr>
           <w:hyperlink w:anchor="_Toc243417900" w:history="1">
             <w:r>
-              <w:rPr>
-                <w:rStyle w:val="Hipervnculo"/>
-                <w:noProof/>
-              </w:rPr>
-              <w:t>2.3 Nivel de especificación, relaciones y flujos</w:t>
-            </w:r>
-            <w:r>
-              <w:rPr>
-                <w:noProof/>
-              </w:rPr>
+              <w:t xml:space="preserve">2.3 Nivel de especificación, relaciones y flujos</w:t>
+            </w:r>
+            <w:r>
               <w:tab/>
             </w:r>
             <w:r>
-              <w:rPr>
-                <w:noProof/>
-              </w:rPr>
               <w:fldChar w:fldCharType="begin"/>
             </w:r>
             <w:r>
-              <w:rPr>
-                <w:noProof/>
-              </w:rPr>
               <w:instrText xml:space="preserve"> PAGEREF _Toc243417900 \h </w:instrText>
             </w:r>
             <w:r>
-              <w:rPr>
-                <w:noProof/>
-              </w:rPr>
-            </w:r>
-            <w:r>
-              <w:rPr>
-                <w:noProof/>
-              </w:rPr>
               <w:fldChar w:fldCharType="separate"/>
             </w:r>
             <w:r>
-              <w:rPr>
-                <w:noProof/>
-              </w:rPr>
               <w:t>5</w:t>
             </w:r>
             <w:r>
-              <w:rPr>
-                <w:noProof/>
-              </w:rPr>
               <w:fldChar w:fldCharType="end"/>
             </w:r>
           </w:hyperlink>
@@ -1415,58 +1167,27 @@
             <w:tabs>
               <w:tab w:val="right" w:leader="dot" w:pos="9350"/>
             </w:tabs>
-            <w:rPr>
-              <w:rFonts w:asciiTheme="minorHAnsi" w:eastAsiaTheme="minorEastAsia" w:hAnsiTheme="minorHAnsi" w:cstheme="minorBidi"/>
-              <w:noProof/>
-            </w:rPr>
           </w:pPr>
           <w:hyperlink w:anchor="_Toc243417901" w:history="1">
             <w:r>
-              <w:rPr>
-                <w:rStyle w:val="Hipervnculo"/>
-                <w:noProof/>
-              </w:rPr>
-              <w:t>3. Actores</w:t>
-            </w:r>
-            <w:r>
-              <w:rPr>
-                <w:noProof/>
-              </w:rPr>
+              <w:t xml:space="preserve">3. Actores</w:t>
+            </w:r>
+            <w:r>
               <w:tab/>
             </w:r>
             <w:r>
-              <w:rPr>
-                <w:noProof/>
-              </w:rPr>
               <w:fldChar w:fldCharType="begin"/>
             </w:r>
             <w:r>
-              <w:rPr>
-                <w:noProof/>
-              </w:rPr>
               <w:instrText xml:space="preserve"> PAGEREF _Toc243417901 \h </w:instrText>
             </w:r>
             <w:r>
-              <w:rPr>
-                <w:noProof/>
-              </w:rPr>
-            </w:r>
-            <w:r>
-              <w:rPr>
-                <w:noProof/>
-              </w:rPr>
               <w:fldChar w:fldCharType="separate"/>
             </w:r>
             <w:r>
-              <w:rPr>
-                <w:noProof/>
-              </w:rPr>
               <w:t>6</w:t>
             </w:r>
             <w:r>
-              <w:rPr>
-                <w:noProof/>
-              </w:rPr>
               <w:fldChar w:fldCharType="end"/>
             </w:r>
           </w:hyperlink>
@@ -1477,58 +1198,27 @@
             <w:tabs>
               <w:tab w:val="right" w:leader="dot" w:pos="9350"/>
             </w:tabs>
-            <w:rPr>
-              <w:rFonts w:asciiTheme="minorHAnsi" w:eastAsiaTheme="minorEastAsia" w:hAnsiTheme="minorHAnsi" w:cstheme="minorBidi"/>
-              <w:noProof/>
-            </w:rPr>
           </w:pPr>
           <w:hyperlink w:anchor="_Toc243417902" w:history="1">
             <w:r>
-              <w:rPr>
-                <w:rStyle w:val="Hipervnculo"/>
-                <w:noProof/>
-              </w:rPr>
-              <w:t>4. Inventario de casos de uso</w:t>
-            </w:r>
-            <w:r>
-              <w:rPr>
-                <w:noProof/>
-              </w:rPr>
+              <w:t xml:space="preserve">4. Inventario de casos de uso</w:t>
+            </w:r>
+            <w:r>
               <w:tab/>
             </w:r>
             <w:r>
-              <w:rPr>
-                <w:noProof/>
-              </w:rPr>
               <w:fldChar w:fldCharType="begin"/>
             </w:r>
             <w:r>
-              <w:rPr>
-                <w:noProof/>
-              </w:rPr>
               <w:instrText xml:space="preserve"> PAGEREF _Toc243417902 \h </w:instrText>
             </w:r>
             <w:r>
-              <w:rPr>
-                <w:noProof/>
-              </w:rPr>
-            </w:r>
-            <w:r>
-              <w:rPr>
-                <w:noProof/>
-              </w:rPr>
               <w:fldChar w:fldCharType="separate"/>
             </w:r>
             <w:r>
-              <w:rPr>
-                <w:noProof/>
-              </w:rPr>
               <w:t>7</w:t>
             </w:r>
             <w:r>
-              <w:rPr>
-                <w:noProof/>
-              </w:rPr>
               <w:fldChar w:fldCharType="end"/>
             </w:r>
           </w:hyperlink>
@@ -1539,58 +1229,27 @@
             <w:tabs>
               <w:tab w:val="right" w:leader="dot" w:pos="9350"/>
             </w:tabs>
-            <w:rPr>
-              <w:rFonts w:asciiTheme="minorHAnsi" w:eastAsiaTheme="minorEastAsia" w:hAnsiTheme="minorHAnsi" w:cstheme="minorBidi"/>
-              <w:noProof/>
-            </w:rPr>
           </w:pPr>
           <w:hyperlink w:anchor="_Toc243417903" w:history="1">
             <w:r>
-              <w:rPr>
-                <w:rStyle w:val="Hipervnculo"/>
-                <w:noProof/>
-              </w:rPr>
-              <w:t>5. Diagramas y especificación por paquete</w:t>
-            </w:r>
-            <w:r>
-              <w:rPr>
-                <w:noProof/>
-              </w:rPr>
+              <w:t xml:space="preserve">5. Diagramas y especificación por paquete</w:t>
+            </w:r>
+            <w:r>
               <w:tab/>
             </w:r>
             <w:r>
-              <w:rPr>
-                <w:noProof/>
-              </w:rPr>
               <w:fldChar w:fldCharType="begin"/>
             </w:r>
             <w:r>
-              <w:rPr>
-                <w:noProof/>
-              </w:rPr>
               <w:instrText xml:space="preserve"> PAGEREF _Toc243417903 \h </w:instrText>
             </w:r>
             <w:r>
-              <w:rPr>
-                <w:noProof/>
-              </w:rPr>
-            </w:r>
-            <w:r>
-              <w:rPr>
-                <w:noProof/>
-              </w:rPr>
               <w:fldChar w:fldCharType="separate"/>
             </w:r>
             <w:r>
-              <w:rPr>
-                <w:noProof/>
-              </w:rPr>
               <w:t>8</w:t>
             </w:r>
             <w:r>
-              <w:rPr>
-                <w:noProof/>
-              </w:rPr>
               <w:fldChar w:fldCharType="end"/>
             </w:r>
           </w:hyperlink>
@@ -1601,58 +1260,27 @@
             <w:tabs>
               <w:tab w:val="right" w:leader="dot" w:pos="9350"/>
             </w:tabs>
-            <w:rPr>
-              <w:rFonts w:asciiTheme="minorHAnsi" w:eastAsiaTheme="minorEastAsia" w:hAnsiTheme="minorHAnsi" w:cstheme="minorBidi"/>
-              <w:noProof/>
-            </w:rPr>
           </w:pPr>
           <w:hyperlink w:anchor="_Toc243417904" w:history="1">
             <w:r>
-              <w:rPr>
-                <w:rStyle w:val="Hipervnculo"/>
-                <w:noProof/>
-              </w:rPr>
-              <w:t>5.1 Paquete 1 — Seguridad, roles y auditoría</w:t>
-            </w:r>
-            <w:r>
-              <w:rPr>
-                <w:noProof/>
-              </w:rPr>
+              <w:t xml:space="preserve">5.1 Paquete 1 — Seguridad, roles y auditoría</w:t>
+            </w:r>
+            <w:r>
               <w:tab/>
             </w:r>
             <w:r>
-              <w:rPr>
-                <w:noProof/>
-              </w:rPr>
               <w:fldChar w:fldCharType="begin"/>
             </w:r>
             <w:r>
-              <w:rPr>
-                <w:noProof/>
-              </w:rPr>
               <w:instrText xml:space="preserve"> PAGEREF _Toc243417904 \h </w:instrText>
             </w:r>
             <w:r>
-              <w:rPr>
-                <w:noProof/>
-              </w:rPr>
-            </w:r>
-            <w:r>
-              <w:rPr>
-                <w:noProof/>
-              </w:rPr>
               <w:fldChar w:fldCharType="separate"/>
             </w:r>
             <w:r>
-              <w:rPr>
-                <w:noProof/>
-              </w:rPr>
               <w:t>8</w:t>
             </w:r>
             <w:r>
-              <w:rPr>
-                <w:noProof/>
-              </w:rPr>
               <w:fldChar w:fldCharType="end"/>
             </w:r>
           </w:hyperlink>
@@ -1663,58 +1291,27 @@
             <w:tabs>
               <w:tab w:val="right" w:leader="dot" w:pos="9350"/>
             </w:tabs>
-            <w:rPr>
-              <w:rFonts w:asciiTheme="minorHAnsi" w:eastAsiaTheme="minorEastAsia" w:hAnsiTheme="minorHAnsi" w:cstheme="minorBidi"/>
-              <w:noProof/>
-            </w:rPr>
           </w:pPr>
           <w:hyperlink w:anchor="_Toc243417905" w:history="1">
             <w:r>
-              <w:rPr>
-                <w:rStyle w:val="Hipervnculo"/>
-                <w:noProof/>
-              </w:rPr>
-              <w:t>5.2 Paquete 2 — Clientes</w:t>
-            </w:r>
-            <w:r>
-              <w:rPr>
-                <w:noProof/>
-              </w:rPr>
+              <w:t xml:space="preserve">5.2 Paquete 2 — Clientes</w:t>
+            </w:r>
+            <w:r>
               <w:tab/>
             </w:r>
             <w:r>
-              <w:rPr>
-                <w:noProof/>
-              </w:rPr>
               <w:fldChar w:fldCharType="begin"/>
             </w:r>
             <w:r>
-              <w:rPr>
-                <w:noProof/>
-              </w:rPr>
               <w:instrText xml:space="preserve"> PAGEREF _Toc243417905 \h </w:instrText>
             </w:r>
             <w:r>
-              <w:rPr>
-                <w:noProof/>
-              </w:rPr>
-            </w:r>
-            <w:r>
-              <w:rPr>
-                <w:noProof/>
-              </w:rPr>
               <w:fldChar w:fldCharType="separate"/>
             </w:r>
             <w:r>
-              <w:rPr>
-                <w:noProof/>
-              </w:rPr>
               <w:t>9</w:t>
             </w:r>
             <w:r>
-              <w:rPr>
-                <w:noProof/>
-              </w:rPr>
               <w:fldChar w:fldCharType="end"/>
             </w:r>
           </w:hyperlink>
@@ -1725,58 +1322,27 @@
             <w:tabs>
               <w:tab w:val="right" w:leader="dot" w:pos="9350"/>
             </w:tabs>
-            <w:rPr>
-              <w:rFonts w:asciiTheme="minorHAnsi" w:eastAsiaTheme="minorEastAsia" w:hAnsiTheme="minorHAnsi" w:cstheme="minorBidi"/>
-              <w:noProof/>
-            </w:rPr>
           </w:pPr>
           <w:hyperlink w:anchor="_Toc243417906" w:history="1">
             <w:r>
-              <w:rPr>
-                <w:rStyle w:val="Hipervnculo"/>
-                <w:noProof/>
-              </w:rPr>
-              <w:t>5.3 Paquete 3 — Catálogo de productos</w:t>
-            </w:r>
-            <w:r>
-              <w:rPr>
-                <w:noProof/>
-              </w:rPr>
+              <w:t xml:space="preserve">5.3 Paquete 3 — Catálogo de productos</w:t>
+            </w:r>
+            <w:r>
               <w:tab/>
             </w:r>
             <w:r>
-              <w:rPr>
-                <w:noProof/>
-              </w:rPr>
               <w:fldChar w:fldCharType="begin"/>
             </w:r>
             <w:r>
-              <w:rPr>
-                <w:noProof/>
-              </w:rPr>
               <w:instrText xml:space="preserve"> PAGEREF _Toc243417906 \h </w:instrText>
             </w:r>
             <w:r>
-              <w:rPr>
-                <w:noProof/>
-              </w:rPr>
-            </w:r>
-            <w:r>
-              <w:rPr>
-                <w:noProof/>
-              </w:rPr>
               <w:fldChar w:fldCharType="separate"/>
             </w:r>
             <w:r>
-              <w:rPr>
-                <w:noProof/>
-              </w:rPr>
               <w:t>10</w:t>
             </w:r>
             <w:r>
-              <w:rPr>
-                <w:noProof/>
-              </w:rPr>
               <w:fldChar w:fldCharType="end"/>
             </w:r>
           </w:hyperlink>
@@ -1787,58 +1353,27 @@
             <w:tabs>
               <w:tab w:val="right" w:leader="dot" w:pos="9350"/>
             </w:tabs>
-            <w:rPr>
-              <w:rFonts w:asciiTheme="minorHAnsi" w:eastAsiaTheme="minorEastAsia" w:hAnsiTheme="minorHAnsi" w:cstheme="minorBidi"/>
-              <w:noProof/>
-            </w:rPr>
           </w:pPr>
           <w:hyperlink w:anchor="_Toc243417907" w:history="1">
             <w:r>
-              <w:rPr>
-                <w:rStyle w:val="Hipervnculo"/>
-                <w:noProof/>
-              </w:rPr>
-              <w:t>5.4 Paquete 4 — Proceso comercial</w:t>
-            </w:r>
-            <w:r>
-              <w:rPr>
-                <w:noProof/>
-              </w:rPr>
+              <w:t xml:space="preserve">5.4 Paquete 4 — Proceso comercial</w:t>
+            </w:r>
+            <w:r>
               <w:tab/>
             </w:r>
             <w:r>
-              <w:rPr>
-                <w:noProof/>
-              </w:rPr>
               <w:fldChar w:fldCharType="begin"/>
             </w:r>
             <w:r>
-              <w:rPr>
-                <w:noProof/>
-              </w:rPr>
               <w:instrText xml:space="preserve"> PAGEREF _Toc243417907 \h </w:instrText>
             </w:r>
             <w:r>
-              <w:rPr>
-                <w:noProof/>
-              </w:rPr>
-            </w:r>
-            <w:r>
-              <w:rPr>
-                <w:noProof/>
-              </w:rPr>
               <w:fldChar w:fldCharType="separate"/>
             </w:r>
             <w:r>
-              <w:rPr>
-                <w:noProof/>
-              </w:rPr>
               <w:t>12</w:t>
             </w:r>
             <w:r>
-              <w:rPr>
-                <w:noProof/>
-              </w:rPr>
               <w:fldChar w:fldCharType="end"/>
             </w:r>
           </w:hyperlink>
@@ -1849,58 +1384,27 @@
             <w:tabs>
               <w:tab w:val="right" w:leader="dot" w:pos="9350"/>
             </w:tabs>
-            <w:rPr>
-              <w:rFonts w:asciiTheme="minorHAnsi" w:eastAsiaTheme="minorEastAsia" w:hAnsiTheme="minorHAnsi" w:cstheme="minorBidi"/>
-              <w:noProof/>
-            </w:rPr>
           </w:pPr>
           <w:hyperlink w:anchor="_Toc243417908" w:history="1">
             <w:r>
-              <w:rPr>
-                <w:rStyle w:val="Hipervnculo"/>
-                <w:noProof/>
-              </w:rPr>
-              <w:t>5.5 Paquete 5 — Ejecución productiva</w:t>
-            </w:r>
-            <w:r>
-              <w:rPr>
-                <w:noProof/>
-              </w:rPr>
+              <w:t xml:space="preserve">5.5 Paquete 5 — Ejecución productiva</w:t>
+            </w:r>
+            <w:r>
               <w:tab/>
             </w:r>
             <w:r>
-              <w:rPr>
-                <w:noProof/>
-              </w:rPr>
               <w:fldChar w:fldCharType="begin"/>
             </w:r>
             <w:r>
-              <w:rPr>
-                <w:noProof/>
-              </w:rPr>
               <w:instrText xml:space="preserve"> PAGEREF _Toc243417908 \h </w:instrText>
             </w:r>
             <w:r>
-              <w:rPr>
-                <w:noProof/>
-              </w:rPr>
-            </w:r>
-            <w:r>
-              <w:rPr>
-                <w:noProof/>
-              </w:rPr>
               <w:fldChar w:fldCharType="separate"/>
             </w:r>
             <w:r>
-              <w:rPr>
-                <w:noProof/>
-              </w:rPr>
               <w:t>18</w:t>
             </w:r>
             <w:r>
-              <w:rPr>
-                <w:noProof/>
-              </w:rPr>
               <w:fldChar w:fldCharType="end"/>
             </w:r>
           </w:hyperlink>
@@ -1911,58 +1415,27 @@
             <w:tabs>
               <w:tab w:val="right" w:leader="dot" w:pos="9350"/>
             </w:tabs>
-            <w:rPr>
-              <w:rFonts w:asciiTheme="minorHAnsi" w:eastAsiaTheme="minorEastAsia" w:hAnsiTheme="minorHAnsi" w:cstheme="minorBidi"/>
-              <w:noProof/>
-            </w:rPr>
           </w:pPr>
           <w:hyperlink w:anchor="_Toc243417909" w:history="1">
             <w:r>
-              <w:rPr>
-                <w:rStyle w:val="Hipervnculo"/>
-                <w:noProof/>
-              </w:rPr>
-              <w:t>5.6 Paquete 6 — Inventario</w:t>
-            </w:r>
-            <w:r>
-              <w:rPr>
-                <w:noProof/>
-              </w:rPr>
+              <w:t xml:space="preserve">5.6 Paquete 6 — Inventario</w:t>
+            </w:r>
+            <w:r>
               <w:tab/>
             </w:r>
             <w:r>
-              <w:rPr>
-                <w:noProof/>
-              </w:rPr>
               <w:fldChar w:fldCharType="begin"/>
             </w:r>
             <w:r>
-              <w:rPr>
-                <w:noProof/>
-              </w:rPr>
               <w:instrText xml:space="preserve"> PAGEREF _Toc243417909 \h </w:instrText>
             </w:r>
             <w:r>
-              <w:rPr>
-                <w:noProof/>
-              </w:rPr>
-            </w:r>
-            <w:r>
-              <w:rPr>
-                <w:noProof/>
-              </w:rPr>
               <w:fldChar w:fldCharType="separate"/>
             </w:r>
             <w:r>
-              <w:rPr>
-                <w:noProof/>
-              </w:rPr>
               <w:t>25</w:t>
             </w:r>
             <w:r>
-              <w:rPr>
-                <w:noProof/>
-              </w:rPr>
               <w:fldChar w:fldCharType="end"/>
             </w:r>
           </w:hyperlink>
@@ -1973,58 +1446,27 @@
             <w:tabs>
               <w:tab w:val="right" w:leader="dot" w:pos="9350"/>
             </w:tabs>
-            <w:rPr>
-              <w:rFonts w:asciiTheme="minorHAnsi" w:eastAsiaTheme="minorEastAsia" w:hAnsiTheme="minorHAnsi" w:cstheme="minorBidi"/>
-              <w:noProof/>
-            </w:rPr>
           </w:pPr>
           <w:hyperlink w:anchor="_Toc243417910" w:history="1">
             <w:r>
-              <w:rPr>
-                <w:rStyle w:val="Hipervnculo"/>
-                <w:noProof/>
-              </w:rPr>
-              <w:t>5.7 Paquete 7 — Control de calidad</w:t>
-            </w:r>
-            <w:r>
-              <w:rPr>
-                <w:noProof/>
-              </w:rPr>
+              <w:t xml:space="preserve">5.7 Paquete 7 — Control de calidad</w:t>
+            </w:r>
+            <w:r>
               <w:tab/>
             </w:r>
             <w:r>
-              <w:rPr>
-                <w:noProof/>
-              </w:rPr>
               <w:fldChar w:fldCharType="begin"/>
             </w:r>
             <w:r>
-              <w:rPr>
-                <w:noProof/>
-              </w:rPr>
               <w:instrText xml:space="preserve"> PAGEREF _Toc243417910 \h </w:instrText>
             </w:r>
             <w:r>
-              <w:rPr>
-                <w:noProof/>
-              </w:rPr>
-            </w:r>
-            <w:r>
-              <w:rPr>
-                <w:noProof/>
-              </w:rPr>
               <w:fldChar w:fldCharType="separate"/>
             </w:r>
             <w:r>
-              <w:rPr>
-                <w:noProof/>
-              </w:rPr>
               <w:t>27</w:t>
             </w:r>
             <w:r>
-              <w:rPr>
-                <w:noProof/>
-              </w:rPr>
               <w:fldChar w:fldCharType="end"/>
             </w:r>
           </w:hyperlink>
@@ -2035,58 +1477,27 @@
             <w:tabs>
               <w:tab w:val="right" w:leader="dot" w:pos="9350"/>
             </w:tabs>
-            <w:rPr>
-              <w:rFonts w:asciiTheme="minorHAnsi" w:eastAsiaTheme="minorEastAsia" w:hAnsiTheme="minorHAnsi" w:cstheme="minorBidi"/>
-              <w:noProof/>
-            </w:rPr>
           </w:pPr>
           <w:hyperlink w:anchor="_Toc243417911" w:history="1">
             <w:r>
-              <w:rPr>
-                <w:rStyle w:val="Hipervnculo"/>
-                <w:noProof/>
-              </w:rPr>
-              <w:t>5.8 Paquete 8 — Pagos y moneda</w:t>
-            </w:r>
-            <w:r>
-              <w:rPr>
-                <w:noProof/>
-              </w:rPr>
+              <w:t xml:space="preserve">5.8 Paquete 8 — Pagos y moneda</w:t>
+            </w:r>
+            <w:r>
               <w:tab/>
             </w:r>
             <w:r>
-              <w:rPr>
-                <w:noProof/>
-              </w:rPr>
               <w:fldChar w:fldCharType="begin"/>
             </w:r>
             <w:r>
-              <w:rPr>
-                <w:noProof/>
-              </w:rPr>
               <w:instrText xml:space="preserve"> PAGEREF _Toc243417911 \h </w:instrText>
             </w:r>
             <w:r>
-              <w:rPr>
-                <w:noProof/>
-              </w:rPr>
-            </w:r>
-            <w:r>
-              <w:rPr>
-                <w:noProof/>
-              </w:rPr>
               <w:fldChar w:fldCharType="separate"/>
             </w:r>
             <w:r>
-              <w:rPr>
-                <w:noProof/>
-              </w:rPr>
               <w:t>31</w:t>
             </w:r>
             <w:r>
-              <w:rPr>
-                <w:noProof/>
-              </w:rPr>
               <w:fldChar w:fldCharType="end"/>
             </w:r>
           </w:hyperlink>
@@ -2097,58 +1508,27 @@
             <w:tabs>
               <w:tab w:val="right" w:leader="dot" w:pos="9350"/>
             </w:tabs>
-            <w:rPr>
-              <w:rFonts w:asciiTheme="minorHAnsi" w:eastAsiaTheme="minorEastAsia" w:hAnsiTheme="minorHAnsi" w:cstheme="minorBidi"/>
-              <w:noProof/>
-            </w:rPr>
           </w:pPr>
           <w:hyperlink w:anchor="_Toc243417912" w:history="1">
             <w:r>
-              <w:rPr>
-                <w:rStyle w:val="Hipervnculo"/>
-                <w:noProof/>
-              </w:rPr>
-              <w:t>5.9 Paquete 9 — Administración del canal web</w:t>
-            </w:r>
-            <w:r>
-              <w:rPr>
-                <w:noProof/>
-              </w:rPr>
+              <w:t xml:space="preserve">5.9 Paquete 9 — Administración del canal web</w:t>
+            </w:r>
+            <w:r>
               <w:tab/>
             </w:r>
             <w:r>
-              <w:rPr>
-                <w:noProof/>
-              </w:rPr>
               <w:fldChar w:fldCharType="begin"/>
             </w:r>
             <w:r>
-              <w:rPr>
-                <w:noProof/>
-              </w:rPr>
               <w:instrText xml:space="preserve"> PAGEREF _Toc243417912 \h </w:instrText>
             </w:r>
             <w:r>
-              <w:rPr>
-                <w:noProof/>
-              </w:rPr>
-            </w:r>
-            <w:r>
-              <w:rPr>
-                <w:noProof/>
-              </w:rPr>
               <w:fldChar w:fldCharType="separate"/>
             </w:r>
             <w:r>
-              <w:rPr>
-                <w:noProof/>
-              </w:rPr>
               <w:t>34</w:t>
             </w:r>
             <w:r>
-              <w:rPr>
-                <w:noProof/>
-              </w:rPr>
               <w:fldChar w:fldCharType="end"/>
             </w:r>
           </w:hyperlink>
@@ -2159,58 +1539,27 @@
             <w:tabs>
               <w:tab w:val="right" w:leader="dot" w:pos="9350"/>
             </w:tabs>
-            <w:rPr>
-              <w:rFonts w:asciiTheme="minorHAnsi" w:eastAsiaTheme="minorEastAsia" w:hAnsiTheme="minorHAnsi" w:cstheme="minorBidi"/>
-              <w:noProof/>
-            </w:rPr>
           </w:pPr>
           <w:hyperlink w:anchor="_Toc243417913" w:history="1">
             <w:r>
-              <w:rPr>
-                <w:rStyle w:val="Hipervnculo"/>
-                <w:noProof/>
-              </w:rPr>
-              <w:t>5.10 Paquete 10 — Reportes, integraciones, avisos y tareas programadas</w:t>
-            </w:r>
-            <w:r>
-              <w:rPr>
-                <w:noProof/>
-              </w:rPr>
+              <w:t xml:space="preserve">5.10 Paquete 10 — Reportes, integraciones, avisos y tareas programadas</w:t>
+            </w:r>
+            <w:r>
               <w:tab/>
             </w:r>
             <w:r>
-              <w:rPr>
-                <w:noProof/>
-              </w:rPr>
               <w:fldChar w:fldCharType="begin"/>
             </w:r>
             <w:r>
-              <w:rPr>
-                <w:noProof/>
-              </w:rPr>
               <w:instrText xml:space="preserve"> PAGEREF _Toc243417913 \h </w:instrText>
             </w:r>
             <w:r>
-              <w:rPr>
-                <w:noProof/>
-              </w:rPr>
-            </w:r>
-            <w:r>
-              <w:rPr>
-                <w:noProof/>
-              </w:rPr>
               <w:fldChar w:fldCharType="separate"/>
             </w:r>
             <w:r>
-              <w:rPr>
-                <w:noProof/>
-              </w:rPr>
               <w:t>36</w:t>
             </w:r>
             <w:r>
-              <w:rPr>
-                <w:noProof/>
-              </w:rPr>
               <w:fldChar w:fldCharType="end"/>
             </w:r>
           </w:hyperlink>
@@ -2221,58 +1570,27 @@
             <w:tabs>
               <w:tab w:val="right" w:leader="dot" w:pos="9350"/>
             </w:tabs>
-            <w:rPr>
-              <w:rFonts w:asciiTheme="minorHAnsi" w:eastAsiaTheme="minorEastAsia" w:hAnsiTheme="minorHAnsi" w:cstheme="minorBidi"/>
-              <w:noProof/>
-            </w:rPr>
           </w:pPr>
           <w:hyperlink w:anchor="_Toc243417914" w:history="1">
             <w:r>
-              <w:rPr>
-                <w:rStyle w:val="Hipervnculo"/>
-                <w:noProof/>
-              </w:rPr>
-              <w:t>6. Matriz de trazabilidad</w:t>
-            </w:r>
-            <w:r>
-              <w:rPr>
-                <w:noProof/>
-              </w:rPr>
+              <w:t xml:space="preserve">6. Matriz de trazabilidad</w:t>
+            </w:r>
+            <w:r>
               <w:tab/>
             </w:r>
             <w:r>
-              <w:rPr>
-                <w:noProof/>
-              </w:rPr>
               <w:fldChar w:fldCharType="begin"/>
             </w:r>
             <w:r>
-              <w:rPr>
-                <w:noProof/>
-              </w:rPr>
               <w:instrText xml:space="preserve"> PAGEREF _Toc243417914 \h </w:instrText>
             </w:r>
             <w:r>
-              <w:rPr>
-                <w:noProof/>
-              </w:rPr>
-            </w:r>
-            <w:r>
-              <w:rPr>
-                <w:noProof/>
-              </w:rPr>
               <w:fldChar w:fldCharType="separate"/>
             </w:r>
             <w:r>
-              <w:rPr>
-                <w:noProof/>
-              </w:rPr>
-              <w:t>42</w:t>
-            </w:r>
-            <w:r>
-              <w:rPr>
-                <w:noProof/>
-              </w:rPr>
+              <w:t>43</w:t>
+            </w:r>
+            <w:r>
               <w:fldChar w:fldCharType="end"/>
             </w:r>
           </w:hyperlink>
@@ -2283,58 +1601,27 @@
             <w:tabs>
               <w:tab w:val="right" w:leader="dot" w:pos="9350"/>
             </w:tabs>
-            <w:rPr>
-              <w:rFonts w:asciiTheme="minorHAnsi" w:eastAsiaTheme="minorEastAsia" w:hAnsiTheme="minorHAnsi" w:cstheme="minorBidi"/>
-              <w:noProof/>
-            </w:rPr>
           </w:pPr>
           <w:hyperlink w:anchor="_Toc243417915" w:history="1">
             <w:r>
-              <w:rPr>
-                <w:rStyle w:val="Hipervnculo"/>
-                <w:noProof/>
-              </w:rPr>
-              <w:t>7. Alcance parcial y mejoras pendientes</w:t>
-            </w:r>
-            <w:r>
-              <w:rPr>
-                <w:noProof/>
-              </w:rPr>
+              <w:t xml:space="preserve">7. Alcance parcial y mejoras pendientes</w:t>
+            </w:r>
+            <w:r>
               <w:tab/>
             </w:r>
             <w:r>
-              <w:rPr>
-                <w:noProof/>
-              </w:rPr>
               <w:fldChar w:fldCharType="begin"/>
             </w:r>
             <w:r>
-              <w:rPr>
-                <w:noProof/>
-              </w:rPr>
               <w:instrText xml:space="preserve"> PAGEREF _Toc243417915 \h </w:instrText>
             </w:r>
             <w:r>
-              <w:rPr>
-                <w:noProof/>
-              </w:rPr>
-            </w:r>
-            <w:r>
-              <w:rPr>
-                <w:noProof/>
-              </w:rPr>
               <w:fldChar w:fldCharType="separate"/>
             </w:r>
             <w:r>
-              <w:rPr>
-                <w:noProof/>
-              </w:rPr>
-              <w:t>43</w:t>
-            </w:r>
-            <w:r>
-              <w:rPr>
-                <w:noProof/>
-              </w:rPr>
+              <w:t>44</w:t>
+            </w:r>
+            <w:r>
               <w:fldChar w:fldCharType="end"/>
             </w:r>
           </w:hyperlink>
@@ -2345,58 +1632,27 @@
             <w:tabs>
               <w:tab w:val="right" w:leader="dot" w:pos="9350"/>
             </w:tabs>
-            <w:rPr>
-              <w:rFonts w:asciiTheme="minorHAnsi" w:eastAsiaTheme="minorEastAsia" w:hAnsiTheme="minorHAnsi" w:cstheme="minorBidi"/>
-              <w:noProof/>
-            </w:rPr>
           </w:pPr>
           <w:hyperlink w:anchor="_Toc243417916" w:history="1">
             <w:r>
-              <w:rPr>
-                <w:rStyle w:val="Hipervnculo"/>
-                <w:noProof/>
-              </w:rPr>
-              <w:t>8. Control de versiones del documento</w:t>
-            </w:r>
-            <w:r>
-              <w:rPr>
-                <w:noProof/>
-              </w:rPr>
+              <w:t xml:space="preserve">8. Control de versiones del documento</w:t>
+            </w:r>
+            <w:r>
               <w:tab/>
             </w:r>
             <w:r>
-              <w:rPr>
-                <w:noProof/>
-              </w:rPr>
               <w:fldChar w:fldCharType="begin"/>
             </w:r>
             <w:r>
-              <w:rPr>
-                <w:noProof/>
-              </w:rPr>
               <w:instrText xml:space="preserve"> PAGEREF _Toc243417916 \h </w:instrText>
             </w:r>
             <w:r>
-              <w:rPr>
-                <w:noProof/>
-              </w:rPr>
-            </w:r>
-            <w:r>
-              <w:rPr>
-                <w:noProof/>
-              </w:rPr>
               <w:fldChar w:fldCharType="separate"/>
             </w:r>
             <w:r>
-              <w:rPr>
-                <w:noProof/>
-              </w:rPr>
-              <w:t>44</w:t>
-            </w:r>
-            <w:r>
-              <w:rPr>
-                <w:noProof/>
-              </w:rPr>
+              <w:t>45</w:t>
+            </w:r>
+            <w:r>
               <w:fldChar w:fldCharType="end"/>
             </w:r>
           </w:hyperlink>
@@ -2445,10 +1701,7 @@
         <w:jc w:val="both"/>
       </w:pPr>
       <w:r>
-        <w:t>El modelo comprende 86 casos de uso en diez paquetes: los 71 de la versión 1.0, con su redacción corregida, y 15 casos nuevos que corresponden a funcionalidades construidas que no estaban modeladas, entre ellos las dos APIs públicas propias del</w:t>
-      </w:r>
-      <w:r>
-        <w:t xml:space="preserve"> sistema. Cada caso indica su estado de implementación.</w:t>
+        <w:t xml:space="preserve">El modelo comprende 87 casos de uso en diez paquetes: los 71 de la versión 1.0, con su redacción corregida, y 16 casos nuevos que corresponden a funcionalidades construidas que no estaban modeladas, entre ellos las tres APIs públicas propias del sistema. Cada caso indica su estado de implementación.</w:t>
       </w:r>
     </w:p>
     <w:p>
@@ -2503,13 +1756,7 @@
         <w:spacing w:after="60"/>
       </w:pPr>
       <w:r>
-        <w:t>Casos nuevos (15): devolución de una cotización al autor, nueva versión, reenvío y descarga en PDF, registro de la entrega, ciclo de fabricación con paso a calidad, aprobación del control</w:t>
-      </w:r>
-      <w:r>
-        <w:t xml:space="preserve"> que libera la orden, devolución de material, registro de clientes, y el paquete 10 de reportes, integraciones, bandeja de pendientes, avisos entre roles y tareas programadas, y las APIs públicas de seguimiento de pedidos y del cotizador (CU-REP-06 y CU-RE</w:t>
-      </w:r>
-      <w:r>
-        <w:t>P-07).</w:t>
+        <w:t xml:space="preserve">Casos nuevos (16): devolución de una cotización al autor, nueva versión, reenvío y descarga en PDF, registro de la entrega, ciclo de fabricación con paso a calidad, aprobación del control que libera la orden, devolución de material, registro de clientes, y el paquete 10 de reportes, integraciones, bandeja de pendientes, avisos entre roles y tareas programadas, y las APIs públicas de seguimiento de pedidos, del cotizador y de disponibilidad de materiales (CU-REP-06 a CU-REP-08).</w:t>
       </w:r>
     </w:p>
     <w:p>
@@ -2568,6 +1815,19 @@
       </w:r>
       <w:r>
         <w:t>n pedido sin iniciar sesión (CU-REP-06) y estima el precio referencial de uno o más modelos (CU-REP-07). Ambas se documentan en Swagger, en /api/publica/v1/docs/.</w:t>
+      </w:r>
+    </w:p>
+    <w:p>
+      <w:pPr>
+        <w:pStyle w:val="Prrafodelista"/>
+        <w:numPr>
+          <w:ilvl w:val="0"/>
+          <w:numId w:val="2"/>
+        </w:numPr>
+        <w:spacing w:after="60"/>
+      </w:pPr>
+      <w:r>
+        <w:t xml:space="preserve">Versión 2.4: se agrega la tercera API pública propia. Un proveedor autorizado, con su propia clave de API, consulta los materiales que están bajo su stock mínimo y la cantidad sugerida de reposición, calculada desde el kardex (CU-REP-08). Se documenta en Swagger junto a las otras dos, en la versión 1.2.0 de la API.</w:t>
       </w:r>
     </w:p>
     <w:p>
@@ -4842,7 +4102,7 @@
                 <w:sz w:val="18"/>
                 <w:szCs w:val="18"/>
               </w:rPr>
-              <w:t>Sistema de un tercero autorizado, por ejemplo un distribuidor, que consulta el seguimiento de pedidos y estima precios con su propia clave de API. Sólo accede a los servicios asignados a esa clave.</w:t>
+              <w:t xml:space="preserve">Sistema de un tercero autorizado que usa la API pública con su propia clave: por ejemplo un distribuidor, que consulta el seguimiento de pedidos y estima precios, o un proveedor de materiales, que consulta los materiales bajo el stock mínimo para preparar su despacho (clave «proveedores»). Sólo accede a los servicios asignados a esa clave.</w:t>
             </w:r>
           </w:p>
         </w:tc>
@@ -6938,7 +6198,7 @@
                 <w:sz w:val="18"/>
                 <w:szCs w:val="18"/>
               </w:rPr>
-              <w:t>7</w:t>
+              <w:t xml:space="preserve">8</w:t>
             </w:r>
           </w:p>
         </w:tc>
@@ -7042,7 +6302,7 @@
                 <w:sz w:val="18"/>
                 <w:szCs w:val="18"/>
               </w:rPr>
-              <w:t>7</w:t>
+              <w:t xml:space="preserve">8</w:t>
             </w:r>
           </w:p>
         </w:tc>
@@ -7123,7 +6383,7 @@
                 <w:sz w:val="18"/>
                 <w:szCs w:val="18"/>
               </w:rPr>
-              <w:t>86</w:t>
+              <w:t xml:space="preserve">87</w:t>
             </w:r>
           </w:p>
         </w:tc>
@@ -7227,7 +6487,7 @@
                 <w:sz w:val="18"/>
                 <w:szCs w:val="18"/>
               </w:rPr>
-              <w:t>15</w:t>
+              <w:t xml:space="preserve">16</w:t>
             </w:r>
           </w:p>
         </w:tc>
@@ -44098,7 +43358,7 @@
         <w:lastRenderedPageBreak/>
         <w:drawing>
           <wp:inline distT="0" distB="0" distL="0" distR="0" wp14:anchorId="5A6A4C22" wp14:editId="3AF7A199">
-            <wp:extent cx="4754880" cy="6934720"/>
+            <wp:extent cx="4754880" cy="7841381"/>
             <wp:effectExtent l="0" t="0" r="0" b="0"/>
             <wp:docPr id="10" name="Figura 10. Diagrama de casos de uso del paquete reportes, integraciones, avisos y tareas programadas." descr="Figura 10. Diagrama de casos de uso del paquete reportes, integraciones, avisos y tareas programadas." title="Figura 10. Diagrama de casos de uso del paquete reportes, integraciones, avisos y tareas programadas."/>
             <wp:cNvGraphicFramePr>
@@ -44123,7 +43383,7 @@
                   <pic:spPr bwMode="auto">
                     <a:xfrm>
                       <a:off x="0" y="0"/>
-                      <a:ext cx="4754880" cy="6934720"/>
+                      <a:ext cx="4754880" cy="7841381"/>
                     </a:xfrm>
                     <a:prstGeom prst="rect">
                       <a:avLst/>
@@ -44174,10 +43434,7 @@
       </w:pPr>
       <w:r>
         <w:lastRenderedPageBreak/>
-        <w:t>En la versión 2.3 se agregan las APIs públicas propias (CU-REP-06 y CU-REP-07). A diferencia de la API interna, que usan el escritorio y la web con usuario y t</w:t>
-      </w:r>
-      <w:r>
-        <w:t>oken, la API pública se consume con una clave de API: cada clave tiene asignados los servicios que puede usar, un límite de 60 consultas por minuto y cada consulta queda en el registro de integraciones (CU-REP-02).</w:t>
+        <w:t xml:space="preserve">En la versión 2.3 se agregan las APIs públicas propias (CU-REP-06 y CU-REP-07). A diferencia de la API interna, que usan el escritorio y la web con usuario y token, la API pública se consume con una clave de API: cada clave tiene asignados los servicios que puede usar, un límite de 60 consultas por minuto y cada consulta queda en el registro de integraciones (CU-REP-02). En la versión 2.4 se agrega la tercera, de disponibilidad de materiales (CU-REP-08), que usa una clave propia para los proveedores y no comparte servicios con las claves del portal.</w:t>
       </w:r>
     </w:p>
     <w:tbl>
@@ -45571,6 +44828,173 @@
                 <w:szCs w:val="18"/>
               </w:rPr>
               <w:t>RF-COM-18, RF-INT-04</w:t>
+            </w:r>
+          </w:p>
+        </w:tc>
+      </w:tr>
+      <w:tr>
+        <w:tblPrEx>
+          <w:tblCellMar>
+            <w:top w:w="0" w:type="dxa"/>
+            <w:bottom w:w="0" w:type="dxa"/>
+          </w:tblCellMar>
+        </w:tblPrEx>
+        <w:trPr>
+          <w:cantSplit/>
+        </w:trPr>
+        <w:tc>
+          <w:tcPr>
+            <w:tcW w:w="1150" w:type="dxa"/>
+            <w:tcBorders>
+              <w:top w:val="single" w:sz="4" w:space="0" w:color="8496B0"/>
+              <w:left w:val="single" w:sz="4" w:space="0" w:color="8496B0"/>
+              <w:bottom w:val="single" w:sz="4" w:space="0" w:color="8496B0"/>
+              <w:right w:val="single" w:sz="4" w:space="0" w:color="8496B0"/>
+            </w:tcBorders>
+            <w:tcMar>
+              <w:top w:w="50" w:type="dxa"/>
+              <w:left w:w="90" w:type="dxa"/>
+              <w:bottom w:w="50" w:type="dxa"/>
+              <w:right w:w="90" w:type="dxa"/>
+            </w:tcMar>
+          </w:tcPr>
+          <w:p>
+            <w:r>
+              <w:rPr>
+                <w:sz w:val="18"/>
+                <w:szCs w:val="18"/>
+              </w:rPr>
+              <w:t xml:space="preserve">CU-REP-08</w:t>
+            </w:r>
+          </w:p>
+        </w:tc>
+        <w:tc>
+          <w:tcPr>
+            <w:tcW w:w="1700" w:type="dxa"/>
+            <w:tcBorders>
+              <w:top w:val="single" w:sz="4" w:space="0" w:color="8496B0"/>
+              <w:left w:val="single" w:sz="4" w:space="0" w:color="8496B0"/>
+              <w:bottom w:val="single" w:sz="4" w:space="0" w:color="8496B0"/>
+              <w:right w:val="single" w:sz="4" w:space="0" w:color="8496B0"/>
+            </w:tcBorders>
+            <w:tcMar>
+              <w:top w:w="50" w:type="dxa"/>
+              <w:left w:w="90" w:type="dxa"/>
+              <w:bottom w:w="50" w:type="dxa"/>
+              <w:right w:w="90" w:type="dxa"/>
+            </w:tcMar>
+          </w:tcPr>
+          <w:p>
+            <w:r>
+              <w:rPr>
+                <w:sz w:val="18"/>
+                <w:szCs w:val="18"/>
+              </w:rPr>
+              <w:t xml:space="preserve">Consultar los materiales a reponer por la API de disponibilidad</w:t>
+            </w:r>
+          </w:p>
+        </w:tc>
+        <w:tc>
+          <w:tcPr>
+            <w:tcW w:w="1700" w:type="dxa"/>
+            <w:tcBorders>
+              <w:top w:val="single" w:sz="4" w:space="0" w:color="8496B0"/>
+              <w:left w:val="single" w:sz="4" w:space="0" w:color="8496B0"/>
+              <w:bottom w:val="single" w:sz="4" w:space="0" w:color="8496B0"/>
+              <w:right w:val="single" w:sz="4" w:space="0" w:color="8496B0"/>
+            </w:tcBorders>
+            <w:tcMar>
+              <w:top w:w="50" w:type="dxa"/>
+              <w:left w:w="90" w:type="dxa"/>
+              <w:bottom w:w="50" w:type="dxa"/>
+              <w:right w:w="90" w:type="dxa"/>
+            </w:tcMar>
+          </w:tcPr>
+          <w:p>
+            <w:r>
+              <w:rPr>
+                <w:sz w:val="18"/>
+                <w:szCs w:val="18"/>
+              </w:rPr>
+              <w:t xml:space="preserve">Proveedor autorizado, sistema externo</w:t>
+            </w:r>
+          </w:p>
+        </w:tc>
+        <w:tc>
+          <w:tcPr>
+            <w:tcW w:w="2510" w:type="dxa"/>
+            <w:tcBorders>
+              <w:top w:val="single" w:sz="4" w:space="0" w:color="8496B0"/>
+              <w:left w:val="single" w:sz="4" w:space="0" w:color="8496B0"/>
+              <w:bottom w:val="single" w:sz="4" w:space="0" w:color="8496B0"/>
+              <w:right w:val="single" w:sz="4" w:space="0" w:color="8496B0"/>
+            </w:tcBorders>
+            <w:tcMar>
+              <w:top w:w="50" w:type="dxa"/>
+              <w:left w:w="90" w:type="dxa"/>
+              <w:bottom w:w="50" w:type="dxa"/>
+              <w:right w:w="90" w:type="dxa"/>
+            </w:tcMar>
+          </w:tcPr>
+          <w:p>
+            <w:r>
+              <w:rPr>
+                <w:sz w:val="18"/>
+                <w:szCs w:val="18"/>
+              </w:rPr>
+              <w:t xml:space="preserve">API: GET /api/publica/v1/materiales/reposicion/, encabezado X-API-Key (Swagger: Disponibilidad de materiales)</w:t>
+            </w:r>
+          </w:p>
+        </w:tc>
+        <w:tc>
+          <w:tcPr>
+            <w:tcW w:w="1200" w:type="dxa"/>
+            <w:tcBorders>
+              <w:top w:val="single" w:sz="4" w:space="0" w:color="8496B0"/>
+              <w:left w:val="single" w:sz="4" w:space="0" w:color="8496B0"/>
+              <w:bottom w:val="single" w:sz="4" w:space="0" w:color="8496B0"/>
+              <w:right w:val="single" w:sz="4" w:space="0" w:color="8496B0"/>
+            </w:tcBorders>
+            <w:tcMar>
+              <w:top w:w="50" w:type="dxa"/>
+              <w:left w:w="90" w:type="dxa"/>
+              <w:bottom w:w="50" w:type="dxa"/>
+              <w:right w:w="90" w:type="dxa"/>
+            </w:tcMar>
+          </w:tcPr>
+          <w:p>
+            <w:r>
+              <w:rPr>
+                <w:sz w:val="18"/>
+                <w:szCs w:val="18"/>
+              </w:rPr>
+              <w:t xml:space="preserve">Nuevo</w:t>
+            </w:r>
+          </w:p>
+        </w:tc>
+        <w:tc>
+          <w:tcPr>
+            <w:tcW w:w="1100" w:type="dxa"/>
+            <w:tcBorders>
+              <w:top w:val="single" w:sz="4" w:space="0" w:color="8496B0"/>
+              <w:left w:val="single" w:sz="4" w:space="0" w:color="8496B0"/>
+              <w:bottom w:val="single" w:sz="4" w:space="0" w:color="8496B0"/>
+              <w:right w:val="single" w:sz="4" w:space="0" w:color="8496B0"/>
+            </w:tcBorders>
+            <w:tcMar>
+              <w:top w:w="50" w:type="dxa"/>
+              <w:left w:w="90" w:type="dxa"/>
+              <w:bottom w:w="50" w:type="dxa"/>
+              <w:right w:w="90" w:type="dxa"/>
+            </w:tcMar>
+          </w:tcPr>
+          <w:p>
+            <w:r>
+              <w:rPr>
+                <w:sz w:val="18"/>
+                <w:szCs w:val="18"/>
+              </w:rPr>
+              <w:t xml:space="preserve">RF-INV-09, RF-INT-04</w:t>
             </w:r>
           </w:p>
         </w:tc>
@@ -45689,6 +45113,19 @@
     </w:p>
     <w:p>
       <w:pPr>
+        <w:pStyle w:val="Prrafodelista"/>
+        <w:numPr>
+          <w:ilvl w:val="0"/>
+          <w:numId w:val="2"/>
+        </w:numPr>
+        <w:spacing w:after="60"/>
+      </w:pPr>
+      <w:r>
+        <w:t xml:space="preserve">La API de disponibilidad de materiales (CU-REP-08) usa el mismo cálculo de stock que la alerta de reposición del escritorio (CU-INV-06): la suma de los movimientos del kardex de todas las bodegas. Sugiere reponer hasta el doble del stock mínimo y no entrega costos, precios, bodegas ni el stock actual.</w:t>
+      </w:r>
+    </w:p>
+    <w:p>
+      <w:pPr>
         <w:pStyle w:val="Ttulo3"/>
         <w:keepNext/>
       </w:pPr>
@@ -49220,6 +48657,1739 @@
     </w:p>
     <w:p>
       <w:pPr>
+        <w:pStyle w:val="Ttulo3"/>
+        <w:keepNext/>
+      </w:pPr>
+      <w:r>
+        <w:t xml:space="preserve">CU-REP-08 — Consultar los materiales a reponer por la API de disponibilidad</w:t>
+      </w:r>
+    </w:p>
+    <w:tbl>
+      <w:tblPr>
+        <w:tblW w:w="9360" w:type="dxa"/>
+        <w:tblBorders>
+          <w:top w:val="single" w:sz="4" w:space="0" w:color="auto"/>
+          <w:left w:val="single" w:sz="4" w:space="0" w:color="auto"/>
+          <w:bottom w:val="single" w:sz="4" w:space="0" w:color="auto"/>
+          <w:right w:val="single" w:sz="4" w:space="0" w:color="auto"/>
+          <w:insideH w:val="single" w:sz="4" w:space="0" w:color="auto"/>
+          <w:insideV w:val="single" w:sz="4" w:space="0" w:color="auto"/>
+        </w:tblBorders>
+        <w:tblCellMar>
+          <w:left w:w="10" w:type="dxa"/>
+          <w:right w:w="10" w:type="dxa"/>
+        </w:tblCellMar>
+        <w:tblLook w:val="04A0" w:firstRow="1" w:lastRow="0" w:firstColumn="1" w:lastColumn="0" w:noHBand="0" w:noVBand="1"/>
+      </w:tblPr>
+      <w:tblGrid>
+        <w:gridCol w:w="2400"/>
+        <w:gridCol w:w="6960"/>
+      </w:tblGrid>
+      <w:tr>
+        <w:tblPrEx>
+          <w:tblCellMar>
+            <w:top w:w="0" w:type="dxa"/>
+            <w:bottom w:w="0" w:type="dxa"/>
+          </w:tblCellMar>
+        </w:tblPrEx>
+        <w:trPr>
+          <w:tblHeader/>
+        </w:trPr>
+        <w:tc>
+          <w:tcPr>
+            <w:tcW w:w="2400" w:type="dxa"/>
+            <w:tcBorders>
+              <w:top w:val="single" w:sz="4" w:space="0" w:color="8496B0"/>
+              <w:left w:val="single" w:sz="4" w:space="0" w:color="8496B0"/>
+              <w:bottom w:val="single" w:sz="4" w:space="0" w:color="8496B0"/>
+              <w:right w:val="single" w:sz="4" w:space="0" w:color="8496B0"/>
+            </w:tcBorders>
+            <w:shd w:val="clear" w:color="auto" w:fill="DCE4EF"/>
+            <w:tcMar>
+              <w:top w:w="50" w:type="dxa"/>
+              <w:left w:w="90" w:type="dxa"/>
+              <w:bottom w:w="50" w:type="dxa"/>
+              <w:right w:w="90" w:type="dxa"/>
+            </w:tcMar>
+          </w:tcPr>
+          <w:p>
+            <w:r>
+              <w:rPr>
+                <w:b/>
+                <w:bCs/>
+                <w:sz w:val="18"/>
+                <w:szCs w:val="18"/>
+              </w:rPr>
+              <w:t>Campo</w:t>
+            </w:r>
+          </w:p>
+        </w:tc>
+        <w:tc>
+          <w:tcPr>
+            <w:tcW w:w="6960" w:type="dxa"/>
+            <w:tcBorders>
+              <w:top w:val="single" w:sz="4" w:space="0" w:color="8496B0"/>
+              <w:left w:val="single" w:sz="4" w:space="0" w:color="8496B0"/>
+              <w:bottom w:val="single" w:sz="4" w:space="0" w:color="8496B0"/>
+              <w:right w:val="single" w:sz="4" w:space="0" w:color="8496B0"/>
+            </w:tcBorders>
+            <w:shd w:val="clear" w:color="auto" w:fill="DCE4EF"/>
+            <w:tcMar>
+              <w:top w:w="50" w:type="dxa"/>
+              <w:left w:w="90" w:type="dxa"/>
+              <w:bottom w:w="50" w:type="dxa"/>
+              <w:right w:w="90" w:type="dxa"/>
+            </w:tcMar>
+          </w:tcPr>
+          <w:p>
+            <w:r>
+              <w:rPr>
+                <w:b/>
+                <w:bCs/>
+                <w:sz w:val="18"/>
+                <w:szCs w:val="18"/>
+              </w:rPr>
+              <w:t>Detalle</w:t>
+            </w:r>
+          </w:p>
+        </w:tc>
+      </w:tr>
+      <w:tr>
+        <w:tblPrEx>
+          <w:tblCellMar>
+            <w:top w:w="0" w:type="dxa"/>
+            <w:bottom w:w="0" w:type="dxa"/>
+          </w:tblCellMar>
+        </w:tblPrEx>
+        <w:trPr>
+          <w:cantSplit/>
+        </w:trPr>
+        <w:tc>
+          <w:tcPr>
+            <w:tcW w:w="2400" w:type="dxa"/>
+            <w:tcBorders>
+              <w:top w:val="single" w:sz="4" w:space="0" w:color="8496B0"/>
+              <w:left w:val="single" w:sz="4" w:space="0" w:color="8496B0"/>
+              <w:bottom w:val="single" w:sz="4" w:space="0" w:color="8496B0"/>
+              <w:right w:val="single" w:sz="4" w:space="0" w:color="8496B0"/>
+            </w:tcBorders>
+            <w:tcMar>
+              <w:top w:w="50" w:type="dxa"/>
+              <w:left w:w="90" w:type="dxa"/>
+              <w:bottom w:w="50" w:type="dxa"/>
+              <w:right w:w="90" w:type="dxa"/>
+            </w:tcMar>
+          </w:tcPr>
+          <w:p>
+            <w:r>
+              <w:rPr>
+                <w:sz w:val="18"/>
+                <w:szCs w:val="18"/>
+              </w:rPr>
+              <w:t>Identificador</w:t>
+            </w:r>
+          </w:p>
+        </w:tc>
+        <w:tc>
+          <w:tcPr>
+            <w:tcW w:w="6960" w:type="dxa"/>
+            <w:tcBorders>
+              <w:top w:val="single" w:sz="4" w:space="0" w:color="8496B0"/>
+              <w:left w:val="single" w:sz="4" w:space="0" w:color="8496B0"/>
+              <w:bottom w:val="single" w:sz="4" w:space="0" w:color="8496B0"/>
+              <w:right w:val="single" w:sz="4" w:space="0" w:color="8496B0"/>
+            </w:tcBorders>
+            <w:tcMar>
+              <w:top w:w="50" w:type="dxa"/>
+              <w:left w:w="90" w:type="dxa"/>
+              <w:bottom w:w="50" w:type="dxa"/>
+              <w:right w:w="90" w:type="dxa"/>
+            </w:tcMar>
+          </w:tcPr>
+          <w:p>
+            <w:r>
+              <w:rPr>
+                <w:sz w:val="18"/>
+                <w:szCs w:val="18"/>
+              </w:rPr>
+              <w:t xml:space="preserve">CU-REP-08</w:t>
+            </w:r>
+          </w:p>
+        </w:tc>
+      </w:tr>
+      <w:tr>
+        <w:tblPrEx>
+          <w:tblCellMar>
+            <w:top w:w="0" w:type="dxa"/>
+            <w:bottom w:w="0" w:type="dxa"/>
+          </w:tblCellMar>
+        </w:tblPrEx>
+        <w:trPr>
+          <w:cantSplit/>
+        </w:trPr>
+        <w:tc>
+          <w:tcPr>
+            <w:tcW w:w="2400" w:type="dxa"/>
+            <w:tcBorders>
+              <w:top w:val="single" w:sz="4" w:space="0" w:color="8496B0"/>
+              <w:left w:val="single" w:sz="4" w:space="0" w:color="8496B0"/>
+              <w:bottom w:val="single" w:sz="4" w:space="0" w:color="8496B0"/>
+              <w:right w:val="single" w:sz="4" w:space="0" w:color="8496B0"/>
+            </w:tcBorders>
+            <w:tcMar>
+              <w:top w:w="50" w:type="dxa"/>
+              <w:left w:w="90" w:type="dxa"/>
+              <w:bottom w:w="50" w:type="dxa"/>
+              <w:right w:w="90" w:type="dxa"/>
+            </w:tcMar>
+          </w:tcPr>
+          <w:p>
+            <w:r>
+              <w:rPr>
+                <w:sz w:val="18"/>
+                <w:szCs w:val="18"/>
+              </w:rPr>
+              <w:t>Nombre</w:t>
+            </w:r>
+          </w:p>
+        </w:tc>
+        <w:tc>
+          <w:tcPr>
+            <w:tcW w:w="6960" w:type="dxa"/>
+            <w:tcBorders>
+              <w:top w:val="single" w:sz="4" w:space="0" w:color="8496B0"/>
+              <w:left w:val="single" w:sz="4" w:space="0" w:color="8496B0"/>
+              <w:bottom w:val="single" w:sz="4" w:space="0" w:color="8496B0"/>
+              <w:right w:val="single" w:sz="4" w:space="0" w:color="8496B0"/>
+            </w:tcBorders>
+            <w:tcMar>
+              <w:top w:w="50" w:type="dxa"/>
+              <w:left w:w="90" w:type="dxa"/>
+              <w:bottom w:w="50" w:type="dxa"/>
+              <w:right w:w="90" w:type="dxa"/>
+            </w:tcMar>
+          </w:tcPr>
+          <w:p>
+            <w:r>
+              <w:rPr>
+                <w:sz w:val="18"/>
+                <w:szCs w:val="18"/>
+              </w:rPr>
+              <w:t xml:space="preserve">Consultar los materiales a reponer por la API de disponibilidad</w:t>
+            </w:r>
+          </w:p>
+        </w:tc>
+      </w:tr>
+      <w:tr>
+        <w:tblPrEx>
+          <w:tblCellMar>
+            <w:top w:w="0" w:type="dxa"/>
+            <w:bottom w:w="0" w:type="dxa"/>
+          </w:tblCellMar>
+        </w:tblPrEx>
+        <w:trPr>
+          <w:cantSplit/>
+        </w:trPr>
+        <w:tc>
+          <w:tcPr>
+            <w:tcW w:w="2400" w:type="dxa"/>
+            <w:tcBorders>
+              <w:top w:val="single" w:sz="4" w:space="0" w:color="8496B0"/>
+              <w:left w:val="single" w:sz="4" w:space="0" w:color="8496B0"/>
+              <w:bottom w:val="single" w:sz="4" w:space="0" w:color="8496B0"/>
+              <w:right w:val="single" w:sz="4" w:space="0" w:color="8496B0"/>
+            </w:tcBorders>
+            <w:tcMar>
+              <w:top w:w="50" w:type="dxa"/>
+              <w:left w:w="90" w:type="dxa"/>
+              <w:bottom w:w="50" w:type="dxa"/>
+              <w:right w:w="90" w:type="dxa"/>
+            </w:tcMar>
+          </w:tcPr>
+          <w:p>
+            <w:r>
+              <w:rPr>
+                <w:sz w:val="18"/>
+                <w:szCs w:val="18"/>
+              </w:rPr>
+              <w:t>Actor principal</w:t>
+            </w:r>
+          </w:p>
+        </w:tc>
+        <w:tc>
+          <w:tcPr>
+            <w:tcW w:w="6960" w:type="dxa"/>
+            <w:tcBorders>
+              <w:top w:val="single" w:sz="4" w:space="0" w:color="8496B0"/>
+              <w:left w:val="single" w:sz="4" w:space="0" w:color="8496B0"/>
+              <w:bottom w:val="single" w:sz="4" w:space="0" w:color="8496B0"/>
+              <w:right w:val="single" w:sz="4" w:space="0" w:color="8496B0"/>
+            </w:tcBorders>
+            <w:tcMar>
+              <w:top w:w="50" w:type="dxa"/>
+              <w:left w:w="90" w:type="dxa"/>
+              <w:bottom w:w="50" w:type="dxa"/>
+              <w:right w:w="90" w:type="dxa"/>
+            </w:tcMar>
+          </w:tcPr>
+          <w:p>
+            <w:r>
+              <w:rPr>
+                <w:sz w:val="18"/>
+                <w:szCs w:val="18"/>
+              </w:rPr>
+              <w:t xml:space="preserve">Proveedor autorizado o sistema externo</w:t>
+            </w:r>
+          </w:p>
+        </w:tc>
+      </w:tr>
+      <w:tr>
+        <w:tblPrEx>
+          <w:tblCellMar>
+            <w:top w:w="0" w:type="dxa"/>
+            <w:bottom w:w="0" w:type="dxa"/>
+          </w:tblCellMar>
+        </w:tblPrEx>
+        <w:trPr>
+          <w:cantSplit/>
+        </w:trPr>
+        <w:tc>
+          <w:tcPr>
+            <w:tcW w:w="2400" w:type="dxa"/>
+            <w:tcBorders>
+              <w:top w:val="single" w:sz="4" w:space="0" w:color="8496B0"/>
+              <w:left w:val="single" w:sz="4" w:space="0" w:color="8496B0"/>
+              <w:bottom w:val="single" w:sz="4" w:space="0" w:color="8496B0"/>
+              <w:right w:val="single" w:sz="4" w:space="0" w:color="8496B0"/>
+            </w:tcBorders>
+            <w:tcMar>
+              <w:top w:w="50" w:type="dxa"/>
+              <w:left w:w="90" w:type="dxa"/>
+              <w:bottom w:w="50" w:type="dxa"/>
+              <w:right w:w="90" w:type="dxa"/>
+            </w:tcMar>
+          </w:tcPr>
+          <w:p>
+            <w:r>
+              <w:rPr>
+                <w:sz w:val="18"/>
+                <w:szCs w:val="18"/>
+              </w:rPr>
+              <w:t>Actores secundarios</w:t>
+            </w:r>
+          </w:p>
+        </w:tc>
+        <w:tc>
+          <w:tcPr>
+            <w:tcW w:w="6960" w:type="dxa"/>
+            <w:tcBorders>
+              <w:top w:val="single" w:sz="4" w:space="0" w:color="8496B0"/>
+              <w:left w:val="single" w:sz="4" w:space="0" w:color="8496B0"/>
+              <w:bottom w:val="single" w:sz="4" w:space="0" w:color="8496B0"/>
+              <w:right w:val="single" w:sz="4" w:space="0" w:color="8496B0"/>
+            </w:tcBorders>
+            <w:tcMar>
+              <w:top w:w="50" w:type="dxa"/>
+              <w:left w:w="90" w:type="dxa"/>
+              <w:bottom w:w="50" w:type="dxa"/>
+              <w:right w:w="90" w:type="dxa"/>
+            </w:tcMar>
+          </w:tcPr>
+          <w:p>
+            <w:r>
+              <w:rPr>
+                <w:sz w:val="18"/>
+                <w:szCs w:val="18"/>
+              </w:rPr>
+              <w:t xml:space="preserve">Sistema</w:t>
+            </w:r>
+          </w:p>
+        </w:tc>
+      </w:tr>
+      <w:tr>
+        <w:tblPrEx>
+          <w:tblCellMar>
+            <w:top w:w="0" w:type="dxa"/>
+            <w:bottom w:w="0" w:type="dxa"/>
+          </w:tblCellMar>
+        </w:tblPrEx>
+        <w:trPr>
+          <w:cantSplit/>
+        </w:trPr>
+        <w:tc>
+          <w:tcPr>
+            <w:tcW w:w="2400" w:type="dxa"/>
+            <w:tcBorders>
+              <w:top w:val="single" w:sz="4" w:space="0" w:color="8496B0"/>
+              <w:left w:val="single" w:sz="4" w:space="0" w:color="8496B0"/>
+              <w:bottom w:val="single" w:sz="4" w:space="0" w:color="8496B0"/>
+              <w:right w:val="single" w:sz="4" w:space="0" w:color="8496B0"/>
+            </w:tcBorders>
+            <w:tcMar>
+              <w:top w:w="50" w:type="dxa"/>
+              <w:left w:w="90" w:type="dxa"/>
+              <w:bottom w:w="50" w:type="dxa"/>
+              <w:right w:w="90" w:type="dxa"/>
+            </w:tcMar>
+          </w:tcPr>
+          <w:p>
+            <w:r>
+              <w:rPr>
+                <w:sz w:val="18"/>
+                <w:szCs w:val="18"/>
+              </w:rPr>
+              <w:t>Interfaz y vista</w:t>
+            </w:r>
+          </w:p>
+        </w:tc>
+        <w:tc>
+          <w:tcPr>
+            <w:tcW w:w="6960" w:type="dxa"/>
+            <w:tcBorders>
+              <w:top w:val="single" w:sz="4" w:space="0" w:color="8496B0"/>
+              <w:left w:val="single" w:sz="4" w:space="0" w:color="8496B0"/>
+              <w:bottom w:val="single" w:sz="4" w:space="0" w:color="8496B0"/>
+              <w:right w:val="single" w:sz="4" w:space="0" w:color="8496B0"/>
+            </w:tcBorders>
+            <w:tcMar>
+              <w:top w:w="50" w:type="dxa"/>
+              <w:left w:w="90" w:type="dxa"/>
+              <w:bottom w:w="50" w:type="dxa"/>
+              <w:right w:w="90" w:type="dxa"/>
+            </w:tcMar>
+          </w:tcPr>
+          <w:p>
+            <w:r>
+              <w:rPr>
+                <w:sz w:val="18"/>
+                <w:szCs w:val="18"/>
+              </w:rPr>
+              <w:t xml:space="preserve">API: GET /api/publica/v1/materiales/reposicion/, encabezado X-API-Key. Documentación en /api/publica/v1/docs/ (Disponibilidad de materiales)</w:t>
+            </w:r>
+          </w:p>
+        </w:tc>
+      </w:tr>
+      <w:tr>
+        <w:tblPrEx>
+          <w:tblCellMar>
+            <w:top w:w="0" w:type="dxa"/>
+            <w:bottom w:w="0" w:type="dxa"/>
+          </w:tblCellMar>
+        </w:tblPrEx>
+        <w:trPr>
+          <w:cantSplit/>
+        </w:trPr>
+        <w:tc>
+          <w:tcPr>
+            <w:tcW w:w="2400" w:type="dxa"/>
+            <w:tcBorders>
+              <w:top w:val="single" w:sz="4" w:space="0" w:color="8496B0"/>
+              <w:left w:val="single" w:sz="4" w:space="0" w:color="8496B0"/>
+              <w:bottom w:val="single" w:sz="4" w:space="0" w:color="8496B0"/>
+              <w:right w:val="single" w:sz="4" w:space="0" w:color="8496B0"/>
+            </w:tcBorders>
+            <w:tcMar>
+              <w:top w:w="50" w:type="dxa"/>
+              <w:left w:w="90" w:type="dxa"/>
+              <w:bottom w:w="50" w:type="dxa"/>
+              <w:right w:w="90" w:type="dxa"/>
+            </w:tcMar>
+          </w:tcPr>
+          <w:p>
+            <w:r>
+              <w:rPr>
+                <w:sz w:val="18"/>
+                <w:szCs w:val="18"/>
+              </w:rPr>
+              <w:t>Requerimientos</w:t>
+            </w:r>
+          </w:p>
+        </w:tc>
+        <w:tc>
+          <w:tcPr>
+            <w:tcW w:w="6960" w:type="dxa"/>
+            <w:tcBorders>
+              <w:top w:val="single" w:sz="4" w:space="0" w:color="8496B0"/>
+              <w:left w:val="single" w:sz="4" w:space="0" w:color="8496B0"/>
+              <w:bottom w:val="single" w:sz="4" w:space="0" w:color="8496B0"/>
+              <w:right w:val="single" w:sz="4" w:space="0" w:color="8496B0"/>
+            </w:tcBorders>
+            <w:tcMar>
+              <w:top w:w="50" w:type="dxa"/>
+              <w:left w:w="90" w:type="dxa"/>
+              <w:bottom w:w="50" w:type="dxa"/>
+              <w:right w:w="90" w:type="dxa"/>
+            </w:tcMar>
+          </w:tcPr>
+          <w:p>
+            <w:r>
+              <w:rPr>
+                <w:sz w:val="18"/>
+                <w:szCs w:val="18"/>
+              </w:rPr>
+              <w:t xml:space="preserve">RF-INV-09, RF-INT-04</w:t>
+            </w:r>
+          </w:p>
+        </w:tc>
+      </w:tr>
+      <w:tr>
+        <w:tblPrEx>
+          <w:tblCellMar>
+            <w:top w:w="0" w:type="dxa"/>
+            <w:bottom w:w="0" w:type="dxa"/>
+          </w:tblCellMar>
+        </w:tblPrEx>
+        <w:trPr>
+          <w:cantSplit/>
+        </w:trPr>
+        <w:tc>
+          <w:tcPr>
+            <w:tcW w:w="2400" w:type="dxa"/>
+            <w:tcBorders>
+              <w:top w:val="single" w:sz="4" w:space="0" w:color="8496B0"/>
+              <w:left w:val="single" w:sz="4" w:space="0" w:color="8496B0"/>
+              <w:bottom w:val="single" w:sz="4" w:space="0" w:color="8496B0"/>
+              <w:right w:val="single" w:sz="4" w:space="0" w:color="8496B0"/>
+            </w:tcBorders>
+            <w:tcMar>
+              <w:top w:w="50" w:type="dxa"/>
+              <w:left w:w="90" w:type="dxa"/>
+              <w:bottom w:w="50" w:type="dxa"/>
+              <w:right w:w="90" w:type="dxa"/>
+            </w:tcMar>
+          </w:tcPr>
+          <w:p>
+            <w:r>
+              <w:rPr>
+                <w:sz w:val="18"/>
+                <w:szCs w:val="18"/>
+              </w:rPr>
+              <w:t>Reglas de negocio</w:t>
+            </w:r>
+          </w:p>
+        </w:tc>
+        <w:tc>
+          <w:tcPr>
+            <w:tcW w:w="6960" w:type="dxa"/>
+            <w:tcBorders>
+              <w:top w:val="single" w:sz="4" w:space="0" w:color="8496B0"/>
+              <w:left w:val="single" w:sz="4" w:space="0" w:color="8496B0"/>
+              <w:bottom w:val="single" w:sz="4" w:space="0" w:color="8496B0"/>
+              <w:right w:val="single" w:sz="4" w:space="0" w:color="8496B0"/>
+            </w:tcBorders>
+            <w:tcMar>
+              <w:top w:w="50" w:type="dxa"/>
+              <w:left w:w="90" w:type="dxa"/>
+              <w:bottom w:w="50" w:type="dxa"/>
+              <w:right w:w="90" w:type="dxa"/>
+            </w:tcMar>
+          </w:tcPr>
+          <w:p>
+            <w:r>
+              <w:rPr>
+                <w:sz w:val="18"/>
+                <w:szCs w:val="18"/>
+              </w:rPr>
+              <w:t xml:space="preserve">RN-09</w:t>
+            </w:r>
+          </w:p>
+        </w:tc>
+      </w:tr>
+      <w:tr>
+        <w:tblPrEx>
+          <w:tblCellMar>
+            <w:top w:w="0" w:type="dxa"/>
+            <w:bottom w:w="0" w:type="dxa"/>
+          </w:tblCellMar>
+        </w:tblPrEx>
+        <w:trPr>
+          <w:cantSplit/>
+        </w:trPr>
+        <w:tc>
+          <w:tcPr>
+            <w:tcW w:w="2400" w:type="dxa"/>
+            <w:tcBorders>
+              <w:top w:val="single" w:sz="4" w:space="0" w:color="8496B0"/>
+              <w:left w:val="single" w:sz="4" w:space="0" w:color="8496B0"/>
+              <w:bottom w:val="single" w:sz="4" w:space="0" w:color="8496B0"/>
+              <w:right w:val="single" w:sz="4" w:space="0" w:color="8496B0"/>
+            </w:tcBorders>
+            <w:tcMar>
+              <w:top w:w="50" w:type="dxa"/>
+              <w:left w:w="90" w:type="dxa"/>
+              <w:bottom w:w="50" w:type="dxa"/>
+              <w:right w:w="90" w:type="dxa"/>
+            </w:tcMar>
+          </w:tcPr>
+          <w:p>
+            <w:r>
+              <w:rPr>
+                <w:sz w:val="18"/>
+                <w:szCs w:val="18"/>
+              </w:rPr>
+              <w:t>Estado</w:t>
+            </w:r>
+          </w:p>
+        </w:tc>
+        <w:tc>
+          <w:tcPr>
+            <w:tcW w:w="6960" w:type="dxa"/>
+            <w:tcBorders>
+              <w:top w:val="single" w:sz="4" w:space="0" w:color="8496B0"/>
+              <w:left w:val="single" w:sz="4" w:space="0" w:color="8496B0"/>
+              <w:bottom w:val="single" w:sz="4" w:space="0" w:color="8496B0"/>
+              <w:right w:val="single" w:sz="4" w:space="0" w:color="8496B0"/>
+            </w:tcBorders>
+            <w:tcMar>
+              <w:top w:w="50" w:type="dxa"/>
+              <w:left w:w="90" w:type="dxa"/>
+              <w:bottom w:w="50" w:type="dxa"/>
+              <w:right w:w="90" w:type="dxa"/>
+            </w:tcMar>
+          </w:tcPr>
+          <w:p>
+            <w:r>
+              <w:rPr>
+                <w:sz w:val="18"/>
+                <w:szCs w:val="18"/>
+              </w:rPr>
+              <w:t xml:space="preserve">Nuevo</w:t>
+            </w:r>
+          </w:p>
+        </w:tc>
+      </w:tr>
+    </w:tbl>
+    <w:p>
+      <w:pPr>
+        <w:spacing w:after="60"/>
+      </w:pPr>
+    </w:p>
+    <w:p>
+      <w:pPr>
+        <w:spacing w:after="120"/>
+        <w:jc w:val="both"/>
+      </w:pPr>
+      <w:r>
+        <w:t>Precondiciones</w:t>
+      </w:r>
+    </w:p>
+    <w:p>
+      <w:pPr>
+        <w:pStyle w:val="Prrafodelista"/>
+        <w:numPr>
+          <w:ilvl w:val="0"/>
+          <w:numId w:val="2"/>
+        </w:numPr>
+        <w:spacing w:after="60"/>
+      </w:pPr>
+      <w:r>
+        <w:t xml:space="preserve">El proveedor tiene una clave de API con el servicio «materiales». La clave proveedores sólo tiene ese servicio; las claves del portal no lo tienen.</w:t>
+      </w:r>
+    </w:p>
+    <w:p>
+      <w:pPr>
+        <w:pStyle w:val="Prrafodelista"/>
+        <w:numPr>
+          <w:ilvl w:val="0"/>
+          <w:numId w:val="2"/>
+        </w:numPr>
+        <w:spacing w:after="60"/>
+      </w:pPr>
+      <w:r>
+        <w:t xml:space="preserve">Los materiales tienen definido su stock mínimo en el panel Inventario.</w:t>
+      </w:r>
+    </w:p>
+    <w:p>
+      <w:pPr>
+        <w:spacing w:after="120"/>
+        <w:jc w:val="both"/>
+      </w:pPr>
+      <w:r>
+        <w:t>Postcondiciones</w:t>
+      </w:r>
+    </w:p>
+    <w:p>
+      <w:pPr>
+        <w:pStyle w:val="Prrafodelista"/>
+        <w:numPr>
+          <w:ilvl w:val="0"/>
+          <w:numId w:val="2"/>
+        </w:numPr>
+        <w:spacing w:after="60"/>
+      </w:pPr>
+      <w:r>
+        <w:t xml:space="preserve">El proveedor recibe, por cada material bajo su stock mínimo, el código, el nombre, la categoría, la unidad, el stock mínimo y la cantidad sugerida de reposición, sin costos, precios, bodegas ni stock actual.</w:t>
+      </w:r>
+    </w:p>
+    <w:p>
+      <w:pPr>
+        <w:pStyle w:val="Prrafodelista"/>
+        <w:numPr>
+          <w:ilvl w:val="0"/>
+          <w:numId w:val="2"/>
+        </w:numPr>
+        <w:spacing w:after="60"/>
+      </w:pPr>
+      <w:r>
+        <w:t xml:space="preserve">No se modifica el inventario. La consulta queda en el registro de integraciones como api_materiales.</w:t>
+      </w:r>
+    </w:p>
+    <w:tbl>
+      <w:tblPr>
+        <w:tblW w:w="9360" w:type="dxa"/>
+        <w:tblBorders>
+          <w:top w:val="single" w:sz="4" w:space="0" w:color="auto"/>
+          <w:left w:val="single" w:sz="4" w:space="0" w:color="auto"/>
+          <w:bottom w:val="single" w:sz="4" w:space="0" w:color="auto"/>
+          <w:right w:val="single" w:sz="4" w:space="0" w:color="auto"/>
+          <w:insideH w:val="single" w:sz="4" w:space="0" w:color="auto"/>
+          <w:insideV w:val="single" w:sz="4" w:space="0" w:color="auto"/>
+        </w:tblBorders>
+        <w:tblCellMar>
+          <w:left w:w="10" w:type="dxa"/>
+          <w:right w:w="10" w:type="dxa"/>
+        </w:tblCellMar>
+        <w:tblLook w:val="04A0" w:firstRow="1" w:lastRow="0" w:firstColumn="1" w:lastColumn="0" w:noHBand="0" w:noVBand="1"/>
+      </w:tblPr>
+      <w:tblGrid>
+        <w:gridCol w:w="900"/>
+        <w:gridCol w:w="8460"/>
+      </w:tblGrid>
+      <w:tr>
+        <w:tblPrEx>
+          <w:tblCellMar>
+            <w:top w:w="0" w:type="dxa"/>
+            <w:bottom w:w="0" w:type="dxa"/>
+          </w:tblCellMar>
+        </w:tblPrEx>
+        <w:trPr>
+          <w:tblHeader/>
+        </w:trPr>
+        <w:tc>
+          <w:tcPr>
+            <w:tcW w:w="900" w:type="dxa"/>
+            <w:tcBorders>
+              <w:top w:val="single" w:sz="4" w:space="0" w:color="8496B0"/>
+              <w:left w:val="single" w:sz="4" w:space="0" w:color="8496B0"/>
+              <w:bottom w:val="single" w:sz="4" w:space="0" w:color="8496B0"/>
+              <w:right w:val="single" w:sz="4" w:space="0" w:color="8496B0"/>
+            </w:tcBorders>
+            <w:shd w:val="clear" w:color="auto" w:fill="DCE4EF"/>
+            <w:tcMar>
+              <w:top w:w="50" w:type="dxa"/>
+              <w:left w:w="90" w:type="dxa"/>
+              <w:bottom w:w="50" w:type="dxa"/>
+              <w:right w:w="90" w:type="dxa"/>
+            </w:tcMar>
+          </w:tcPr>
+          <w:p>
+            <w:r>
+              <w:rPr>
+                <w:b/>
+                <w:bCs/>
+                <w:sz w:val="18"/>
+                <w:szCs w:val="18"/>
+              </w:rPr>
+              <w:t>Paso</w:t>
+            </w:r>
+          </w:p>
+        </w:tc>
+        <w:tc>
+          <w:tcPr>
+            <w:tcW w:w="8460" w:type="dxa"/>
+            <w:tcBorders>
+              <w:top w:val="single" w:sz="4" w:space="0" w:color="8496B0"/>
+              <w:left w:val="single" w:sz="4" w:space="0" w:color="8496B0"/>
+              <w:bottom w:val="single" w:sz="4" w:space="0" w:color="8496B0"/>
+              <w:right w:val="single" w:sz="4" w:space="0" w:color="8496B0"/>
+            </w:tcBorders>
+            <w:shd w:val="clear" w:color="auto" w:fill="DCE4EF"/>
+            <w:tcMar>
+              <w:top w:w="50" w:type="dxa"/>
+              <w:left w:w="90" w:type="dxa"/>
+              <w:bottom w:w="50" w:type="dxa"/>
+              <w:right w:w="90" w:type="dxa"/>
+            </w:tcMar>
+          </w:tcPr>
+          <w:p>
+            <w:r>
+              <w:rPr>
+                <w:b/>
+                <w:bCs/>
+                <w:sz w:val="18"/>
+                <w:szCs w:val="18"/>
+              </w:rPr>
+              <w:t>Flujo pr</w:t>
+            </w:r>
+            <w:r>
+              <w:rPr>
+                <w:b/>
+                <w:bCs/>
+                <w:sz w:val="18"/>
+                <w:szCs w:val="18"/>
+              </w:rPr>
+              <w:t>incipal</w:t>
+            </w:r>
+          </w:p>
+        </w:tc>
+      </w:tr>
+      <w:tr>
+        <w:tblPrEx>
+          <w:tblCellMar>
+            <w:top w:w="0" w:type="dxa"/>
+            <w:bottom w:w="0" w:type="dxa"/>
+          </w:tblCellMar>
+        </w:tblPrEx>
+        <w:trPr>
+          <w:cantSplit/>
+        </w:trPr>
+        <w:tc>
+          <w:tcPr>
+            <w:tcW w:w="900" w:type="dxa"/>
+            <w:tcBorders>
+              <w:top w:val="single" w:sz="4" w:space="0" w:color="8496B0"/>
+              <w:left w:val="single" w:sz="4" w:space="0" w:color="8496B0"/>
+              <w:bottom w:val="single" w:sz="4" w:space="0" w:color="8496B0"/>
+              <w:right w:val="single" w:sz="4" w:space="0" w:color="8496B0"/>
+            </w:tcBorders>
+            <w:tcMar>
+              <w:top w:w="50" w:type="dxa"/>
+              <w:left w:w="90" w:type="dxa"/>
+              <w:bottom w:w="50" w:type="dxa"/>
+              <w:right w:w="90" w:type="dxa"/>
+            </w:tcMar>
+          </w:tcPr>
+          <w:p>
+            <w:r>
+              <w:rPr>
+                <w:sz w:val="18"/>
+                <w:szCs w:val="18"/>
+              </w:rPr>
+              <w:t>1</w:t>
+            </w:r>
+          </w:p>
+        </w:tc>
+        <w:tc>
+          <w:tcPr>
+            <w:tcW w:w="8460" w:type="dxa"/>
+            <w:tcBorders>
+              <w:top w:val="single" w:sz="4" w:space="0" w:color="8496B0"/>
+              <w:left w:val="single" w:sz="4" w:space="0" w:color="8496B0"/>
+              <w:bottom w:val="single" w:sz="4" w:space="0" w:color="8496B0"/>
+              <w:right w:val="single" w:sz="4" w:space="0" w:color="8496B0"/>
+            </w:tcBorders>
+            <w:tcMar>
+              <w:top w:w="50" w:type="dxa"/>
+              <w:left w:w="90" w:type="dxa"/>
+              <w:bottom w:w="50" w:type="dxa"/>
+              <w:right w:w="90" w:type="dxa"/>
+            </w:tcMar>
+          </w:tcPr>
+          <w:p>
+            <w:r>
+              <w:rPr>
+                <w:sz w:val="18"/>
+                <w:szCs w:val="18"/>
+              </w:rPr>
+              <w:t xml:space="preserve">El sistema del proveedor llama a la API con su clave en el encabezado X-API-Key.</w:t>
+            </w:r>
+          </w:p>
+        </w:tc>
+      </w:tr>
+      <w:tr>
+        <w:tblPrEx>
+          <w:tblCellMar>
+            <w:top w:w="0" w:type="dxa"/>
+            <w:bottom w:w="0" w:type="dxa"/>
+          </w:tblCellMar>
+        </w:tblPrEx>
+        <w:trPr>
+          <w:cantSplit/>
+        </w:trPr>
+        <w:tc>
+          <w:tcPr>
+            <w:tcW w:w="900" w:type="dxa"/>
+            <w:tcBorders>
+              <w:top w:val="single" w:sz="4" w:space="0" w:color="8496B0"/>
+              <w:left w:val="single" w:sz="4" w:space="0" w:color="8496B0"/>
+              <w:bottom w:val="single" w:sz="4" w:space="0" w:color="8496B0"/>
+              <w:right w:val="single" w:sz="4" w:space="0" w:color="8496B0"/>
+            </w:tcBorders>
+            <w:tcMar>
+              <w:top w:w="50" w:type="dxa"/>
+              <w:left w:w="90" w:type="dxa"/>
+              <w:bottom w:w="50" w:type="dxa"/>
+              <w:right w:w="90" w:type="dxa"/>
+            </w:tcMar>
+          </w:tcPr>
+          <w:p>
+            <w:r>
+              <w:rPr>
+                <w:sz w:val="18"/>
+                <w:szCs w:val="18"/>
+              </w:rPr>
+              <w:t>2</w:t>
+            </w:r>
+          </w:p>
+        </w:tc>
+        <w:tc>
+          <w:tcPr>
+            <w:tcW w:w="8460" w:type="dxa"/>
+            <w:tcBorders>
+              <w:top w:val="single" w:sz="4" w:space="0" w:color="8496B0"/>
+              <w:left w:val="single" w:sz="4" w:space="0" w:color="8496B0"/>
+              <w:bottom w:val="single" w:sz="4" w:space="0" w:color="8496B0"/>
+              <w:right w:val="single" w:sz="4" w:space="0" w:color="8496B0"/>
+            </w:tcBorders>
+            <w:tcMar>
+              <w:top w:w="50" w:type="dxa"/>
+              <w:left w:w="90" w:type="dxa"/>
+              <w:bottom w:w="50" w:type="dxa"/>
+              <w:right w:w="90" w:type="dxa"/>
+            </w:tcMar>
+          </w:tcPr>
+          <w:p>
+            <w:r>
+              <w:rPr>
+                <w:sz w:val="18"/>
+                <w:szCs w:val="18"/>
+              </w:rPr>
+              <w:t xml:space="preserve">El sistema identifica al consumidor por su clave, verifica que tenga el servicio de materiales y que no supere 60 consultas por minuto.</w:t>
+            </w:r>
+          </w:p>
+        </w:tc>
+      </w:tr>
+      <w:tr>
+        <w:tblPrEx>
+          <w:tblCellMar>
+            <w:top w:w="0" w:type="dxa"/>
+            <w:bottom w:w="0" w:type="dxa"/>
+          </w:tblCellMar>
+        </w:tblPrEx>
+        <w:trPr>
+          <w:cantSplit/>
+        </w:trPr>
+        <w:tc>
+          <w:tcPr>
+            <w:tcW w:w="900" w:type="dxa"/>
+            <w:tcBorders>
+              <w:top w:val="single" w:sz="4" w:space="0" w:color="8496B0"/>
+              <w:left w:val="single" w:sz="4" w:space="0" w:color="8496B0"/>
+              <w:bottom w:val="single" w:sz="4" w:space="0" w:color="8496B0"/>
+              <w:right w:val="single" w:sz="4" w:space="0" w:color="8496B0"/>
+            </w:tcBorders>
+            <w:tcMar>
+              <w:top w:w="50" w:type="dxa"/>
+              <w:left w:w="90" w:type="dxa"/>
+              <w:bottom w:w="50" w:type="dxa"/>
+              <w:right w:w="90" w:type="dxa"/>
+            </w:tcMar>
+          </w:tcPr>
+          <w:p>
+            <w:r>
+              <w:rPr>
+                <w:sz w:val="18"/>
+                <w:szCs w:val="18"/>
+              </w:rPr>
+              <w:lastRenderedPageBreak/>
+              <w:t>3</w:t>
+            </w:r>
+          </w:p>
+        </w:tc>
+        <w:tc>
+          <w:tcPr>
+            <w:tcW w:w="8460" w:type="dxa"/>
+            <w:tcBorders>
+              <w:top w:val="single" w:sz="4" w:space="0" w:color="8496B0"/>
+              <w:left w:val="single" w:sz="4" w:space="0" w:color="8496B0"/>
+              <w:bottom w:val="single" w:sz="4" w:space="0" w:color="8496B0"/>
+              <w:right w:val="single" w:sz="4" w:space="0" w:color="8496B0"/>
+            </w:tcBorders>
+            <w:tcMar>
+              <w:top w:w="50" w:type="dxa"/>
+              <w:left w:w="90" w:type="dxa"/>
+              <w:bottom w:w="50" w:type="dxa"/>
+              <w:right w:w="90" w:type="dxa"/>
+            </w:tcMar>
+          </w:tcPr>
+          <w:p>
+            <w:r>
+              <w:rPr>
+                <w:sz w:val="18"/>
+                <w:szCs w:val="18"/>
+              </w:rPr>
+              <w:t xml:space="preserve">Calcula el stock actual de cada material activo con stock mínimo definido, sumando los movimientos del kardex de todas las bodegas (RN-09), igual que la alerta de reposición (CU-INV-06).</w:t>
+            </w:r>
+          </w:p>
+        </w:tc>
+      </w:tr>
+      <w:tr>
+        <w:tblPrEx>
+          <w:tblCellMar>
+            <w:top w:w="0" w:type="dxa"/>
+            <w:bottom w:w="0" w:type="dxa"/>
+          </w:tblCellMar>
+        </w:tblPrEx>
+        <w:trPr>
+          <w:cantSplit/>
+        </w:trPr>
+        <w:tc>
+          <w:tcPr>
+            <w:tcW w:w="900" w:type="dxa"/>
+            <w:tcBorders>
+              <w:top w:val="single" w:sz="4" w:space="0" w:color="8496B0"/>
+              <w:left w:val="single" w:sz="4" w:space="0" w:color="8496B0"/>
+              <w:bottom w:val="single" w:sz="4" w:space="0" w:color="8496B0"/>
+              <w:right w:val="single" w:sz="4" w:space="0" w:color="8496B0"/>
+            </w:tcBorders>
+            <w:tcMar>
+              <w:top w:w="50" w:type="dxa"/>
+              <w:left w:w="90" w:type="dxa"/>
+              <w:bottom w:w="50" w:type="dxa"/>
+              <w:right w:w="90" w:type="dxa"/>
+            </w:tcMar>
+          </w:tcPr>
+          <w:p>
+            <w:r>
+              <w:rPr>
+                <w:sz w:val="18"/>
+                <w:szCs w:val="18"/>
+              </w:rPr>
+              <w:t>4</w:t>
+            </w:r>
+          </w:p>
+        </w:tc>
+        <w:tc>
+          <w:tcPr>
+            <w:tcW w:w="8460" w:type="dxa"/>
+            <w:tcBorders>
+              <w:top w:val="single" w:sz="4" w:space="0" w:color="8496B0"/>
+              <w:left w:val="single" w:sz="4" w:space="0" w:color="8496B0"/>
+              <w:bottom w:val="single" w:sz="4" w:space="0" w:color="8496B0"/>
+              <w:right w:val="single" w:sz="4" w:space="0" w:color="8496B0"/>
+            </w:tcBorders>
+            <w:tcMar>
+              <w:top w:w="50" w:type="dxa"/>
+              <w:left w:w="90" w:type="dxa"/>
+              <w:bottom w:w="50" w:type="dxa"/>
+              <w:right w:w="90" w:type="dxa"/>
+            </w:tcMar>
+          </w:tcPr>
+          <w:p>
+            <w:r>
+              <w:rPr>
+                <w:sz w:val="18"/>
+                <w:szCs w:val="18"/>
+              </w:rPr>
+              <w:t xml:space="preserve">Selecciona los materiales cuyo stock actual es menor que su stock mínimo.</w:t>
+            </w:r>
+          </w:p>
+        </w:tc>
+      </w:tr>
+      <w:tr>
+        <w:tblPrEx>
+          <w:tblCellMar>
+            <w:top w:w="0" w:type="dxa"/>
+            <w:bottom w:w="0" w:type="dxa"/>
+          </w:tblCellMar>
+        </w:tblPrEx>
+        <w:trPr>
+          <w:cantSplit/>
+        </w:trPr>
+        <w:tc>
+          <w:tcPr>
+            <w:tcW w:w="900" w:type="dxa"/>
+            <w:tcBorders>
+              <w:top w:val="single" w:sz="4" w:space="0" w:color="8496B0"/>
+              <w:left w:val="single" w:sz="4" w:space="0" w:color="8496B0"/>
+              <w:bottom w:val="single" w:sz="4" w:space="0" w:color="8496B0"/>
+              <w:right w:val="single" w:sz="4" w:space="0" w:color="8496B0"/>
+            </w:tcBorders>
+            <w:tcMar>
+              <w:top w:w="50" w:type="dxa"/>
+              <w:left w:w="90" w:type="dxa"/>
+              <w:bottom w:w="50" w:type="dxa"/>
+              <w:right w:w="90" w:type="dxa"/>
+            </w:tcMar>
+          </w:tcPr>
+          <w:p>
+            <w:r>
+              <w:rPr>
+                <w:sz w:val="18"/>
+                <w:szCs w:val="18"/>
+              </w:rPr>
+              <w:t>5</w:t>
+            </w:r>
+          </w:p>
+        </w:tc>
+        <w:tc>
+          <w:tcPr>
+            <w:tcW w:w="8460" w:type="dxa"/>
+            <w:tcBorders>
+              <w:top w:val="single" w:sz="4" w:space="0" w:color="8496B0"/>
+              <w:left w:val="single" w:sz="4" w:space="0" w:color="8496B0"/>
+              <w:bottom w:val="single" w:sz="4" w:space="0" w:color="8496B0"/>
+              <w:right w:val="single" w:sz="4" w:space="0" w:color="8496B0"/>
+            </w:tcBorders>
+            <w:tcMar>
+              <w:top w:w="50" w:type="dxa"/>
+              <w:left w:w="90" w:type="dxa"/>
+              <w:bottom w:w="50" w:type="dxa"/>
+              <w:right w:w="90" w:type="dxa"/>
+            </w:tcMar>
+          </w:tcPr>
+          <w:p>
+            <w:r>
+              <w:rPr>
+                <w:sz w:val="18"/>
+                <w:szCs w:val="18"/>
+              </w:rPr>
+              <w:t xml:space="preserve">Calcula la cantidad sugerida: dos veces el stock mínimo menos el stock actual. Los materiales que se miden en unidades se redondean hacia arriba a un número entero.</w:t>
+            </w:r>
+          </w:p>
+        </w:tc>
+      </w:tr>
+      <w:tr>
+        <w:tblPrEx>
+          <w:tblCellMar>
+            <w:top w:w="0" w:type="dxa"/>
+            <w:bottom w:w="0" w:type="dxa"/>
+          </w:tblCellMar>
+        </w:tblPrEx>
+        <w:trPr>
+          <w:cantSplit/>
+        </w:trPr>
+        <w:tc>
+          <w:tcPr>
+            <w:tcW w:w="900" w:type="dxa"/>
+            <w:tcBorders>
+              <w:top w:val="single" w:sz="4" w:space="0" w:color="8496B0"/>
+              <w:left w:val="single" w:sz="4" w:space="0" w:color="8496B0"/>
+              <w:bottom w:val="single" w:sz="4" w:space="0" w:color="8496B0"/>
+              <w:right w:val="single" w:sz="4" w:space="0" w:color="8496B0"/>
+            </w:tcBorders>
+            <w:tcMar>
+              <w:top w:w="50" w:type="dxa"/>
+              <w:left w:w="90" w:type="dxa"/>
+              <w:bottom w:w="50" w:type="dxa"/>
+              <w:right w:w="90" w:type="dxa"/>
+            </w:tcMar>
+          </w:tcPr>
+          <w:p>
+            <w:r>
+              <w:rPr>
+                <w:sz w:val="18"/>
+                <w:szCs w:val="18"/>
+              </w:rPr>
+              <w:t>6</w:t>
+            </w:r>
+          </w:p>
+        </w:tc>
+        <w:tc>
+          <w:tcPr>
+            <w:tcW w:w="8460" w:type="dxa"/>
+            <w:tcBorders>
+              <w:top w:val="single" w:sz="4" w:space="0" w:color="8496B0"/>
+              <w:left w:val="single" w:sz="4" w:space="0" w:color="8496B0"/>
+              <w:bottom w:val="single" w:sz="4" w:space="0" w:color="8496B0"/>
+              <w:right w:val="single" w:sz="4" w:space="0" w:color="8496B0"/>
+            </w:tcBorders>
+            <w:tcMar>
+              <w:top w:w="50" w:type="dxa"/>
+              <w:left w:w="90" w:type="dxa"/>
+              <w:bottom w:w="50" w:type="dxa"/>
+              <w:right w:w="90" w:type="dxa"/>
+            </w:tcMar>
+          </w:tcPr>
+          <w:p>
+            <w:r>
+              <w:rPr>
+                <w:sz w:val="18"/>
+                <w:szCs w:val="18"/>
+              </w:rPr>
+              <w:t xml:space="preserve">Arma la respuesta con los materiales ordenados por código, el total y la fecha y hora del cálculo.</w:t>
+            </w:r>
+          </w:p>
+        </w:tc>
+      </w:tr>
+      <w:tr>
+        <w:tblPrEx>
+          <w:tblCellMar>
+            <w:top w:w="0" w:type="dxa"/>
+            <w:bottom w:w="0" w:type="dxa"/>
+          </w:tblCellMar>
+        </w:tblPrEx>
+        <w:trPr>
+          <w:cantSplit/>
+        </w:trPr>
+        <w:tc>
+          <w:tcPr>
+            <w:tcW w:w="900" w:type="dxa"/>
+            <w:tcBorders>
+              <w:top w:val="single" w:sz="4" w:space="0" w:color="8496B0"/>
+              <w:left w:val="single" w:sz="4" w:space="0" w:color="8496B0"/>
+              <w:bottom w:val="single" w:sz="4" w:space="0" w:color="8496B0"/>
+              <w:right w:val="single" w:sz="4" w:space="0" w:color="8496B0"/>
+            </w:tcBorders>
+            <w:tcMar>
+              <w:top w:w="50" w:type="dxa"/>
+              <w:left w:w="90" w:type="dxa"/>
+              <w:bottom w:w="50" w:type="dxa"/>
+              <w:right w:w="90" w:type="dxa"/>
+            </w:tcMar>
+          </w:tcPr>
+          <w:p>
+            <w:r>
+              <w:rPr>
+                <w:sz w:val="18"/>
+                <w:szCs w:val="18"/>
+              </w:rPr>
+              <w:t>7</w:t>
+            </w:r>
+          </w:p>
+        </w:tc>
+        <w:tc>
+          <w:tcPr>
+            <w:tcW w:w="8460" w:type="dxa"/>
+            <w:tcBorders>
+              <w:top w:val="single" w:sz="4" w:space="0" w:color="8496B0"/>
+              <w:left w:val="single" w:sz="4" w:space="0" w:color="8496B0"/>
+              <w:bottom w:val="single" w:sz="4" w:space="0" w:color="8496B0"/>
+              <w:right w:val="single" w:sz="4" w:space="0" w:color="8496B0"/>
+            </w:tcBorders>
+            <w:tcMar>
+              <w:top w:w="50" w:type="dxa"/>
+              <w:left w:w="90" w:type="dxa"/>
+              <w:bottom w:w="50" w:type="dxa"/>
+              <w:right w:w="90" w:type="dxa"/>
+            </w:tcMar>
+          </w:tcPr>
+          <w:p>
+            <w:r>
+              <w:rPr>
+                <w:sz w:val="18"/>
+                <w:szCs w:val="18"/>
+              </w:rPr>
+              <w:t xml:space="preserve">Registra la consulta en el registro de integraciones, con el consumidor, el código de respuesta y la latencia.</w:t>
+            </w:r>
+          </w:p>
+        </w:tc>
+      </w:tr>
+      <w:tr>
+        <w:tblPrEx>
+          <w:tblCellMar>
+            <w:top w:w="0" w:type="dxa"/>
+            <w:bottom w:w="0" w:type="dxa"/>
+          </w:tblCellMar>
+        </w:tblPrEx>
+        <w:trPr>
+          <w:cantSplit/>
+        </w:trPr>
+        <w:tc>
+          <w:tcPr>
+            <w:tcW w:w="900" w:type="dxa"/>
+            <w:tcBorders>
+              <w:top w:val="single" w:sz="4" w:space="0" w:color="8496B0"/>
+              <w:left w:val="single" w:sz="4" w:space="0" w:color="8496B0"/>
+              <w:bottom w:val="single" w:sz="4" w:space="0" w:color="8496B0"/>
+              <w:right w:val="single" w:sz="4" w:space="0" w:color="8496B0"/>
+            </w:tcBorders>
+            <w:tcMar>
+              <w:top w:w="50" w:type="dxa"/>
+              <w:left w:w="90" w:type="dxa"/>
+              <w:bottom w:w="50" w:type="dxa"/>
+              <w:right w:w="90" w:type="dxa"/>
+            </w:tcMar>
+          </w:tcPr>
+          <w:p>
+            <w:r>
+              <w:rPr>
+                <w:sz w:val="18"/>
+                <w:szCs w:val="18"/>
+              </w:rPr>
+              <w:t>8</w:t>
+            </w:r>
+          </w:p>
+        </w:tc>
+        <w:tc>
+          <w:tcPr>
+            <w:tcW w:w="8460" w:type="dxa"/>
+            <w:tcBorders>
+              <w:top w:val="single" w:sz="4" w:space="0" w:color="8496B0"/>
+              <w:left w:val="single" w:sz="4" w:space="0" w:color="8496B0"/>
+              <w:bottom w:val="single" w:sz="4" w:space="0" w:color="8496B0"/>
+              <w:right w:val="single" w:sz="4" w:space="0" w:color="8496B0"/>
+            </w:tcBorders>
+            <w:tcMar>
+              <w:top w:w="50" w:type="dxa"/>
+              <w:left w:w="90" w:type="dxa"/>
+              <w:bottom w:w="50" w:type="dxa"/>
+              <w:right w:w="90" w:type="dxa"/>
+            </w:tcMar>
+          </w:tcPr>
+          <w:p>
+            <w:r>
+              <w:rPr>
+                <w:sz w:val="18"/>
+                <w:szCs w:val="18"/>
+              </w:rPr>
+              <w:t xml:space="preserve">El proveedor prepara el despacho con las cantidades sugeridas.</w:t>
+            </w:r>
+          </w:p>
+        </w:tc>
+      </w:tr>
+    </w:tbl>
+    <w:p>
+      <w:pPr>
+        <w:spacing w:after="60"/>
+      </w:pPr>
+    </w:p>
+    <w:tbl>
+      <w:tblPr>
+        <w:tblW w:w="9360" w:type="dxa"/>
+        <w:tblBorders>
+          <w:top w:val="single" w:sz="4" w:space="0" w:color="auto"/>
+          <w:left w:val="single" w:sz="4" w:space="0" w:color="auto"/>
+          <w:bottom w:val="single" w:sz="4" w:space="0" w:color="auto"/>
+          <w:right w:val="single" w:sz="4" w:space="0" w:color="auto"/>
+          <w:insideH w:val="single" w:sz="4" w:space="0" w:color="auto"/>
+          <w:insideV w:val="single" w:sz="4" w:space="0" w:color="auto"/>
+        </w:tblBorders>
+        <w:tblCellMar>
+          <w:left w:w="10" w:type="dxa"/>
+          <w:right w:w="10" w:type="dxa"/>
+        </w:tblCellMar>
+        <w:tblLook w:val="04A0" w:firstRow="1" w:lastRow="0" w:firstColumn="1" w:lastColumn="0" w:noHBand="0" w:noVBand="1"/>
+      </w:tblPr>
+      <w:tblGrid>
+        <w:gridCol w:w="900"/>
+        <w:gridCol w:w="8460"/>
+      </w:tblGrid>
+      <w:tr>
+        <w:tblPrEx>
+          <w:tblCellMar>
+            <w:top w:w="0" w:type="dxa"/>
+            <w:bottom w:w="0" w:type="dxa"/>
+          </w:tblCellMar>
+        </w:tblPrEx>
+        <w:trPr>
+          <w:tblHeader/>
+        </w:trPr>
+        <w:tc>
+          <w:tcPr>
+            <w:tcW w:w="900" w:type="dxa"/>
+            <w:tcBorders>
+              <w:top w:val="single" w:sz="4" w:space="0" w:color="8496B0"/>
+              <w:left w:val="single" w:sz="4" w:space="0" w:color="8496B0"/>
+              <w:bottom w:val="single" w:sz="4" w:space="0" w:color="8496B0"/>
+              <w:right w:val="single" w:sz="4" w:space="0" w:color="8496B0"/>
+            </w:tcBorders>
+            <w:shd w:val="clear" w:color="auto" w:fill="DCE4EF"/>
+            <w:tcMar>
+              <w:top w:w="50" w:type="dxa"/>
+              <w:left w:w="90" w:type="dxa"/>
+              <w:bottom w:w="50" w:type="dxa"/>
+              <w:right w:w="90" w:type="dxa"/>
+            </w:tcMar>
+          </w:tcPr>
+          <w:p>
+            <w:r>
+              <w:rPr>
+                <w:b/>
+                <w:bCs/>
+                <w:sz w:val="18"/>
+                <w:szCs w:val="18"/>
+              </w:rPr>
+              <w:t>Ref.</w:t>
+            </w:r>
+          </w:p>
+        </w:tc>
+        <w:tc>
+          <w:tcPr>
+            <w:tcW w:w="8460" w:type="dxa"/>
+            <w:tcBorders>
+              <w:top w:val="single" w:sz="4" w:space="0" w:color="8496B0"/>
+              <w:left w:val="single" w:sz="4" w:space="0" w:color="8496B0"/>
+              <w:bottom w:val="single" w:sz="4" w:space="0" w:color="8496B0"/>
+              <w:right w:val="single" w:sz="4" w:space="0" w:color="8496B0"/>
+            </w:tcBorders>
+            <w:shd w:val="clear" w:color="auto" w:fill="DCE4EF"/>
+            <w:tcMar>
+              <w:top w:w="50" w:type="dxa"/>
+              <w:left w:w="90" w:type="dxa"/>
+              <w:bottom w:w="50" w:type="dxa"/>
+              <w:right w:w="90" w:type="dxa"/>
+            </w:tcMar>
+          </w:tcPr>
+          <w:p>
+            <w:r>
+              <w:rPr>
+                <w:b/>
+                <w:bCs/>
+                <w:sz w:val="18"/>
+                <w:szCs w:val="18"/>
+              </w:rPr>
+              <w:t>Flujo alternativo</w:t>
+            </w:r>
+          </w:p>
+        </w:tc>
+      </w:tr>
+      <w:tr>
+        <w:tblPrEx>
+          <w:tblCellMar>
+            <w:top w:w="0" w:type="dxa"/>
+            <w:bottom w:w="0" w:type="dxa"/>
+          </w:tblCellMar>
+        </w:tblPrEx>
+        <w:trPr>
+          <w:cantSplit/>
+        </w:trPr>
+        <w:tc>
+          <w:tcPr>
+            <w:tcW w:w="900" w:type="dxa"/>
+            <w:tcBorders>
+              <w:top w:val="single" w:sz="4" w:space="0" w:color="8496B0"/>
+              <w:left w:val="single" w:sz="4" w:space="0" w:color="8496B0"/>
+              <w:bottom w:val="single" w:sz="4" w:space="0" w:color="8496B0"/>
+              <w:right w:val="single" w:sz="4" w:space="0" w:color="8496B0"/>
+            </w:tcBorders>
+            <w:tcMar>
+              <w:top w:w="50" w:type="dxa"/>
+              <w:left w:w="90" w:type="dxa"/>
+              <w:bottom w:w="50" w:type="dxa"/>
+              <w:right w:w="90" w:type="dxa"/>
+            </w:tcMar>
+          </w:tcPr>
+          <w:p>
+            <w:r>
+              <w:rPr>
+                <w:sz w:val="18"/>
+                <w:szCs w:val="18"/>
+              </w:rPr>
+              <w:t>A1</w:t>
+            </w:r>
+          </w:p>
+        </w:tc>
+        <w:tc>
+          <w:tcPr>
+            <w:tcW w:w="8460" w:type="dxa"/>
+            <w:tcBorders>
+              <w:top w:val="single" w:sz="4" w:space="0" w:color="8496B0"/>
+              <w:left w:val="single" w:sz="4" w:space="0" w:color="8496B0"/>
+              <w:bottom w:val="single" w:sz="4" w:space="0" w:color="8496B0"/>
+              <w:right w:val="single" w:sz="4" w:space="0" w:color="8496B0"/>
+            </w:tcBorders>
+            <w:tcMar>
+              <w:top w:w="50" w:type="dxa"/>
+              <w:left w:w="90" w:type="dxa"/>
+              <w:bottom w:w="50" w:type="dxa"/>
+              <w:right w:w="90" w:type="dxa"/>
+            </w:tcMar>
+          </w:tcPr>
+          <w:p>
+            <w:r>
+              <w:rPr>
+                <w:sz w:val="18"/>
+                <w:szCs w:val="18"/>
+              </w:rPr>
+              <w:t xml:space="preserve">Un sistema externo sin restricción de servicios, por ejemplo un distribuidor, consulta la misma información con su propia clave. La documentación está en /api/publica/v1/docs/.</w:t>
+            </w:r>
+          </w:p>
+        </w:tc>
+      </w:tr>
+    </w:tbl>
+    <w:p>
+      <w:pPr>
+        <w:spacing w:after="60"/>
+      </w:pPr>
+    </w:p>
+    <w:tbl>
+      <w:tblPr>
+        <w:tblW w:w="9360" w:type="dxa"/>
+        <w:tblBorders>
+          <w:top w:val="single" w:sz="4" w:space="0" w:color="auto"/>
+          <w:left w:val="single" w:sz="4" w:space="0" w:color="auto"/>
+          <w:bottom w:val="single" w:sz="4" w:space="0" w:color="auto"/>
+          <w:right w:val="single" w:sz="4" w:space="0" w:color="auto"/>
+          <w:insideH w:val="single" w:sz="4" w:space="0" w:color="auto"/>
+          <w:insideV w:val="single" w:sz="4" w:space="0" w:color="auto"/>
+        </w:tblBorders>
+        <w:tblCellMar>
+          <w:left w:w="10" w:type="dxa"/>
+          <w:right w:w="10" w:type="dxa"/>
+        </w:tblCellMar>
+        <w:tblLook w:val="04A0" w:firstRow="1" w:lastRow="0" w:firstColumn="1" w:lastColumn="0" w:noHBand="0" w:noVBand="1"/>
+      </w:tblPr>
+      <w:tblGrid>
+        <w:gridCol w:w="900"/>
+        <w:gridCol w:w="8460"/>
+      </w:tblGrid>
+      <w:tr>
+        <w:tblPrEx>
+          <w:tblCellMar>
+            <w:top w:w="0" w:type="dxa"/>
+            <w:bottom w:w="0" w:type="dxa"/>
+          </w:tblCellMar>
+        </w:tblPrEx>
+        <w:trPr>
+          <w:tblHeader/>
+        </w:trPr>
+        <w:tc>
+          <w:tcPr>
+            <w:tcW w:w="900" w:type="dxa"/>
+            <w:tcBorders>
+              <w:top w:val="single" w:sz="4" w:space="0" w:color="8496B0"/>
+              <w:left w:val="single" w:sz="4" w:space="0" w:color="8496B0"/>
+              <w:bottom w:val="single" w:sz="4" w:space="0" w:color="8496B0"/>
+              <w:right w:val="single" w:sz="4" w:space="0" w:color="8496B0"/>
+            </w:tcBorders>
+            <w:shd w:val="clear" w:color="auto" w:fill="DCE4EF"/>
+            <w:tcMar>
+              <w:top w:w="50" w:type="dxa"/>
+              <w:left w:w="90" w:type="dxa"/>
+              <w:bottom w:w="50" w:type="dxa"/>
+              <w:right w:w="90" w:type="dxa"/>
+            </w:tcMar>
+          </w:tcPr>
+          <w:p>
+            <w:r>
+              <w:rPr>
+                <w:b/>
+                <w:bCs/>
+                <w:sz w:val="18"/>
+                <w:szCs w:val="18"/>
+              </w:rPr>
+              <w:t>Ref.</w:t>
+            </w:r>
+          </w:p>
+        </w:tc>
+        <w:tc>
+          <w:tcPr>
+            <w:tcW w:w="8460" w:type="dxa"/>
+            <w:tcBorders>
+              <w:top w:val="single" w:sz="4" w:space="0" w:color="8496B0"/>
+              <w:left w:val="single" w:sz="4" w:space="0" w:color="8496B0"/>
+              <w:bottom w:val="single" w:sz="4" w:space="0" w:color="8496B0"/>
+              <w:right w:val="single" w:sz="4" w:space="0" w:color="8496B0"/>
+            </w:tcBorders>
+            <w:shd w:val="clear" w:color="auto" w:fill="DCE4EF"/>
+            <w:tcMar>
+              <w:top w:w="50" w:type="dxa"/>
+              <w:left w:w="90" w:type="dxa"/>
+              <w:bottom w:w="50" w:type="dxa"/>
+              <w:right w:w="90" w:type="dxa"/>
+            </w:tcMar>
+          </w:tcPr>
+          <w:p>
+            <w:r>
+              <w:rPr>
+                <w:b/>
+                <w:bCs/>
+                <w:sz w:val="18"/>
+                <w:szCs w:val="18"/>
+              </w:rPr>
+              <w:t>Excepción</w:t>
+            </w:r>
+          </w:p>
+        </w:tc>
+      </w:tr>
+      <w:tr>
+        <w:tblPrEx>
+          <w:tblCellMar>
+            <w:top w:w="0" w:type="dxa"/>
+            <w:bottom w:w="0" w:type="dxa"/>
+          </w:tblCellMar>
+        </w:tblPrEx>
+        <w:trPr>
+          <w:cantSplit/>
+        </w:trPr>
+        <w:tc>
+          <w:tcPr>
+            <w:tcW w:w="900" w:type="dxa"/>
+            <w:tcBorders>
+              <w:top w:val="single" w:sz="4" w:space="0" w:color="8496B0"/>
+              <w:left w:val="single" w:sz="4" w:space="0" w:color="8496B0"/>
+              <w:bottom w:val="single" w:sz="4" w:space="0" w:color="8496B0"/>
+              <w:right w:val="single" w:sz="4" w:space="0" w:color="8496B0"/>
+            </w:tcBorders>
+            <w:tcMar>
+              <w:top w:w="50" w:type="dxa"/>
+              <w:left w:w="90" w:type="dxa"/>
+              <w:bottom w:w="50" w:type="dxa"/>
+              <w:right w:w="90" w:type="dxa"/>
+            </w:tcMar>
+          </w:tcPr>
+          <w:p>
+            <w:r>
+              <w:rPr>
+                <w:sz w:val="18"/>
+                <w:szCs w:val="18"/>
+              </w:rPr>
+              <w:t>E1</w:t>
+            </w:r>
+          </w:p>
+        </w:tc>
+        <w:tc>
+          <w:tcPr>
+            <w:tcW w:w="8460" w:type="dxa"/>
+            <w:tcBorders>
+              <w:top w:val="single" w:sz="4" w:space="0" w:color="8496B0"/>
+              <w:left w:val="single" w:sz="4" w:space="0" w:color="8496B0"/>
+              <w:bottom w:val="single" w:sz="4" w:space="0" w:color="8496B0"/>
+              <w:right w:val="single" w:sz="4" w:space="0" w:color="8496B0"/>
+            </w:tcBorders>
+            <w:tcMar>
+              <w:top w:w="50" w:type="dxa"/>
+              <w:left w:w="90" w:type="dxa"/>
+              <w:bottom w:w="50" w:type="dxa"/>
+              <w:right w:w="90" w:type="dxa"/>
+            </w:tcMar>
+          </w:tcPr>
+          <w:p>
+            <w:r>
+              <w:rPr>
+                <w:sz w:val="18"/>
+                <w:szCs w:val="18"/>
+              </w:rPr>
+              <w:t xml:space="preserve">Falta la clave o no es válida: el sistema responde 401. Si la clave no tiene el servicio de materiales, como las del portal web, responde 403 sin entregar información de inventario.</w:t>
+            </w:r>
+          </w:p>
+        </w:tc>
+      </w:tr>
+      <w:tr>
+        <w:tblPrEx>
+          <w:tblCellMar>
+            <w:top w:w="0" w:type="dxa"/>
+            <w:bottom w:w="0" w:type="dxa"/>
+          </w:tblCellMar>
+        </w:tblPrEx>
+        <w:trPr>
+          <w:cantSplit/>
+        </w:trPr>
+        <w:tc>
+          <w:tcPr>
+            <w:tcW w:w="900" w:type="dxa"/>
+            <w:tcBorders>
+              <w:top w:val="single" w:sz="4" w:space="0" w:color="8496B0"/>
+              <w:left w:val="single" w:sz="4" w:space="0" w:color="8496B0"/>
+              <w:bottom w:val="single" w:sz="4" w:space="0" w:color="8496B0"/>
+              <w:right w:val="single" w:sz="4" w:space="0" w:color="8496B0"/>
+            </w:tcBorders>
+            <w:tcMar>
+              <w:top w:w="50" w:type="dxa"/>
+              <w:left w:w="90" w:type="dxa"/>
+              <w:bottom w:w="50" w:type="dxa"/>
+              <w:right w:w="90" w:type="dxa"/>
+            </w:tcMar>
+          </w:tcPr>
+          <w:p>
+            <w:r>
+              <w:rPr>
+                <w:sz w:val="18"/>
+                <w:szCs w:val="18"/>
+              </w:rPr>
+              <w:t>E2</w:t>
+            </w:r>
+          </w:p>
+        </w:tc>
+        <w:tc>
+          <w:tcPr>
+            <w:tcW w:w="8460" w:type="dxa"/>
+            <w:tcBorders>
+              <w:top w:val="single" w:sz="4" w:space="0" w:color="8496B0"/>
+              <w:left w:val="single" w:sz="4" w:space="0" w:color="8496B0"/>
+              <w:bottom w:val="single" w:sz="4" w:space="0" w:color="8496B0"/>
+              <w:right w:val="single" w:sz="4" w:space="0" w:color="8496B0"/>
+            </w:tcBorders>
+            <w:tcMar>
+              <w:top w:w="50" w:type="dxa"/>
+              <w:left w:w="90" w:type="dxa"/>
+              <w:bottom w:w="50" w:type="dxa"/>
+              <w:right w:w="90" w:type="dxa"/>
+            </w:tcMar>
+          </w:tcPr>
+          <w:p>
+            <w:r>
+              <w:rPr>
+                <w:sz w:val="18"/>
+                <w:szCs w:val="18"/>
+              </w:rPr>
+              <w:t xml:space="preserve">Ningún material está bajo su stock mínimo: responde una lista vacía, con el total en cero y la fecha y hora del cálculo.</w:t>
+            </w:r>
+          </w:p>
+        </w:tc>
+      </w:tr>
+      <w:tr>
+        <w:tblPrEx>
+          <w:tblCellMar>
+            <w:top w:w="0" w:type="dxa"/>
+            <w:bottom w:w="0" w:type="dxa"/>
+          </w:tblCellMar>
+        </w:tblPrEx>
+        <w:trPr>
+          <w:cantSplit/>
+        </w:trPr>
+        <w:tc>
+          <w:tcPr>
+            <w:tcW w:w="900" w:type="dxa"/>
+            <w:tcBorders>
+              <w:top w:val="single" w:sz="4" w:space="0" w:color="8496B0"/>
+              <w:left w:val="single" w:sz="4" w:space="0" w:color="8496B0"/>
+              <w:bottom w:val="single" w:sz="4" w:space="0" w:color="8496B0"/>
+              <w:right w:val="single" w:sz="4" w:space="0" w:color="8496B0"/>
+            </w:tcBorders>
+            <w:tcMar>
+              <w:top w:w="50" w:type="dxa"/>
+              <w:left w:w="90" w:type="dxa"/>
+              <w:bottom w:w="50" w:type="dxa"/>
+              <w:right w:w="90" w:type="dxa"/>
+            </w:tcMar>
+          </w:tcPr>
+          <w:p>
+            <w:r>
+              <w:rPr>
+                <w:sz w:val="18"/>
+                <w:szCs w:val="18"/>
+              </w:rPr>
+              <w:t>E3</w:t>
+            </w:r>
+          </w:p>
+        </w:tc>
+        <w:tc>
+          <w:tcPr>
+            <w:tcW w:w="8460" w:type="dxa"/>
+            <w:tcBorders>
+              <w:top w:val="single" w:sz="4" w:space="0" w:color="8496B0"/>
+              <w:left w:val="single" w:sz="4" w:space="0" w:color="8496B0"/>
+              <w:bottom w:val="single" w:sz="4" w:space="0" w:color="8496B0"/>
+              <w:right w:val="single" w:sz="4" w:space="0" w:color="8496B0"/>
+            </w:tcBorders>
+            <w:tcMar>
+              <w:top w:w="50" w:type="dxa"/>
+              <w:left w:w="90" w:type="dxa"/>
+              <w:bottom w:w="50" w:type="dxa"/>
+              <w:right w:w="90" w:type="dxa"/>
+            </w:tcMar>
+          </w:tcPr>
+          <w:p>
+            <w:r>
+              <w:rPr>
+                <w:sz w:val="18"/>
+                <w:szCs w:val="18"/>
+              </w:rPr>
+              <w:t xml:space="preserve">La misma clave supera las 60 consultas por minuto: responde 429 hasta que se libere el cupo.</w:t>
+            </w:r>
+          </w:p>
+        </w:tc>
+      </w:tr>
+    </w:tbl>
+    <w:p>
+      <w:pPr>
+        <w:spacing w:after="60"/>
+      </w:pPr>
+    </w:p>
+    <w:p>
+      <w:pPr>
         <w:pStyle w:val="Ttulo1"/>
         <w:pageBreakBefore/>
       </w:pPr>
@@ -50755,7 +51925,7 @@
                 <w:sz w:val="18"/>
                 <w:szCs w:val="18"/>
               </w:rPr>
-              <w:t>RF-REP-01 a 06, RF-INT-01 a 04, RF-OT-12, RF-COM-18</w:t>
+              <w:t xml:space="preserve">RF-REP-01 a 06, RF-INT-01 a 04, RF-OT-12, RF-COM-18, RF-INV-09</w:t>
             </w:r>
           </w:p>
         </w:tc>
@@ -50781,7 +51951,7 @@
                 <w:sz w:val="18"/>
                 <w:szCs w:val="18"/>
               </w:rPr>
-              <w:t>CU-REP-01 a 07</w:t>
+              <w:t xml:space="preserve">CU-REP-01 a 08</w:t>
             </w:r>
           </w:p>
         </w:tc>
@@ -50807,7 +51977,7 @@
                 <w:sz w:val="18"/>
                 <w:szCs w:val="18"/>
               </w:rPr>
-              <w:t>HU-15, HU-16 (APIs públicas); el resto sin historia propia</w:t>
+              <w:t xml:space="preserve">HU-15, HU-16, HU-17 (APIs públicas); el resto sin historia propia</w:t>
             </w:r>
           </w:p>
         </w:tc>
@@ -50833,14 +52003,7 @@
                 <w:sz w:val="18"/>
                 <w:szCs w:val="18"/>
               </w:rPr>
-              <w:t>reportes/tests.py, configuracion/tests.py, api_publica/test</w:t>
-            </w:r>
-            <w:r>
-              <w:rPr>
-                <w:sz w:val="18"/>
-                <w:szCs w:val="18"/>
-              </w:rPr>
-              <w:t>s.py, api_publica/test_cotizador.py; avisos y pendientes también en comercial/test_flujo.py, calidad/test_flujo.py, pagos/tests.py e inventario/test_flujo.py</w:t>
+              <w:t xml:space="preserve">reportes/tests.py, configuracion/tests.py, api_publica/tests.py, api_publica/test_cotizador.py, api_publica/test_materiales.py; avisos y pendientes también en comercial/test_flujo.py, calidad/test_flujo.py, pagos/tests.py e inventario/test_flujo.py</w:t>
             </w:r>
           </w:p>
         </w:tc>
@@ -50857,10 +52020,7 @@
         <w:jc w:val="both"/>
       </w:pPr>
       <w:r>
-        <w:t>Los reportes, la observabilidad de integraciones, la bandeja de pendientes y los avisos entre roles no tenían historia de usuario en el product backlog: se incorporaron durante el desarrollo. Las APIs públicas sí tienen historia: HU-15 (seguimiento) y HU-1</w:t>
-      </w:r>
-      <w:r>
-        <w:t>6 (cotizador). La bandeja (CU-REP-04) no deriva de un RF de la ERS-01 y se registra como mejora de usabilidad. La relación detallada entre reglas de negocio, requerimientos, casos de uso, historias y pruebas está en la sección 11 de la ERS-01.</w:t>
+        <w:t xml:space="preserve">Los reportes, la observabilidad de integraciones, la bandeja de pendientes y los avisos entre roles no tenían historia de usuario en el product backlog: se incorporaron durante el desarrollo. Las APIs públicas sí tienen historia: HU-15 (seguimiento), HU-16 (cotizador) y HU-17 (disponibilidad de materiales). La bandeja (CU-REP-04) no deriva de un RF de la ERS-01 y se registra como mejora de usabilidad. La relación detallada entre reglas de negocio, requerimientos, casos de uso, historias y pruebas está en la sección 11 de la ERS-01.</w:t>
       </w:r>
     </w:p>
     <w:p>
@@ -51868,6 +53028,121 @@
                 <w:szCs w:val="20"/>
               </w:rPr>
               <w:t>APIs públicas propias: casos CU-REP-06 (seguimiento de pedidos) y CU-REP-07 (cotizador) con su especificación detallada, actor Sistema externo, diagrama del paquete 10, inventario (86 casos, 15 nuevos) y matriz de trazabilidad.</w:t>
+            </w:r>
+          </w:p>
+        </w:tc>
+      </w:tr>
+      <w:tr>
+        <w:tblPrEx>
+          <w:tblCellMar>
+            <w:top w:w="0" w:type="dxa"/>
+            <w:bottom w:w="0" w:type="dxa"/>
+          </w:tblCellMar>
+        </w:tblPrEx>
+        <w:trPr>
+          <w:cantSplit/>
+        </w:trPr>
+        <w:tc>
+          <w:tcPr>
+            <w:tcW w:w="1000" w:type="dxa"/>
+            <w:tcBorders>
+              <w:top w:val="single" w:sz="4" w:space="0" w:color="8496B0"/>
+              <w:left w:val="single" w:sz="4" w:space="0" w:color="8496B0"/>
+              <w:bottom w:val="single" w:sz="4" w:space="0" w:color="8496B0"/>
+              <w:right w:val="single" w:sz="4" w:space="0" w:color="8496B0"/>
+            </w:tcBorders>
+            <w:tcMar>
+              <w:top w:w="50" w:type="dxa"/>
+              <w:left w:w="90" w:type="dxa"/>
+              <w:bottom w:w="50" w:type="dxa"/>
+              <w:right w:w="90" w:type="dxa"/>
+            </w:tcMar>
+          </w:tcPr>
+          <w:p>
+            <w:r>
+              <w:rPr>
+                <w:sz w:val="20"/>
+                <w:szCs w:val="20"/>
+              </w:rPr>
+              <w:t xml:space="preserve">2.4</w:t>
+            </w:r>
+          </w:p>
+        </w:tc>
+        <w:tc>
+          <w:tcPr>
+            <w:tcW w:w="1700" w:type="dxa"/>
+            <w:tcBorders>
+              <w:top w:val="single" w:sz="4" w:space="0" w:color="8496B0"/>
+              <w:left w:val="single" w:sz="4" w:space="0" w:color="8496B0"/>
+              <w:bottom w:val="single" w:sz="4" w:space="0" w:color="8496B0"/>
+              <w:right w:val="single" w:sz="4" w:space="0" w:color="8496B0"/>
+            </w:tcBorders>
+            <w:tcMar>
+              <w:top w:w="50" w:type="dxa"/>
+              <w:left w:w="90" w:type="dxa"/>
+              <w:bottom w:w="50" w:type="dxa"/>
+              <w:right w:w="90" w:type="dxa"/>
+            </w:tcMar>
+          </w:tcPr>
+          <w:p>
+            <w:r>
+              <w:rPr>
+                <w:sz w:val="20"/>
+                <w:szCs w:val="20"/>
+              </w:rPr>
+              <w:t xml:space="preserve">22-10-2026</w:t>
+            </w:r>
+          </w:p>
+        </w:tc>
+        <w:tc>
+          <w:tcPr>
+            <w:tcW w:w="2300" w:type="dxa"/>
+            <w:tcBorders>
+              <w:top w:val="single" w:sz="4" w:space="0" w:color="8496B0"/>
+              <w:left w:val="single" w:sz="4" w:space="0" w:color="8496B0"/>
+              <w:bottom w:val="single" w:sz="4" w:space="0" w:color="8496B0"/>
+              <w:right w:val="single" w:sz="4" w:space="0" w:color="8496B0"/>
+            </w:tcBorders>
+            <w:tcMar>
+              <w:top w:w="50" w:type="dxa"/>
+              <w:left w:w="90" w:type="dxa"/>
+              <w:bottom w:w="50" w:type="dxa"/>
+              <w:right w:w="90" w:type="dxa"/>
+            </w:tcMar>
+          </w:tcPr>
+          <w:p>
+            <w:r>
+              <w:rPr>
+                <w:sz w:val="20"/>
+                <w:szCs w:val="20"/>
+              </w:rPr>
+              <w:t xml:space="preserve">Camila Olivares</w:t>
+            </w:r>
+          </w:p>
+        </w:tc>
+        <w:tc>
+          <w:tcPr>
+            <w:tcW w:w="4360" w:type="dxa"/>
+            <w:tcBorders>
+              <w:top w:val="single" w:sz="4" w:space="0" w:color="8496B0"/>
+              <w:left w:val="single" w:sz="4" w:space="0" w:color="8496B0"/>
+              <w:bottom w:val="single" w:sz="4" w:space="0" w:color="8496B0"/>
+              <w:right w:val="single" w:sz="4" w:space="0" w:color="8496B0"/>
+            </w:tcBorders>
+            <w:tcMar>
+              <w:top w:w="50" w:type="dxa"/>
+              <w:left w:w="90" w:type="dxa"/>
+              <w:bottom w:w="50" w:type="dxa"/>
+              <w:right w:w="90" w:type="dxa"/>
+            </w:tcMar>
+          </w:tcPr>
+          <w:p>
+            <w:r>
+              <w:rPr>
+                <w:sz w:val="20"/>
+                <w:szCs w:val="20"/>
+              </w:rPr>
+              <w:t xml:space="preserve">Tercera API pública propia: caso CU-REP-08 (disponibilidad de materiales) con su especificación detallada, actor proveedor autorizado en el diagrama del paquete 10, inventario (87 casos, 16 nuevos) y matriz de trazabilidad con HU-17 y RF-INV-09.</w:t>
             </w:r>
           </w:p>
         </w:tc>
@@ -52050,7 +53325,7 @@
         <w:sz w:val="16"/>
         <w:szCs w:val="16"/>
       </w:rPr>
-      <w:t>SITRAFO · CU-01 Modelo de Casos de Uso · v2.3</w:t>
+      <w:t xml:space="preserve">SITRAFO · CU-01 Modelo de Casos de Uso · v2.4</w:t>
     </w:r>
   </w:p>
 </w:hdr>
